--- a/kursach/TishinKursach.docx
+++ b/kursach/TishinKursach.docx
@@ -12,36 +12,36 @@
           <w:szCs w:val="28"/>
         </w:rPr>
       </w:pPr>
+      <w:r>
+        <w:rPr>
+          <w:rFonts w:ascii="Times New Roman" w:hAnsi="Times New Roman" w:cs="Times New Roman"/>
+          <w:b/>
+          <w:sz w:val="28"/>
+          <w:szCs w:val="28"/>
+        </w:rPr>
+        <w:t xml:space="preserve">  </w:t>
+      </w:r>
+      <w:r>
+        <w:rPr>
+          <w:rFonts w:ascii="Times New Roman" w:hAnsi="Times New Roman" w:cs="Times New Roman"/>
+          <w:b/>
+          <w:sz w:val="28"/>
+          <w:szCs w:val="28"/>
+        </w:rPr>
+        <w:t>Национальный исследовательский ядерный университет «МИФИ»</w:t>
+      </w:r>
+    </w:p>
+    <w:p>
+      <w:pPr>
+        <w:jc w:val="center"/>
+        <w:rPr>
+          <w:rFonts w:ascii="Times New Roman" w:hAnsi="Times New Roman" w:cs="Times New Roman"/>
+          <w:sz w:val="28"/>
+          <w:szCs w:val="32"/>
+        </w:rPr>
+      </w:pPr>
       <w:bookmarkStart w:id="0" w:name="_Hlk224032950"/>
       <w:bookmarkEnd w:id="0"/>
-      <w:r>
-        <w:rPr>
-          <w:rFonts w:ascii="Times New Roman" w:hAnsi="Times New Roman" w:cs="Times New Roman"/>
-          <w:b/>
-          <w:sz w:val="28"/>
-          <w:szCs w:val="28"/>
-        </w:rPr>
-        <w:t xml:space="preserve">  </w:t>
-      </w:r>
-      <w:r>
-        <w:rPr>
-          <w:rFonts w:ascii="Times New Roman" w:hAnsi="Times New Roman" w:cs="Times New Roman"/>
-          <w:b/>
-          <w:sz w:val="28"/>
-          <w:szCs w:val="28"/>
-        </w:rPr>
-        <w:t>Национальный исследовательский ядерный университет «МИФИ»</w:t>
-      </w:r>
-    </w:p>
-    <w:p>
-      <w:pPr>
-        <w:jc w:val="center"/>
-        <w:rPr>
-          <w:rFonts w:ascii="Times New Roman" w:hAnsi="Times New Roman" w:cs="Times New Roman"/>
-          <w:sz w:val="28"/>
-          <w:szCs w:val="32"/>
-        </w:rPr>
-      </w:pPr>
     </w:p>
     <w:p>
       <w:pPr>
@@ -201,7 +201,6 @@
     <w:p>
       <w:pPr>
         <w:spacing w:after="160" w:line="259" w:lineRule="auto"/>
-        <w:jc w:val="center"/>
         <w:rPr>
           <w:rFonts w:ascii="Times New Roman" w:hAnsi="Times New Roman" w:cs="Times New Roman"/>
           <w:sz w:val="28"/>
@@ -212,170 +211,30 @@
     <w:p>
       <w:pPr>
         <w:spacing w:after="160" w:line="259" w:lineRule="auto"/>
-        <w:jc w:val="center"/>
+        <w:jc w:val="both"/>
         <w:rPr>
           <w:rFonts w:ascii="Times New Roman" w:hAnsi="Times New Roman" w:cs="Times New Roman"/>
           <w:sz w:val="28"/>
           <w:szCs w:val="32"/>
         </w:rPr>
       </w:pPr>
+      <w:r>
+        <w:rPr>
+          <w:rFonts w:ascii="Times New Roman" w:hAnsi="Times New Roman" w:cs="Times New Roman"/>
+          <w:sz w:val="28"/>
+          <w:szCs w:val="32"/>
+        </w:rPr>
+        <w:br w:type="page"/>
+      </w:r>
     </w:p>
     <w:p>
       <w:pPr>
         <w:spacing w:after="160" w:line="259" w:lineRule="auto"/>
-        <w:jc w:val="center"/>
+        <w:jc w:val="both"/>
         <w:rPr>
           <w:rFonts w:ascii="Times New Roman" w:hAnsi="Times New Roman" w:cs="Times New Roman"/>
           <w:sz w:val="28"/>
           <w:szCs w:val="32"/>
-        </w:rPr>
-      </w:pPr>
-    </w:p>
-    <w:p>
-      <w:pPr>
-        <w:spacing w:after="160" w:line="259" w:lineRule="auto"/>
-        <w:jc w:val="center"/>
-        <w:rPr>
-          <w:rFonts w:ascii="Times New Roman" w:hAnsi="Times New Roman" w:cs="Times New Roman"/>
-          <w:sz w:val="28"/>
-          <w:szCs w:val="32"/>
-        </w:rPr>
-      </w:pPr>
-    </w:p>
-    <w:p>
-      <w:pPr>
-        <w:spacing w:after="160" w:line="259" w:lineRule="auto"/>
-        <w:jc w:val="center"/>
-        <w:rPr>
-          <w:rFonts w:ascii="Times New Roman" w:hAnsi="Times New Roman" w:cs="Times New Roman"/>
-          <w:sz w:val="28"/>
-          <w:szCs w:val="32"/>
-        </w:rPr>
-      </w:pPr>
-    </w:p>
-    <w:p>
-      <w:pPr>
-        <w:spacing w:after="160" w:line="259" w:lineRule="auto"/>
-        <w:jc w:val="center"/>
-        <w:rPr>
-          <w:rFonts w:ascii="Times New Roman" w:hAnsi="Times New Roman" w:cs="Times New Roman"/>
-          <w:sz w:val="28"/>
-          <w:szCs w:val="32"/>
-        </w:rPr>
-      </w:pPr>
-    </w:p>
-    <w:p>
-      <w:pPr>
-        <w:spacing w:after="160" w:line="259" w:lineRule="auto"/>
-        <w:jc w:val="center"/>
-        <w:rPr>
-          <w:rFonts w:ascii="Times New Roman" w:hAnsi="Times New Roman" w:cs="Times New Roman"/>
-          <w:sz w:val="28"/>
-          <w:szCs w:val="32"/>
-        </w:rPr>
-      </w:pPr>
-    </w:p>
-    <w:p>
-      <w:pPr>
-        <w:spacing w:after="160" w:line="259" w:lineRule="auto"/>
-        <w:jc w:val="center"/>
-        <w:rPr>
-          <w:rFonts w:ascii="Times New Roman" w:hAnsi="Times New Roman" w:cs="Times New Roman"/>
-          <w:sz w:val="28"/>
-          <w:szCs w:val="32"/>
-        </w:rPr>
-      </w:pPr>
-    </w:p>
-    <w:p>
-      <w:pPr>
-        <w:spacing w:after="160" w:line="259" w:lineRule="auto"/>
-        <w:jc w:val="center"/>
-        <w:rPr>
-          <w:rFonts w:ascii="Times New Roman" w:hAnsi="Times New Roman" w:cs="Times New Roman"/>
-          <w:sz w:val="28"/>
-          <w:szCs w:val="32"/>
-        </w:rPr>
-      </w:pPr>
-    </w:p>
-    <w:p>
-      <w:pPr>
-        <w:spacing w:after="160" w:line="259" w:lineRule="auto"/>
-        <w:jc w:val="center"/>
-        <w:rPr>
-          <w:rFonts w:ascii="Times New Roman" w:hAnsi="Times New Roman" w:cs="Times New Roman"/>
-          <w:sz w:val="28"/>
-          <w:szCs w:val="32"/>
-        </w:rPr>
-      </w:pPr>
-    </w:p>
-    <w:p>
-      <w:pPr>
-        <w:spacing w:after="160" w:line="259" w:lineRule="auto"/>
-        <w:jc w:val="center"/>
-        <w:rPr>
-          <w:rFonts w:ascii="Times New Roman" w:hAnsi="Times New Roman" w:cs="Times New Roman"/>
-          <w:sz w:val="28"/>
-          <w:szCs w:val="32"/>
-        </w:rPr>
-      </w:pPr>
-    </w:p>
-    <w:p>
-      <w:pPr>
-        <w:spacing w:after="160" w:line="259" w:lineRule="auto"/>
-        <w:jc w:val="center"/>
-        <w:rPr>
-          <w:rFonts w:ascii="Times New Roman" w:hAnsi="Times New Roman" w:cs="Times New Roman"/>
-          <w:sz w:val="28"/>
-          <w:szCs w:val="32"/>
-        </w:rPr>
-      </w:pPr>
-    </w:p>
-    <w:p>
-      <w:pPr>
-        <w:spacing w:after="160" w:line="259" w:lineRule="auto"/>
-        <w:jc w:val="center"/>
-        <w:rPr>
-          <w:rFonts w:ascii="Times New Roman" w:hAnsi="Times New Roman" w:cs="Times New Roman"/>
-          <w:sz w:val="28"/>
-          <w:szCs w:val="32"/>
-        </w:rPr>
-      </w:pPr>
-    </w:p>
-    <w:p>
-      <w:pPr>
-        <w:spacing w:after="160" w:line="259" w:lineRule="auto"/>
-        <w:jc w:val="center"/>
-        <w:rPr>
-          <w:rFonts w:ascii="Times New Roman" w:hAnsi="Times New Roman" w:cs="Times New Roman"/>
-          <w:sz w:val="28"/>
-          <w:szCs w:val="32"/>
-        </w:rPr>
-      </w:pPr>
-      <w:r>
-        <w:rPr>
-          <w:rFonts w:ascii="Times New Roman" w:hAnsi="Times New Roman" w:cs="Times New Roman"/>
-          <w:sz w:val="28"/>
-          <w:szCs w:val="32"/>
-        </w:rPr>
-        <w:t>Москва, 2025</w:t>
-      </w:r>
-      <w:r>
-        <w:rPr>
-          <w:rFonts w:ascii="Times New Roman" w:hAnsi="Times New Roman" w:cs="Times New Roman"/>
-          <w:sz w:val="28"/>
-          <w:szCs w:val="32"/>
-        </w:rPr>
-        <w:br w:type="page"/>
-      </w:r>
-    </w:p>
-    <w:p>
-      <w:pPr>
-        <w:jc w:val="both"/>
-        <w:rPr>
-          <w:rFonts w:ascii="Times New Roman" w:hAnsi="Times New Roman" w:cs="Times New Roman"/>
-          <w:sz w:val="28"/>
-          <w:szCs w:val="32"/>
-          <w:lang w:val="en-US"/>
         </w:rPr>
       </w:pPr>
       <w:r>
@@ -386,9 +245,17 @@
         </w:rPr>
         <w:lastRenderedPageBreak/>
         <w:drawing>
-          <wp:inline distT="0" distB="0" distL="0" distR="0" wp14:anchorId="18C3FC6B" wp14:editId="31B7662B">
-            <wp:extent cx="5731510" cy="8776970"/>
-            <wp:effectExtent l="0" t="0" r="2540" b="5080"/>
+          <wp:anchor distT="0" distB="0" distL="114300" distR="114300" simplePos="0" relativeHeight="251696128" behindDoc="1" locked="0" layoutInCell="1" allowOverlap="1" wp14:anchorId="18C3FC6B" wp14:editId="766EBAF9">
+            <wp:simplePos x="0" y="0"/>
+            <wp:positionH relativeFrom="page">
+              <wp:align>right</wp:align>
+            </wp:positionH>
+            <wp:positionV relativeFrom="page">
+              <wp:align>top</wp:align>
+            </wp:positionV>
+            <wp:extent cx="7537450" cy="9851666"/>
+            <wp:effectExtent l="0" t="0" r="6350" b="0"/>
+            <wp:wrapNone/>
             <wp:docPr id="70" name="Рисунок 70"/>
             <wp:cNvGraphicFramePr>
               <a:graphicFrameLocks xmlns:a="http://schemas.openxmlformats.org/drawingml/2006/main" noChangeAspect="1"/>
@@ -401,7 +268,13 @@
                     <pic:cNvPicPr/>
                   </pic:nvPicPr>
                   <pic:blipFill>
-                    <a:blip r:embed="rId8" cstate="print"/>
+                    <a:blip r:embed="rId8" cstate="print">
+                      <a:extLst>
+                        <a:ext uri="{28A0092B-C50C-407E-A947-70E740481C1C}">
+                          <a14:useLocalDpi xmlns:a14="http://schemas.microsoft.com/office/drawing/2010/main" val="0"/>
+                        </a:ext>
+                      </a:extLst>
+                    </a:blip>
                     <a:stretch>
                       <a:fillRect/>
                     </a:stretch>
@@ -409,7 +282,7 @@
                   <pic:spPr>
                     <a:xfrm>
                       <a:off x="0" y="0"/>
-                      <a:ext cx="5731510" cy="8776970"/>
+                      <a:ext cx="7548684" cy="9866349"/>
                     </a:xfrm>
                     <a:prstGeom prst="rect">
                       <a:avLst/>
@@ -418,7 +291,13 @@
                 </pic:pic>
               </a:graphicData>
             </a:graphic>
-          </wp:inline>
+            <wp14:sizeRelH relativeFrom="margin">
+              <wp14:pctWidth>0</wp14:pctWidth>
+            </wp14:sizeRelH>
+            <wp14:sizeRelV relativeFrom="margin">
+              <wp14:pctHeight>0</wp14:pctHeight>
+            </wp14:sizeRelV>
+          </wp:anchor>
         </w:drawing>
       </w:r>
     </w:p>
@@ -430,18 +309,283 @@
           <w:rFonts w:ascii="Times New Roman" w:hAnsi="Times New Roman" w:cs="Times New Roman"/>
           <w:sz w:val="28"/>
           <w:szCs w:val="32"/>
-          <w:lang w:val="en-US"/>
-        </w:rPr>
-      </w:pPr>
-      <w:r>
+        </w:rPr>
+      </w:pPr>
+    </w:p>
+    <w:p>
+      <w:pPr>
+        <w:spacing w:after="160" w:line="259" w:lineRule="auto"/>
+        <w:jc w:val="both"/>
         <w:rPr>
           <w:rFonts w:ascii="Times New Roman" w:hAnsi="Times New Roman" w:cs="Times New Roman"/>
           <w:sz w:val="28"/>
           <w:szCs w:val="32"/>
-          <w:lang w:val="en-US"/>
-        </w:rPr>
-        <w:br w:type="page"/>
-      </w:r>
+        </w:rPr>
+      </w:pPr>
+    </w:p>
+    <w:p>
+      <w:pPr>
+        <w:spacing w:after="160" w:line="259" w:lineRule="auto"/>
+        <w:jc w:val="both"/>
+        <w:rPr>
+          <w:rFonts w:ascii="Times New Roman" w:hAnsi="Times New Roman" w:cs="Times New Roman"/>
+          <w:sz w:val="28"/>
+          <w:szCs w:val="32"/>
+        </w:rPr>
+      </w:pPr>
+    </w:p>
+    <w:p>
+      <w:pPr>
+        <w:spacing w:after="160" w:line="259" w:lineRule="auto"/>
+        <w:jc w:val="both"/>
+        <w:rPr>
+          <w:rFonts w:ascii="Times New Roman" w:hAnsi="Times New Roman" w:cs="Times New Roman"/>
+          <w:sz w:val="28"/>
+          <w:szCs w:val="32"/>
+        </w:rPr>
+      </w:pPr>
+    </w:p>
+    <w:p>
+      <w:pPr>
+        <w:spacing w:after="160" w:line="259" w:lineRule="auto"/>
+        <w:jc w:val="both"/>
+        <w:rPr>
+          <w:rFonts w:ascii="Times New Roman" w:hAnsi="Times New Roman" w:cs="Times New Roman"/>
+          <w:sz w:val="28"/>
+          <w:szCs w:val="32"/>
+        </w:rPr>
+      </w:pPr>
+    </w:p>
+    <w:p>
+      <w:pPr>
+        <w:spacing w:after="160" w:line="259" w:lineRule="auto"/>
+        <w:jc w:val="both"/>
+        <w:rPr>
+          <w:rFonts w:ascii="Times New Roman" w:hAnsi="Times New Roman" w:cs="Times New Roman"/>
+          <w:sz w:val="28"/>
+          <w:szCs w:val="32"/>
+        </w:rPr>
+      </w:pPr>
+    </w:p>
+    <w:p>
+      <w:pPr>
+        <w:spacing w:after="160" w:line="259" w:lineRule="auto"/>
+        <w:jc w:val="both"/>
+        <w:rPr>
+          <w:rFonts w:ascii="Times New Roman" w:hAnsi="Times New Roman" w:cs="Times New Roman"/>
+          <w:sz w:val="28"/>
+          <w:szCs w:val="32"/>
+        </w:rPr>
+      </w:pPr>
+    </w:p>
+    <w:p>
+      <w:pPr>
+        <w:spacing w:after="160" w:line="259" w:lineRule="auto"/>
+        <w:jc w:val="both"/>
+        <w:rPr>
+          <w:rFonts w:ascii="Times New Roman" w:hAnsi="Times New Roman" w:cs="Times New Roman"/>
+          <w:sz w:val="28"/>
+          <w:szCs w:val="32"/>
+        </w:rPr>
+      </w:pPr>
+    </w:p>
+    <w:p>
+      <w:pPr>
+        <w:spacing w:after="160" w:line="259" w:lineRule="auto"/>
+        <w:jc w:val="both"/>
+        <w:rPr>
+          <w:rFonts w:ascii="Times New Roman" w:hAnsi="Times New Roman" w:cs="Times New Roman"/>
+          <w:sz w:val="28"/>
+          <w:szCs w:val="32"/>
+        </w:rPr>
+      </w:pPr>
+    </w:p>
+    <w:p>
+      <w:pPr>
+        <w:spacing w:after="160" w:line="259" w:lineRule="auto"/>
+        <w:jc w:val="both"/>
+        <w:rPr>
+          <w:rFonts w:ascii="Times New Roman" w:hAnsi="Times New Roman" w:cs="Times New Roman"/>
+          <w:sz w:val="28"/>
+          <w:szCs w:val="32"/>
+        </w:rPr>
+      </w:pPr>
+    </w:p>
+    <w:p>
+      <w:pPr>
+        <w:spacing w:after="160" w:line="259" w:lineRule="auto"/>
+        <w:jc w:val="both"/>
+        <w:rPr>
+          <w:rFonts w:ascii="Times New Roman" w:hAnsi="Times New Roman" w:cs="Times New Roman"/>
+          <w:sz w:val="28"/>
+          <w:szCs w:val="32"/>
+        </w:rPr>
+      </w:pPr>
+    </w:p>
+    <w:p>
+      <w:pPr>
+        <w:spacing w:after="160" w:line="259" w:lineRule="auto"/>
+        <w:jc w:val="both"/>
+        <w:rPr>
+          <w:rFonts w:ascii="Times New Roman" w:hAnsi="Times New Roman" w:cs="Times New Roman"/>
+          <w:sz w:val="28"/>
+          <w:szCs w:val="32"/>
+        </w:rPr>
+      </w:pPr>
+    </w:p>
+    <w:p>
+      <w:pPr>
+        <w:spacing w:after="160" w:line="259" w:lineRule="auto"/>
+        <w:jc w:val="both"/>
+        <w:rPr>
+          <w:rFonts w:ascii="Times New Roman" w:hAnsi="Times New Roman" w:cs="Times New Roman"/>
+          <w:sz w:val="28"/>
+          <w:szCs w:val="32"/>
+        </w:rPr>
+      </w:pPr>
+    </w:p>
+    <w:p>
+      <w:pPr>
+        <w:spacing w:after="160" w:line="259" w:lineRule="auto"/>
+        <w:jc w:val="both"/>
+        <w:rPr>
+          <w:rFonts w:ascii="Times New Roman" w:hAnsi="Times New Roman" w:cs="Times New Roman"/>
+          <w:sz w:val="28"/>
+          <w:szCs w:val="32"/>
+        </w:rPr>
+      </w:pPr>
+    </w:p>
+    <w:p>
+      <w:pPr>
+        <w:spacing w:after="160" w:line="259" w:lineRule="auto"/>
+        <w:jc w:val="both"/>
+        <w:rPr>
+          <w:rFonts w:ascii="Times New Roman" w:hAnsi="Times New Roman" w:cs="Times New Roman"/>
+          <w:sz w:val="28"/>
+          <w:szCs w:val="32"/>
+        </w:rPr>
+      </w:pPr>
+    </w:p>
+    <w:p>
+      <w:pPr>
+        <w:spacing w:after="160" w:line="259" w:lineRule="auto"/>
+        <w:jc w:val="both"/>
+        <w:rPr>
+          <w:rFonts w:ascii="Times New Roman" w:hAnsi="Times New Roman" w:cs="Times New Roman"/>
+          <w:sz w:val="28"/>
+          <w:szCs w:val="32"/>
+        </w:rPr>
+      </w:pPr>
+    </w:p>
+    <w:p>
+      <w:pPr>
+        <w:spacing w:after="160" w:line="259" w:lineRule="auto"/>
+        <w:jc w:val="both"/>
+        <w:rPr>
+          <w:rFonts w:ascii="Times New Roman" w:hAnsi="Times New Roman" w:cs="Times New Roman"/>
+          <w:sz w:val="28"/>
+          <w:szCs w:val="32"/>
+        </w:rPr>
+      </w:pPr>
+    </w:p>
+    <w:p>
+      <w:pPr>
+        <w:spacing w:after="160" w:line="259" w:lineRule="auto"/>
+        <w:jc w:val="both"/>
+        <w:rPr>
+          <w:rFonts w:ascii="Times New Roman" w:hAnsi="Times New Roman" w:cs="Times New Roman"/>
+          <w:sz w:val="28"/>
+          <w:szCs w:val="32"/>
+        </w:rPr>
+      </w:pPr>
+    </w:p>
+    <w:p>
+      <w:pPr>
+        <w:spacing w:after="160" w:line="259" w:lineRule="auto"/>
+        <w:jc w:val="both"/>
+        <w:rPr>
+          <w:rFonts w:ascii="Times New Roman" w:hAnsi="Times New Roman" w:cs="Times New Roman"/>
+          <w:sz w:val="28"/>
+          <w:szCs w:val="32"/>
+        </w:rPr>
+      </w:pPr>
+    </w:p>
+    <w:p>
+      <w:pPr>
+        <w:spacing w:after="160" w:line="259" w:lineRule="auto"/>
+        <w:jc w:val="both"/>
+        <w:rPr>
+          <w:rFonts w:ascii="Times New Roman" w:hAnsi="Times New Roman" w:cs="Times New Roman"/>
+          <w:sz w:val="28"/>
+          <w:szCs w:val="32"/>
+        </w:rPr>
+      </w:pPr>
+    </w:p>
+    <w:p>
+      <w:pPr>
+        <w:spacing w:after="160" w:line="259" w:lineRule="auto"/>
+        <w:jc w:val="both"/>
+        <w:rPr>
+          <w:rFonts w:ascii="Times New Roman" w:hAnsi="Times New Roman" w:cs="Times New Roman"/>
+          <w:sz w:val="28"/>
+          <w:szCs w:val="32"/>
+        </w:rPr>
+      </w:pPr>
+    </w:p>
+    <w:p>
+      <w:pPr>
+        <w:spacing w:after="160" w:line="259" w:lineRule="auto"/>
+        <w:jc w:val="both"/>
+        <w:rPr>
+          <w:rFonts w:ascii="Times New Roman" w:hAnsi="Times New Roman" w:cs="Times New Roman"/>
+          <w:sz w:val="28"/>
+          <w:szCs w:val="32"/>
+        </w:rPr>
+      </w:pPr>
+    </w:p>
+    <w:p>
+      <w:pPr>
+        <w:spacing w:after="160" w:line="259" w:lineRule="auto"/>
+        <w:jc w:val="both"/>
+        <w:rPr>
+          <w:rFonts w:ascii="Times New Roman" w:hAnsi="Times New Roman" w:cs="Times New Roman"/>
+          <w:sz w:val="28"/>
+          <w:szCs w:val="32"/>
+        </w:rPr>
+      </w:pPr>
+    </w:p>
+    <w:p>
+      <w:pPr>
+        <w:spacing w:after="160" w:line="259" w:lineRule="auto"/>
+        <w:jc w:val="both"/>
+        <w:rPr>
+          <w:rFonts w:ascii="Times New Roman" w:hAnsi="Times New Roman" w:cs="Times New Roman"/>
+          <w:sz w:val="28"/>
+          <w:szCs w:val="32"/>
+        </w:rPr>
+      </w:pPr>
+    </w:p>
+    <w:p>
+      <w:pPr>
+        <w:spacing w:after="160" w:line="259" w:lineRule="auto"/>
+        <w:jc w:val="both"/>
+        <w:rPr>
+          <w:rFonts w:ascii="Times New Roman" w:hAnsi="Times New Roman" w:cs="Times New Roman"/>
+          <w:sz w:val="28"/>
+          <w:szCs w:val="32"/>
+        </w:rPr>
+      </w:pPr>
+    </w:p>
+    <w:p>
+      <w:pPr>
+        <w:spacing w:after="160" w:line="259" w:lineRule="auto"/>
+        <w:jc w:val="both"/>
+        <w:rPr>
+          <w:rFonts w:ascii="Times New Roman" w:hAnsi="Times New Roman" w:cs="Times New Roman"/>
+          <w:sz w:val="28"/>
+          <w:szCs w:val="32"/>
+        </w:rPr>
+      </w:pPr>
     </w:p>
     <w:sdt>
       <w:sdtPr>
@@ -3792,14 +3936,6 @@
     </w:p>
     <w:p>
       <w:pPr>
-        <w:rPr>
-          <w:rFonts w:ascii="Times New Roman" w:hAnsi="Times New Roman" w:cs="Times New Roman"/>
-          <w:lang w:val="en-US"/>
-        </w:rPr>
-      </w:pPr>
-    </w:p>
-    <w:p>
-      <w:pPr>
         <w:keepNext/>
         <w:keepLines/>
         <w:tabs>
@@ -3807,6 +3943,7 @@
         </w:tabs>
         <w:spacing w:before="240" w:after="240" w:line="257" w:lineRule="auto"/>
         <w:ind w:firstLine="708"/>
+        <w:jc w:val="both"/>
         <w:rPr>
           <w:rFonts w:ascii="Times New Roman" w:eastAsia="Times New Roman" w:hAnsi="Times New Roman" w:cs="Times New Roman"/>
           <w:sz w:val="28"/>
@@ -4382,6 +4519,7 @@
     <w:p>
       <w:pPr>
         <w:ind w:firstLine="708"/>
+        <w:jc w:val="both"/>
         <w:rPr>
           <w:rFonts w:ascii="Times New Roman" w:hAnsi="Times New Roman" w:cs="Times New Roman"/>
           <w:sz w:val="28"/>
@@ -4453,6 +4591,7 @@
       <w:pPr>
         <w:pStyle w:val="ab"/>
         <w:keepNext/>
+        <w:jc w:val="center"/>
         <w:rPr>
           <w:rFonts w:ascii="Times New Roman" w:hAnsi="Times New Roman" w:cs="Times New Roman"/>
         </w:rPr>
@@ -4544,6 +4683,7 @@
       <w:tblPr>
         <w:tblStyle w:val="aa"/>
         <w:tblW w:w="0" w:type="auto"/>
+        <w:tblInd w:w="1223" w:type="dxa"/>
         <w:tblLook w:val="04A0" w:firstRow="1" w:lastRow="0" w:firstColumn="1" w:lastColumn="0" w:noHBand="0" w:noVBand="1"/>
       </w:tblPr>
       <w:tblGrid>
@@ -19013,7 +19153,7 @@
       <w:pPr>
         <w:pStyle w:val="ab"/>
         <w:keepNext/>
-        <w:jc w:val="both"/>
+        <w:jc w:val="center"/>
         <w:rPr>
           <w:rFonts w:ascii="Times New Roman" w:hAnsi="Times New Roman" w:cs="Times New Roman"/>
         </w:rPr>
@@ -23419,7 +23559,7 @@
           <w:lang w:eastAsia="ru-RU"/>
         </w:rPr>
         <w:drawing>
-          <wp:inline distT="0" distB="0" distL="0" distR="0" wp14:anchorId="7D206842" wp14:editId="5CA23CC1">
+          <wp:inline distT="0" distB="0" distL="0" distR="0" wp14:anchorId="7D206842" wp14:editId="7993D62C">
             <wp:extent cx="2899180" cy="2948771"/>
             <wp:effectExtent l="0" t="0" r="0" b="4445"/>
             <wp:docPr id="4" name="Рисунок 4"/>
@@ -24133,7 +24273,7 @@
           <w:lang w:eastAsia="ru-RU"/>
         </w:rPr>
         <w:drawing>
-          <wp:inline distT="0" distB="0" distL="0" distR="0" wp14:anchorId="64617491" wp14:editId="6FF9C908">
+          <wp:inline distT="0" distB="0" distL="0" distR="0" wp14:anchorId="64617491" wp14:editId="7E360612">
             <wp:extent cx="3005593" cy="2180034"/>
             <wp:effectExtent l="0" t="0" r="4445" b="0"/>
             <wp:docPr id="11" name="Рисунок 11" descr="C:\Users\ionik\shemotech\vitek\RZN.png"/>
@@ -30703,9 +30843,9 @@
           <w:lang w:eastAsia="ru-RU"/>
         </w:rPr>
         <w:drawing>
-          <wp:inline distT="0" distB="0" distL="0" distR="0" wp14:anchorId="0CD27EBF" wp14:editId="3F35047B">
-            <wp:extent cx="2385167" cy="3945424"/>
-            <wp:effectExtent l="0" t="0" r="0" b="0"/>
+          <wp:inline distT="0" distB="0" distL="0" distR="0" wp14:anchorId="0CD27EBF" wp14:editId="6958A865">
+            <wp:extent cx="4191602" cy="6933538"/>
+            <wp:effectExtent l="0" t="0" r="0" b="1270"/>
             <wp:docPr id="7" name="Рисунок 7"/>
             <wp:cNvGraphicFramePr>
               <a:graphicFrameLocks xmlns:a="http://schemas.openxmlformats.org/drawingml/2006/main" noChangeAspect="1"/>
@@ -30732,7 +30872,7 @@
                   <pic:spPr>
                     <a:xfrm>
                       <a:off x="0" y="0"/>
-                      <a:ext cx="2385167" cy="3945424"/>
+                      <a:ext cx="4205621" cy="6956728"/>
                     </a:xfrm>
                     <a:prstGeom prst="rect">
                       <a:avLst/>
@@ -30882,7 +31022,6 @@
           <w:szCs w:val="28"/>
           <w:lang w:eastAsia="ru-RU"/>
         </w:rPr>
-        <w:lastRenderedPageBreak/>
         <w:drawing>
           <wp:inline distT="0" distB="0" distL="0" distR="0" wp14:anchorId="11E1C265" wp14:editId="1082FBF9">
             <wp:extent cx="2148564" cy="4974341"/>
@@ -31130,6 +31269,7 @@
       <w:pPr>
         <w:keepNext/>
         <w:spacing w:after="160" w:line="259" w:lineRule="auto"/>
+        <w:jc w:val="center"/>
         <w:rPr>
           <w:rFonts w:ascii="Times New Roman" w:hAnsi="Times New Roman" w:cs="Times New Roman"/>
         </w:rPr>
@@ -31382,6 +31522,7 @@
     <w:p>
       <w:pPr>
         <w:pStyle w:val="ab"/>
+        <w:jc w:val="center"/>
         <w:rPr>
           <w:rFonts w:ascii="Times New Roman" w:hAnsi="Times New Roman" w:cs="Times New Roman"/>
         </w:rPr>
@@ -37357,7 +37498,23 @@
           <w:sz w:val="28"/>
           <w:szCs w:val="28"/>
         </w:rPr>
-        <w:t>Таблица 2.2.2 – таблица значений управляющих с</w:t>
+        <w:t xml:space="preserve">Таблица 2.2.2 – </w:t>
+      </w:r>
+      <w:r>
+        <w:rPr>
+          <w:rFonts w:ascii="Times New Roman" w:eastAsia="Times New Roman" w:hAnsi="Times New Roman" w:cs="Times New Roman"/>
+          <w:sz w:val="28"/>
+          <w:szCs w:val="28"/>
+        </w:rPr>
+        <w:t>Т</w:t>
+      </w:r>
+      <w:r>
+        <w:rPr>
+          <w:rFonts w:ascii="Times New Roman" w:eastAsia="Times New Roman" w:hAnsi="Times New Roman" w:cs="Times New Roman"/>
+          <w:sz w:val="28"/>
+          <w:szCs w:val="28"/>
+        </w:rPr>
+        <w:t>аблица значений управляющих с</w:t>
       </w:r>
       <w:r>
         <w:rPr>
@@ -39719,6 +39876,7 @@
     <w:p>
       <w:pPr>
         <w:ind w:firstLine="720"/>
+        <w:jc w:val="both"/>
         <w:rPr>
           <w:rFonts w:ascii="Times New Roman" w:eastAsia="Times New Roman" w:hAnsi="Times New Roman" w:cs="Times New Roman"/>
           <w:sz w:val="28"/>
@@ -39822,7 +39980,23 @@
           <w:sz w:val="28"/>
           <w:szCs w:val="28"/>
         </w:rPr>
-        <w:t>Рисунок 2.4.1 – логическая схема МУУ</w:t>
+        <w:t xml:space="preserve">Рисунок 2.4.1 – </w:t>
+      </w:r>
+      <w:r>
+        <w:rPr>
+          <w:rFonts w:ascii="Times New Roman" w:eastAsia="Times New Roman" w:hAnsi="Times New Roman" w:cs="Times New Roman"/>
+          <w:sz w:val="28"/>
+          <w:szCs w:val="28"/>
+        </w:rPr>
+        <w:t>Л</w:t>
+      </w:r>
+      <w:r>
+        <w:rPr>
+          <w:rFonts w:ascii="Times New Roman" w:eastAsia="Times New Roman" w:hAnsi="Times New Roman" w:cs="Times New Roman"/>
+          <w:sz w:val="28"/>
+          <w:szCs w:val="28"/>
+        </w:rPr>
+        <w:t>огическая схема МУУ</w:t>
       </w:r>
     </w:p>
     <w:p>
@@ -39950,6 +40124,7 @@
           <w:tab w:val="right" w:pos="9345"/>
         </w:tabs>
         <w:ind w:firstLine="720"/>
+        <w:jc w:val="both"/>
         <w:rPr>
           <w:rFonts w:ascii="Times New Roman" w:eastAsia="Times New Roman" w:hAnsi="Times New Roman" w:cs="Times New Roman"/>
           <w:sz w:val="28"/>
@@ -40044,7 +40219,23 @@
           <w:sz w:val="28"/>
           <w:szCs w:val="28"/>
         </w:rPr>
-        <w:t xml:space="preserve">Рисунок 3.1 – функциональное моделирование АЛУ примера 1 операции </w:t>
+        <w:t xml:space="preserve">Рисунок 3.1 – </w:t>
+      </w:r>
+      <w:r>
+        <w:rPr>
+          <w:rFonts w:ascii="Times New Roman" w:eastAsia="Times New Roman" w:hAnsi="Times New Roman" w:cs="Times New Roman"/>
+          <w:sz w:val="28"/>
+          <w:szCs w:val="28"/>
+        </w:rPr>
+        <w:t>Ф</w:t>
+      </w:r>
+      <w:r>
+        <w:rPr>
+          <w:rFonts w:ascii="Times New Roman" w:eastAsia="Times New Roman" w:hAnsi="Times New Roman" w:cs="Times New Roman"/>
+          <w:sz w:val="28"/>
+          <w:szCs w:val="28"/>
+        </w:rPr>
+        <w:t xml:space="preserve">ункциональное моделирование АЛУ примера 1 операции </w:t>
       </w:r>
       <w:r>
         <w:rPr>
@@ -40134,7 +40325,23 @@
           <w:sz w:val="28"/>
           <w:szCs w:val="28"/>
         </w:rPr>
-        <w:t xml:space="preserve">Рисунок 3.2 – функциональное моделирование АЛУ примера 2 операции </w:t>
+        <w:t xml:space="preserve">Рисунок 3.2 – </w:t>
+      </w:r>
+      <w:r>
+        <w:rPr>
+          <w:rFonts w:ascii="Times New Roman" w:eastAsia="Times New Roman" w:hAnsi="Times New Roman" w:cs="Times New Roman"/>
+          <w:sz w:val="28"/>
+          <w:szCs w:val="28"/>
+        </w:rPr>
+        <w:t>Ф</w:t>
+      </w:r>
+      <w:r>
+        <w:rPr>
+          <w:rFonts w:ascii="Times New Roman" w:eastAsia="Times New Roman" w:hAnsi="Times New Roman" w:cs="Times New Roman"/>
+          <w:sz w:val="28"/>
+          <w:szCs w:val="28"/>
+        </w:rPr>
+        <w:t xml:space="preserve">ункциональное моделирование АЛУ примера 2 операции </w:t>
       </w:r>
       <w:r>
         <w:rPr>
@@ -40166,9 +40373,9 @@
           <w:noProof/>
         </w:rPr>
         <w:drawing>
-          <wp:inline distT="0" distB="0" distL="0" distR="0" wp14:anchorId="4A228249" wp14:editId="6F206EBD">
-            <wp:extent cx="5939790" cy="3829050"/>
-            <wp:effectExtent l="0" t="0" r="3810" b="0"/>
+          <wp:inline distT="0" distB="0" distL="0" distR="0" wp14:anchorId="4A228249" wp14:editId="42882F77">
+            <wp:extent cx="5788550" cy="3731554"/>
+            <wp:effectExtent l="0" t="0" r="3175" b="2540"/>
             <wp:docPr id="21" name="Рисунок 21"/>
             <wp:cNvGraphicFramePr>
               <a:graphicFrameLocks xmlns:a="http://schemas.openxmlformats.org/drawingml/2006/main" noChangeAspect="1"/>
@@ -40189,7 +40396,7 @@
                   <pic:spPr>
                     <a:xfrm>
                       <a:off x="0" y="0"/>
-                      <a:ext cx="5939790" cy="3829050"/>
+                      <a:ext cx="5795344" cy="3735933"/>
                     </a:xfrm>
                     <a:prstGeom prst="rect">
                       <a:avLst/>
@@ -40223,8 +40430,23 @@
           <w:sz w:val="28"/>
           <w:szCs w:val="28"/>
         </w:rPr>
-        <w:lastRenderedPageBreak/>
-        <w:t xml:space="preserve">Рисунок 3.3 – функциональное моделирование АЛУ примера 3 операции </w:t>
+        <w:t xml:space="preserve">Рисунок 3.3 – </w:t>
+      </w:r>
+      <w:r>
+        <w:rPr>
+          <w:rFonts w:ascii="Times New Roman" w:eastAsia="Times New Roman" w:hAnsi="Times New Roman" w:cs="Times New Roman"/>
+          <w:sz w:val="28"/>
+          <w:szCs w:val="28"/>
+        </w:rPr>
+        <w:t>Ф</w:t>
+      </w:r>
+      <w:r>
+        <w:rPr>
+          <w:rFonts w:ascii="Times New Roman" w:eastAsia="Times New Roman" w:hAnsi="Times New Roman" w:cs="Times New Roman"/>
+          <w:sz w:val="28"/>
+          <w:szCs w:val="28"/>
+        </w:rPr>
+        <w:t xml:space="preserve">ункциональное моделирование АЛУ примера 3 операции </w:t>
       </w:r>
       <w:r>
         <w:rPr>
@@ -40343,7 +40565,23 @@
           <w:sz w:val="28"/>
           <w:szCs w:val="28"/>
         </w:rPr>
-        <w:t xml:space="preserve">Рисунок 3.4 – функциональное моделирование АЛУ операции </w:t>
+        <w:t xml:space="preserve">Рисунок 3.4 – </w:t>
+      </w:r>
+      <w:r>
+        <w:rPr>
+          <w:rFonts w:ascii="Times New Roman" w:eastAsia="Times New Roman" w:hAnsi="Times New Roman" w:cs="Times New Roman"/>
+          <w:sz w:val="28"/>
+          <w:szCs w:val="28"/>
+        </w:rPr>
+        <w:t>Ф</w:t>
+      </w:r>
+      <w:r>
+        <w:rPr>
+          <w:rFonts w:ascii="Times New Roman" w:eastAsia="Times New Roman" w:hAnsi="Times New Roman" w:cs="Times New Roman"/>
+          <w:sz w:val="28"/>
+          <w:szCs w:val="28"/>
+        </w:rPr>
+        <w:t xml:space="preserve">ункциональное моделирование АЛУ операции </w:t>
       </w:r>
       <w:r>
         <w:rPr>
@@ -40384,25 +40622,25 @@
       <w:pPr>
         <w:keepNext/>
         <w:keepLines/>
-        <w:shd w:val="clear" w:color="auto" w:fill="FF0000"/>
         <w:tabs>
           <w:tab w:val="right" w:pos="9345"/>
         </w:tabs>
         <w:spacing w:after="100" w:line="257" w:lineRule="auto"/>
         <w:ind w:firstLine="720"/>
-        <w:rPr>
-          <w:rFonts w:ascii="Times New Roman" w:eastAsia="Times New Roman" w:hAnsi="Times New Roman" w:cs="Times New Roman"/>
-          <w:sz w:val="28"/>
-          <w:szCs w:val="28"/>
-        </w:rPr>
-      </w:pPr>
-      <w:r>
-        <w:rPr>
-          <w:rFonts w:ascii="Times New Roman" w:eastAsia="Times New Roman" w:hAnsi="Times New Roman" w:cs="Times New Roman"/>
-          <w:sz w:val="28"/>
-          <w:szCs w:val="28"/>
-        </w:rPr>
-        <w:t>----Результаты оценки временных параметры АЛУ системой проектирования Xilinx показаны на рисунке 3.5----</w:t>
+        <w:jc w:val="both"/>
+        <w:rPr>
+          <w:rFonts w:ascii="Times New Roman" w:eastAsia="Times New Roman" w:hAnsi="Times New Roman" w:cs="Times New Roman"/>
+          <w:sz w:val="28"/>
+          <w:szCs w:val="28"/>
+        </w:rPr>
+      </w:pPr>
+      <w:r>
+        <w:rPr>
+          <w:rFonts w:ascii="Times New Roman" w:eastAsia="Times New Roman" w:hAnsi="Times New Roman" w:cs="Times New Roman"/>
+          <w:sz w:val="28"/>
+          <w:szCs w:val="28"/>
+        </w:rPr>
+        <w:t>Результаты оценки временных параметры АЛУ системой проектирования Xilinx показаны на рисунке 3.5</w:t>
       </w:r>
     </w:p>
     <w:p>
@@ -40561,7 +40799,6 @@
           <w:sz w:val="28"/>
           <w:szCs w:val="28"/>
         </w:rPr>
-        <w:lastRenderedPageBreak/>
         <w:t xml:space="preserve">                                                  </w:t>
       </w:r>
     </w:p>
@@ -40579,16 +40816,15 @@
           <w:bCs/>
           <w:sz w:val="28"/>
           <w:szCs w:val="28"/>
-          <w:lang w:val="en-US"/>
-        </w:rPr>
-      </w:pPr>
-      <w:r>
-        <w:rPr>
-          <w:rFonts w:ascii="Times New Roman" w:eastAsia="Times New Roman" w:hAnsi="Times New Roman" w:cs="Times New Roman"/>
-          <w:sz w:val="28"/>
-          <w:szCs w:val="28"/>
-          <w:lang w:val="en-US"/>
-        </w:rPr>
+        </w:rPr>
+      </w:pPr>
+      <w:r>
+        <w:rPr>
+          <w:rFonts w:ascii="Times New Roman" w:eastAsia="Times New Roman" w:hAnsi="Times New Roman" w:cs="Times New Roman"/>
+          <w:sz w:val="28"/>
+          <w:szCs w:val="28"/>
+        </w:rPr>
+        <w:lastRenderedPageBreak/>
         <w:t xml:space="preserve">                                          </w:t>
       </w:r>
       <w:r>
@@ -40600,7 +40836,7 @@
           <w:szCs w:val="28"/>
           <w:lang w:val="en-US"/>
         </w:rPr>
-        <w:t>RR = [RA]</w:t>
+        <w:t>RR</w:t>
       </w:r>
       <w:r>
         <w:rPr>
@@ -40610,7 +40846,7 @@
           <w:sz w:val="28"/>
           <w:szCs w:val="28"/>
         </w:rPr>
-        <w:t>п</w:t>
+        <w:t xml:space="preserve"> = [</w:t>
       </w:r>
       <w:r>
         <w:rPr>
@@ -40619,8 +40855,9 @@
           <w:bCs/>
           <w:sz w:val="28"/>
           <w:szCs w:val="28"/>
-        </w:rPr>
-        <w:t>к</w:t>
+          <w:lang w:val="en-US"/>
+        </w:rPr>
+        <w:t>RA</w:t>
       </w:r>
       <w:r>
         <w:rPr>
@@ -40629,9 +40866,59 @@
           <w:bCs/>
           <w:sz w:val="28"/>
           <w:szCs w:val="28"/>
+        </w:rPr>
+        <w:t>]</w:t>
+      </w:r>
+      <w:r>
+        <w:rPr>
+          <w:rFonts w:ascii="Times New Roman" w:eastAsia="Times New Roman" w:hAnsi="Times New Roman" w:cs="Times New Roman"/>
+          <w:b/>
+          <w:bCs/>
+          <w:sz w:val="28"/>
+          <w:szCs w:val="28"/>
+        </w:rPr>
+        <w:t>п</w:t>
+      </w:r>
+      <w:r>
+        <w:rPr>
+          <w:rFonts w:ascii="Times New Roman" w:eastAsia="Times New Roman" w:hAnsi="Times New Roman" w:cs="Times New Roman"/>
+          <w:b/>
+          <w:bCs/>
+          <w:sz w:val="28"/>
+          <w:szCs w:val="28"/>
+        </w:rPr>
+        <w:t>к</w:t>
+      </w:r>
+      <w:r>
+        <w:rPr>
+          <w:rFonts w:ascii="Times New Roman" w:eastAsia="Times New Roman" w:hAnsi="Times New Roman" w:cs="Times New Roman"/>
+          <w:b/>
+          <w:bCs/>
+          <w:sz w:val="28"/>
+          <w:szCs w:val="28"/>
+        </w:rPr>
+        <w:t xml:space="preserve"> + [</w:t>
+      </w:r>
+      <w:r>
+        <w:rPr>
+          <w:rFonts w:ascii="Times New Roman" w:eastAsia="Times New Roman" w:hAnsi="Times New Roman" w:cs="Times New Roman"/>
+          <w:b/>
+          <w:bCs/>
+          <w:sz w:val="28"/>
+          <w:szCs w:val="28"/>
           <w:lang w:val="en-US"/>
         </w:rPr>
-        <w:t xml:space="preserve"> + [RB]</w:t>
+        <w:t>RB</w:t>
+      </w:r>
+      <w:r>
+        <w:rPr>
+          <w:rFonts w:ascii="Times New Roman" w:eastAsia="Times New Roman" w:hAnsi="Times New Roman" w:cs="Times New Roman"/>
+          <w:b/>
+          <w:bCs/>
+          <w:sz w:val="28"/>
+          <w:szCs w:val="28"/>
+        </w:rPr>
+        <w:t>]</w:t>
       </w:r>
       <w:r>
         <w:rPr>
@@ -40666,7 +40953,6 @@
           <w:rFonts w:ascii="Times New Roman" w:eastAsia="Times New Roman" w:hAnsi="Times New Roman" w:cs="Times New Roman"/>
           <w:sz w:val="28"/>
           <w:szCs w:val="28"/>
-          <w:lang w:val="en-US"/>
         </w:rPr>
       </w:pPr>
     </w:p>
@@ -40731,7 +41017,7 @@
           <w:sz w:val="28"/>
           <w:szCs w:val="28"/>
         </w:rPr>
-        <w:t>00 пс при загрузке результата, что приводит к неправильному формированию признака результата. Временная диаграмма работы АЛУ при периоде генератора 26 нс приведена на рисунке 3.8.</w:t>
+        <w:t>00 пс при загрузке результата, что приводит к неправильному формированию признака результата.</w:t>
       </w:r>
     </w:p>
     <w:p>
@@ -40755,7 +41041,7 @@
           <w:sz w:val="28"/>
           <w:szCs w:val="28"/>
         </w:rPr>
-        <w:t>Сообщение о недостаточном времени предустановки приведено на рисунке 3.7. Временные параметры генератора при периоде работы 26 нс приведены на рисунке 3.9</w:t>
+        <w:t>Сообщение о недостаточном времени предустановки приведено на рисунке 3.7.</w:t>
       </w:r>
     </w:p>
     <w:p>
@@ -40828,6 +41114,11 @@
           <w:sz w:val="28"/>
           <w:szCs w:val="28"/>
         </w:rPr>
+        <w:sectPr>
+          <w:pgSz w:w="11909" w:h="16834"/>
+          <w:pgMar w:top="1440" w:right="1440" w:bottom="1440" w:left="1440" w:header="720" w:footer="720" w:gutter="0"/>
+          <w:cols w:space="720"/>
+        </w:sectPr>
       </w:pPr>
       <w:r>
         <w:rPr>
@@ -40846,41 +41137,35 @@
           <w:tab w:val="right" w:pos="9345"/>
         </w:tabs>
         <w:spacing w:after="100" w:line="257" w:lineRule="auto"/>
-        <w:jc w:val="both"/>
-        <w:rPr>
-          <w:rFonts w:ascii="Times New Roman" w:eastAsia="Times New Roman" w:hAnsi="Times New Roman" w:cs="Times New Roman"/>
-          <w:sz w:val="28"/>
-          <w:szCs w:val="28"/>
-        </w:rPr>
-      </w:pPr>
-      <w:r>
-        <w:rPr>
-          <w:rFonts w:ascii="Times New Roman" w:hAnsi="Times New Roman" w:cs="Times New Roman"/>
+        <w:jc w:val="center"/>
+        <w:rPr>
+          <w:rFonts w:ascii="Times New Roman" w:eastAsia="Times New Roman" w:hAnsi="Times New Roman" w:cs="Times New Roman"/>
+          <w:sz w:val="28"/>
+          <w:szCs w:val="28"/>
+        </w:rPr>
+      </w:pPr>
+      <w:r>
+        <w:rPr>
           <w:noProof/>
         </w:rPr>
         <w:lastRenderedPageBreak/>
         <w:drawing>
-          <wp:inline distT="0" distB="0" distL="0" distR="0" wp14:anchorId="20F965AD" wp14:editId="04EB3C19">
-            <wp:extent cx="5733415" cy="3154045"/>
-            <wp:effectExtent l="0" t="0" r="635" b="8255"/>
-            <wp:docPr id="44" name="image60.png"/>
-            <wp:cNvGraphicFramePr/>
+          <wp:inline distT="0" distB="0" distL="0" distR="0" wp14:anchorId="4EFD01E3" wp14:editId="3CE920FB">
+            <wp:extent cx="5733415" cy="4046220"/>
+            <wp:effectExtent l="0" t="0" r="635" b="0"/>
+            <wp:docPr id="26" name="Рисунок 26"/>
+            <wp:cNvGraphicFramePr>
+              <a:graphicFrameLocks xmlns:a="http://schemas.openxmlformats.org/drawingml/2006/main" noChangeAspect="1"/>
+            </wp:cNvGraphicFramePr>
             <a:graphic xmlns:a="http://schemas.openxmlformats.org/drawingml/2006/main">
               <a:graphicData uri="http://schemas.openxmlformats.org/drawingml/2006/picture">
                 <pic:pic xmlns:pic="http://schemas.openxmlformats.org/drawingml/2006/picture">
                   <pic:nvPicPr>
-                    <pic:cNvPr id="0" name="image60.png"/>
-                    <pic:cNvPicPr preferRelativeResize="0"/>
+                    <pic:cNvPr id="1" name=""/>
+                    <pic:cNvPicPr/>
                   </pic:nvPicPr>
                   <pic:blipFill>
-                    <a:blip r:embed="rId41">
-                      <a:extLst>
-                        <a:ext uri="{28A0092B-C50C-407E-A947-70E740481C1C}">
-                          <a14:useLocalDpi xmlns:a14="http://schemas.microsoft.com/office/drawing/2010/main" val="0"/>
-                        </a:ext>
-                      </a:extLst>
-                    </a:blip>
-                    <a:srcRect t="2621" b="2621"/>
+                    <a:blip r:embed="rId41"/>
                     <a:stretch>
                       <a:fillRect/>
                     </a:stretch>
@@ -40888,12 +41173,11 @@
                   <pic:spPr>
                     <a:xfrm>
                       <a:off x="0" y="0"/>
-                      <a:ext cx="5733415" cy="3154045"/>
+                      <a:ext cx="5733415" cy="4046220"/>
                     </a:xfrm>
                     <a:prstGeom prst="rect">
                       <a:avLst/>
                     </a:prstGeom>
-                    <a:ln/>
                   </pic:spPr>
                 </pic:pic>
               </a:graphicData>
@@ -40901,67 +41185,6 @@
           </wp:inline>
         </w:drawing>
       </w:r>
-    </w:p>
-    <w:p>
-      <w:pPr>
-        <w:keepNext/>
-        <w:keepLines/>
-        <w:tabs>
-          <w:tab w:val="right" w:pos="9345"/>
-        </w:tabs>
-        <w:spacing w:after="100" w:line="257" w:lineRule="auto"/>
-        <w:jc w:val="both"/>
-        <w:rPr>
-          <w:rFonts w:ascii="Times New Roman" w:eastAsia="Times New Roman" w:hAnsi="Times New Roman" w:cs="Times New Roman"/>
-          <w:sz w:val="28"/>
-          <w:szCs w:val="28"/>
-        </w:rPr>
-      </w:pPr>
-    </w:p>
-    <w:p>
-      <w:pPr>
-        <w:keepNext/>
-        <w:keepLines/>
-        <w:tabs>
-          <w:tab w:val="right" w:pos="9345"/>
-        </w:tabs>
-        <w:spacing w:after="100" w:line="257" w:lineRule="auto"/>
-        <w:jc w:val="both"/>
-        <w:rPr>
-          <w:rFonts w:ascii="Times New Roman" w:eastAsia="Times New Roman" w:hAnsi="Times New Roman" w:cs="Times New Roman"/>
-          <w:sz w:val="28"/>
-          <w:szCs w:val="28"/>
-        </w:rPr>
-      </w:pPr>
-      <w:r>
-        <w:rPr>
-          <w:rFonts w:ascii="Times New Roman" w:eastAsia="Times New Roman" w:hAnsi="Times New Roman" w:cs="Times New Roman"/>
-          <w:sz w:val="28"/>
-          <w:szCs w:val="28"/>
-        </w:rPr>
-        <w:t>Рисунок 3.8  – Временная диаграмма работы АЛУ с периодом генератора 26 нс</w:t>
-      </w:r>
-    </w:p>
-    <w:p>
-      <w:pPr>
-        <w:keepNext/>
-        <w:keepLines/>
-        <w:tabs>
-          <w:tab w:val="right" w:pos="9345"/>
-        </w:tabs>
-        <w:spacing w:after="100" w:line="257" w:lineRule="auto"/>
-        <w:jc w:val="both"/>
-        <w:rPr>
-          <w:rFonts w:ascii="Times New Roman" w:eastAsia="Times New Roman" w:hAnsi="Times New Roman" w:cs="Times New Roman"/>
-          <w:sz w:val="28"/>
-          <w:szCs w:val="28"/>
-        </w:rPr>
-        <w:sectPr>
-          <w:pgSz w:w="11909" w:h="16834"/>
-          <w:pgMar w:top="1440" w:right="1440" w:bottom="1440" w:left="1440" w:header="720" w:footer="720" w:gutter="0"/>
-          <w:cols w:space="720"/>
-        </w:sectPr>
-      </w:pPr>
     </w:p>
     <w:p>
       <w:pPr>
@@ -40980,14 +41203,108 @@
       </w:pPr>
       <w:r>
         <w:rPr>
+          <w:rFonts w:ascii="Times New Roman" w:eastAsia="Times New Roman" w:hAnsi="Times New Roman" w:cs="Times New Roman"/>
+          <w:sz w:val="28"/>
+          <w:szCs w:val="28"/>
+        </w:rPr>
+        <w:t>Рисунок 3.9 – Временные параметры генератора при периоде 26 нс</w:t>
+      </w:r>
+    </w:p>
+    <w:p>
+      <w:pPr>
+        <w:keepNext/>
+        <w:keepLines/>
+        <w:tabs>
+          <w:tab w:val="right" w:pos="9345"/>
+        </w:tabs>
+        <w:spacing w:after="100" w:line="257" w:lineRule="auto"/>
+        <w:rPr>
+          <w:rFonts w:ascii="Times New Roman" w:eastAsia="Times New Roman" w:hAnsi="Times New Roman" w:cs="Times New Roman"/>
+          <w:sz w:val="28"/>
+          <w:szCs w:val="28"/>
+        </w:rPr>
+      </w:pPr>
+    </w:p>
+    <w:p>
+      <w:pPr>
+        <w:keepNext/>
+        <w:keepLines/>
+        <w:tabs>
+          <w:tab w:val="right" w:pos="9345"/>
+        </w:tabs>
+        <w:spacing w:after="100" w:line="257" w:lineRule="auto"/>
+        <w:ind w:firstLine="720"/>
+        <w:rPr>
+          <w:rFonts w:ascii="Times New Roman" w:eastAsia="Times New Roman" w:hAnsi="Times New Roman" w:cs="Times New Roman"/>
+          <w:sz w:val="28"/>
+          <w:szCs w:val="28"/>
+        </w:rPr>
+      </w:pPr>
+      <w:r>
+        <w:rPr>
+          <w:rFonts w:ascii="Times New Roman" w:eastAsia="Times New Roman" w:hAnsi="Times New Roman" w:cs="Times New Roman"/>
+          <w:sz w:val="28"/>
+          <w:szCs w:val="28"/>
+        </w:rPr>
+        <w:t>Минимальный период работы генератора равен 2</w:t>
+      </w:r>
+      <w:r>
+        <w:rPr>
+          <w:rFonts w:ascii="Times New Roman" w:eastAsia="Times New Roman" w:hAnsi="Times New Roman" w:cs="Times New Roman"/>
+          <w:sz w:val="28"/>
+          <w:szCs w:val="28"/>
+        </w:rPr>
+        <w:t>6.2</w:t>
+      </w:r>
+      <w:r>
+        <w:rPr>
+          <w:rFonts w:ascii="Times New Roman" w:eastAsia="Times New Roman" w:hAnsi="Times New Roman" w:cs="Times New Roman"/>
+          <w:sz w:val="28"/>
+          <w:szCs w:val="28"/>
+        </w:rPr>
+        <w:t xml:space="preserve"> нс. Временная диаграмма работы АЛУ при периоде генератора 2</w:t>
+      </w:r>
+      <w:r>
+        <w:rPr>
+          <w:rFonts w:ascii="Times New Roman" w:eastAsia="Times New Roman" w:hAnsi="Times New Roman" w:cs="Times New Roman"/>
+          <w:sz w:val="28"/>
+          <w:szCs w:val="28"/>
+        </w:rPr>
+        <w:t>6.2</w:t>
+      </w:r>
+      <w:r>
+        <w:rPr>
+          <w:rFonts w:ascii="Times New Roman" w:eastAsia="Times New Roman" w:hAnsi="Times New Roman" w:cs="Times New Roman"/>
+          <w:sz w:val="28"/>
+          <w:szCs w:val="28"/>
+        </w:rPr>
+        <w:t xml:space="preserve"> нс приведена на рисунке 3.11. Временные параметры генератора при периоде работы 27 нс приведены на рисунке 3.10</w:t>
+      </w:r>
+    </w:p>
+    <w:p>
+      <w:pPr>
+        <w:keepNext/>
+        <w:keepLines/>
+        <w:tabs>
+          <w:tab w:val="right" w:pos="9345"/>
+        </w:tabs>
+        <w:spacing w:after="100" w:line="257" w:lineRule="auto"/>
+        <w:jc w:val="center"/>
+        <w:rPr>
+          <w:rFonts w:ascii="Times New Roman" w:eastAsia="Times New Roman" w:hAnsi="Times New Roman" w:cs="Times New Roman"/>
+          <w:sz w:val="28"/>
+          <w:szCs w:val="28"/>
+        </w:rPr>
+      </w:pPr>
+      <w:r>
+        <w:rPr>
           <w:noProof/>
         </w:rPr>
-        <w:lastRenderedPageBreak/>
         <w:drawing>
-          <wp:inline distT="0" distB="0" distL="0" distR="0" wp14:anchorId="4EFD01E3" wp14:editId="3CE920FB">
-            <wp:extent cx="5733415" cy="4046220"/>
+          <wp:inline distT="0" distB="0" distL="0" distR="0" wp14:anchorId="41AFF85B" wp14:editId="7D04F21D">
+            <wp:extent cx="4209469" cy="2943225"/>
             <wp:effectExtent l="0" t="0" r="635" b="0"/>
-            <wp:docPr id="26" name="Рисунок 26"/>
+            <wp:docPr id="31" name="Рисунок 31"/>
             <wp:cNvGraphicFramePr>
               <a:graphicFrameLocks xmlns:a="http://schemas.openxmlformats.org/drawingml/2006/main" noChangeAspect="1"/>
             </wp:cNvGraphicFramePr>
@@ -41007,7 +41324,7 @@
                   <pic:spPr>
                     <a:xfrm>
                       <a:off x="0" y="0"/>
-                      <a:ext cx="5733415" cy="4046220"/>
+                      <a:ext cx="4236362" cy="2962029"/>
                     </a:xfrm>
                     <a:prstGeom prst="rect">
                       <a:avLst/>
@@ -41041,262 +41358,7 @@
           <w:sz w:val="28"/>
           <w:szCs w:val="28"/>
         </w:rPr>
-        <w:t>Рисунок 3.9 – Временные параметры генератора при периоде 26 нс</w:t>
-      </w:r>
-    </w:p>
-    <w:p>
-      <w:pPr>
-        <w:keepNext/>
-        <w:keepLines/>
-        <w:tabs>
-          <w:tab w:val="right" w:pos="9345"/>
-        </w:tabs>
-        <w:spacing w:after="100" w:line="257" w:lineRule="auto"/>
-        <w:rPr>
-          <w:rFonts w:ascii="Times New Roman" w:eastAsia="Times New Roman" w:hAnsi="Times New Roman" w:cs="Times New Roman"/>
-          <w:sz w:val="28"/>
-          <w:szCs w:val="28"/>
-        </w:rPr>
-      </w:pPr>
-    </w:p>
-    <w:p>
-      <w:pPr>
-        <w:keepNext/>
-        <w:keepLines/>
-        <w:tabs>
-          <w:tab w:val="right" w:pos="9345"/>
-        </w:tabs>
-        <w:spacing w:after="100" w:line="257" w:lineRule="auto"/>
-        <w:ind w:firstLine="720"/>
-        <w:rPr>
-          <w:rFonts w:ascii="Times New Roman" w:eastAsia="Times New Roman" w:hAnsi="Times New Roman" w:cs="Times New Roman"/>
-          <w:sz w:val="28"/>
-          <w:szCs w:val="28"/>
-        </w:rPr>
-      </w:pPr>
-      <w:r>
-        <w:rPr>
-          <w:rFonts w:ascii="Times New Roman" w:eastAsia="Times New Roman" w:hAnsi="Times New Roman" w:cs="Times New Roman"/>
-          <w:sz w:val="28"/>
-          <w:szCs w:val="28"/>
-        </w:rPr>
-        <w:t>Минимальный период работы генератора равен 2</w:t>
-      </w:r>
-      <w:r>
-        <w:rPr>
-          <w:rFonts w:ascii="Times New Roman" w:eastAsia="Times New Roman" w:hAnsi="Times New Roman" w:cs="Times New Roman"/>
-          <w:sz w:val="28"/>
-          <w:szCs w:val="28"/>
-        </w:rPr>
-        <w:t>6.2</w:t>
-      </w:r>
-      <w:r>
-        <w:rPr>
-          <w:rFonts w:ascii="Times New Roman" w:eastAsia="Times New Roman" w:hAnsi="Times New Roman" w:cs="Times New Roman"/>
-          <w:sz w:val="28"/>
-          <w:szCs w:val="28"/>
-        </w:rPr>
-        <w:t xml:space="preserve"> нс. Временная диаграмма работы АЛУ при периоде генератора 2</w:t>
-      </w:r>
-      <w:r>
-        <w:rPr>
-          <w:rFonts w:ascii="Times New Roman" w:eastAsia="Times New Roman" w:hAnsi="Times New Roman" w:cs="Times New Roman"/>
-          <w:sz w:val="28"/>
-          <w:szCs w:val="28"/>
-        </w:rPr>
-        <w:t>6.2</w:t>
-      </w:r>
-      <w:r>
-        <w:rPr>
-          <w:rFonts w:ascii="Times New Roman" w:eastAsia="Times New Roman" w:hAnsi="Times New Roman" w:cs="Times New Roman"/>
-          <w:sz w:val="28"/>
-          <w:szCs w:val="28"/>
-        </w:rPr>
-        <w:t xml:space="preserve"> нс приведена на рисунке 3.11. Временные параметры генератора при периоде работы 27 нс приведены на рисунке 3.10</w:t>
-      </w:r>
-    </w:p>
-    <w:p>
-      <w:pPr>
-        <w:keepNext/>
-        <w:keepLines/>
-        <w:tabs>
-          <w:tab w:val="right" w:pos="9345"/>
-        </w:tabs>
-        <w:spacing w:after="100" w:line="257" w:lineRule="auto"/>
-        <w:jc w:val="center"/>
-        <w:rPr>
-          <w:rFonts w:ascii="Times New Roman" w:eastAsia="Times New Roman" w:hAnsi="Times New Roman" w:cs="Times New Roman"/>
-          <w:sz w:val="28"/>
-          <w:szCs w:val="28"/>
-        </w:rPr>
-      </w:pPr>
-      <w:r>
-        <w:rPr>
-          <w:noProof/>
-        </w:rPr>
-        <w:lastRenderedPageBreak/>
-        <w:drawing>
-          <wp:inline distT="0" distB="0" distL="0" distR="0" wp14:anchorId="41AFF85B" wp14:editId="238FAB03">
-            <wp:extent cx="5733415" cy="4008755"/>
-            <wp:effectExtent l="0" t="0" r="635" b="0"/>
-            <wp:docPr id="31" name="Рисунок 31"/>
-            <wp:cNvGraphicFramePr>
-              <a:graphicFrameLocks xmlns:a="http://schemas.openxmlformats.org/drawingml/2006/main" noChangeAspect="1"/>
-            </wp:cNvGraphicFramePr>
-            <a:graphic xmlns:a="http://schemas.openxmlformats.org/drawingml/2006/main">
-              <a:graphicData uri="http://schemas.openxmlformats.org/drawingml/2006/picture">
-                <pic:pic xmlns:pic="http://schemas.openxmlformats.org/drawingml/2006/picture">
-                  <pic:nvPicPr>
-                    <pic:cNvPr id="1" name=""/>
-                    <pic:cNvPicPr/>
-                  </pic:nvPicPr>
-                  <pic:blipFill>
-                    <a:blip r:embed="rId43"/>
-                    <a:stretch>
-                      <a:fillRect/>
-                    </a:stretch>
-                  </pic:blipFill>
-                  <pic:spPr>
-                    <a:xfrm>
-                      <a:off x="0" y="0"/>
-                      <a:ext cx="5733415" cy="4008755"/>
-                    </a:xfrm>
-                    <a:prstGeom prst="rect">
-                      <a:avLst/>
-                    </a:prstGeom>
-                  </pic:spPr>
-                </pic:pic>
-              </a:graphicData>
-            </a:graphic>
-          </wp:inline>
-        </w:drawing>
-      </w:r>
-    </w:p>
-    <w:p>
-      <w:pPr>
-        <w:keepNext/>
-        <w:keepLines/>
-        <w:tabs>
-          <w:tab w:val="right" w:pos="9345"/>
-        </w:tabs>
-        <w:spacing w:after="100" w:line="257" w:lineRule="auto"/>
-        <w:jc w:val="center"/>
-        <w:rPr>
-          <w:rFonts w:ascii="Times New Roman" w:eastAsia="Times New Roman" w:hAnsi="Times New Roman" w:cs="Times New Roman"/>
-          <w:sz w:val="28"/>
-          <w:szCs w:val="28"/>
-        </w:rPr>
-      </w:pPr>
-      <w:r>
-        <w:rPr>
-          <w:rFonts w:ascii="Times New Roman" w:eastAsia="Times New Roman" w:hAnsi="Times New Roman" w:cs="Times New Roman"/>
-          <w:sz w:val="28"/>
-          <w:szCs w:val="28"/>
-        </w:rPr>
         <w:t>Рисунок 3.10 – Временные параметры генератора при периоде 2</w:t>
-      </w:r>
-      <w:r>
-        <w:rPr>
-          <w:rFonts w:ascii="Times New Roman" w:eastAsia="Times New Roman" w:hAnsi="Times New Roman" w:cs="Times New Roman"/>
-          <w:sz w:val="28"/>
-          <w:szCs w:val="28"/>
-        </w:rPr>
-        <w:t>6.2</w:t>
-      </w:r>
-      <w:r>
-        <w:rPr>
-          <w:rFonts w:ascii="Times New Roman" w:eastAsia="Times New Roman" w:hAnsi="Times New Roman" w:cs="Times New Roman"/>
-          <w:sz w:val="28"/>
-          <w:szCs w:val="28"/>
-        </w:rPr>
-        <w:t xml:space="preserve"> нс</w:t>
-      </w:r>
-    </w:p>
-    <w:p>
-      <w:pPr>
-        <w:keepNext/>
-        <w:keepLines/>
-        <w:tabs>
-          <w:tab w:val="right" w:pos="9345"/>
-        </w:tabs>
-        <w:spacing w:after="100" w:line="257" w:lineRule="auto"/>
-        <w:jc w:val="center"/>
-        <w:rPr>
-          <w:rFonts w:ascii="Times New Roman" w:eastAsia="Times New Roman" w:hAnsi="Times New Roman" w:cs="Times New Roman"/>
-          <w:sz w:val="28"/>
-          <w:szCs w:val="28"/>
-        </w:rPr>
-      </w:pPr>
-      <w:r>
-        <w:rPr>
-          <w:rFonts w:ascii="Times New Roman" w:hAnsi="Times New Roman" w:cs="Times New Roman"/>
-          <w:noProof/>
-        </w:rPr>
-        <w:drawing>
-          <wp:inline distT="0" distB="0" distL="0" distR="0" wp14:anchorId="7A2A8C1B" wp14:editId="01FA3B75">
-            <wp:extent cx="6222365" cy="3604744"/>
-            <wp:effectExtent l="0" t="0" r="6985" b="0"/>
-            <wp:docPr id="119" name="image84.png"/>
-            <wp:cNvGraphicFramePr/>
-            <a:graphic xmlns:a="http://schemas.openxmlformats.org/drawingml/2006/main">
-              <a:graphicData uri="http://schemas.openxmlformats.org/drawingml/2006/picture">
-                <pic:pic xmlns:pic="http://schemas.openxmlformats.org/drawingml/2006/picture">
-                  <pic:nvPicPr>
-                    <pic:cNvPr id="0" name="image84.png"/>
-                    <pic:cNvPicPr preferRelativeResize="0"/>
-                  </pic:nvPicPr>
-                  <pic:blipFill>
-                    <a:blip r:embed="rId44">
-                      <a:extLst>
-                        <a:ext uri="{28A0092B-C50C-407E-A947-70E740481C1C}">
-                          <a14:useLocalDpi xmlns:a14="http://schemas.microsoft.com/office/drawing/2010/main" val="0"/>
-                        </a:ext>
-                      </a:extLst>
-                    </a:blip>
-                    <a:srcRect b="5252"/>
-                    <a:stretch>
-                      <a:fillRect/>
-                    </a:stretch>
-                  </pic:blipFill>
-                  <pic:spPr>
-                    <a:xfrm>
-                      <a:off x="0" y="0"/>
-                      <a:ext cx="6231777" cy="3610197"/>
-                    </a:xfrm>
-                    <a:prstGeom prst="rect">
-                      <a:avLst/>
-                    </a:prstGeom>
-                    <a:ln/>
-                  </pic:spPr>
-                </pic:pic>
-              </a:graphicData>
-            </a:graphic>
-          </wp:inline>
-        </w:drawing>
-      </w:r>
-    </w:p>
-    <w:p>
-      <w:pPr>
-        <w:keepNext/>
-        <w:keepLines/>
-        <w:tabs>
-          <w:tab w:val="right" w:pos="9345"/>
-        </w:tabs>
-        <w:spacing w:after="100" w:line="257" w:lineRule="auto"/>
-        <w:jc w:val="center"/>
-        <w:rPr>
-          <w:rFonts w:ascii="Times New Roman" w:eastAsia="Times New Roman" w:hAnsi="Times New Roman" w:cs="Times New Roman"/>
-          <w:sz w:val="28"/>
-          <w:szCs w:val="28"/>
-        </w:rPr>
-      </w:pPr>
-      <w:r>
-        <w:rPr>
-          <w:rFonts w:ascii="Times New Roman" w:eastAsia="Times New Roman" w:hAnsi="Times New Roman" w:cs="Times New Roman"/>
-          <w:sz w:val="28"/>
-          <w:szCs w:val="28"/>
-        </w:rPr>
-        <w:t>Рисунок 3.11 – работа АЛУ при периоде генератора 2</w:t>
       </w:r>
       <w:r>
         <w:rPr>
@@ -41751,7 +41813,7 @@
                 <w:sz w:val="28"/>
                 <w:szCs w:val="28"/>
               </w:rPr>
-              <w:t>235</w:t>
+              <w:t>157,2</w:t>
             </w:r>
           </w:p>
         </w:tc>
@@ -41823,7 +41885,15 @@
                 <w:sz w:val="28"/>
                 <w:szCs w:val="28"/>
               </w:rPr>
-              <w:t>150</w:t>
+              <w:t>1</w:t>
+            </w:r>
+            <w:r>
+              <w:rPr>
+                <w:rFonts w:ascii="Times New Roman" w:eastAsia="Times New Roman" w:hAnsi="Times New Roman" w:cs="Times New Roman"/>
+                <w:sz w:val="28"/>
+                <w:szCs w:val="28"/>
+              </w:rPr>
+              <w:t>31</w:t>
             </w:r>
           </w:p>
         </w:tc>
@@ -41903,7 +41973,7 @@
                 <w:szCs w:val="28"/>
                 <w:lang w:val="en-US"/>
               </w:rPr>
-              <w:t>~4</w:t>
+              <w:t>~</w:t>
             </w:r>
             <w:r>
               <w:rPr>
@@ -41911,6 +41981,14 @@
                 <w:sz w:val="28"/>
                 <w:szCs w:val="28"/>
               </w:rPr>
+              <w:t>6</w:t>
+            </w:r>
+            <w:r>
+              <w:rPr>
+                <w:rFonts w:ascii="Times New Roman" w:eastAsia="Times New Roman" w:hAnsi="Times New Roman" w:cs="Times New Roman"/>
+                <w:sz w:val="28"/>
+                <w:szCs w:val="28"/>
+              </w:rPr>
               <w:t>.</w:t>
             </w:r>
             <w:r>
@@ -41918,9 +41996,8 @@
                 <w:rFonts w:ascii="Times New Roman" w:eastAsia="Times New Roman" w:hAnsi="Times New Roman" w:cs="Times New Roman"/>
                 <w:sz w:val="28"/>
                 <w:szCs w:val="28"/>
-                <w:lang w:val="en-US"/>
-              </w:rPr>
-              <w:t>2</w:t>
+              </w:rPr>
+              <w:t>3</w:t>
             </w:r>
             <w:r>
               <w:rPr>
@@ -42008,7 +42085,15 @@
                 <w:szCs w:val="28"/>
                 <w:lang w:val="en-US"/>
               </w:rPr>
-              <w:t>~6</w:t>
+              <w:t>~</w:t>
+            </w:r>
+            <w:r>
+              <w:rPr>
+                <w:rFonts w:ascii="Times New Roman" w:eastAsia="Times New Roman" w:hAnsi="Times New Roman" w:cs="Times New Roman"/>
+                <w:sz w:val="28"/>
+                <w:szCs w:val="28"/>
+              </w:rPr>
+              <w:t>7</w:t>
             </w:r>
             <w:r>
               <w:rPr>
@@ -42109,7 +42194,7 @@
           <w:sz w:val="28"/>
           <w:szCs w:val="28"/>
         </w:rPr>
-        <w:t>При отладке АЛУ, была произведена его загрузка на ПЛИС и отладка в системе «Отладчик».</w:t>
+        <w:t>При отладке АЛУ, была произведена его загрузка на ПЛИС</w:t>
       </w:r>
     </w:p>
     <w:p>
@@ -42134,7 +42219,15 @@
           <w:sz w:val="28"/>
           <w:szCs w:val="28"/>
         </w:rPr>
-        <w:t>На рисунке 3.12 приведена схема подключения АЛУ к стенду, а также вывода информации в системе «Отладчик».</w:t>
+        <w:t>На рисунке 3.12 приведена схема подключения АЛУ к стенду</w:t>
+      </w:r>
+      <w:r>
+        <w:rPr>
+          <w:rFonts w:ascii="Times New Roman" w:eastAsia="Times New Roman" w:hAnsi="Times New Roman" w:cs="Times New Roman"/>
+          <w:sz w:val="28"/>
+          <w:szCs w:val="28"/>
+        </w:rPr>
+        <w:t>.</w:t>
       </w:r>
     </w:p>
     <w:p>
@@ -42172,7 +42265,7 @@
                     <pic:cNvPicPr/>
                   </pic:nvPicPr>
                   <pic:blipFill>
-                    <a:blip r:embed="rId45"/>
+                    <a:blip r:embed="rId43"/>
                     <a:stretch>
                       <a:fillRect/>
                     </a:stretch>
@@ -42214,7 +42307,23 @@
           <w:sz w:val="28"/>
           <w:szCs w:val="28"/>
         </w:rPr>
-        <w:t>Рисунок 3.12 – схема подключения АЛУ к стенду</w:t>
+        <w:t xml:space="preserve">Рисунок 3.12 – </w:t>
+      </w:r>
+      <w:r>
+        <w:rPr>
+          <w:rFonts w:ascii="Times New Roman" w:eastAsia="Times New Roman" w:hAnsi="Times New Roman" w:cs="Times New Roman"/>
+          <w:sz w:val="28"/>
+          <w:szCs w:val="28"/>
+        </w:rPr>
+        <w:t>С</w:t>
+      </w:r>
+      <w:r>
+        <w:rPr>
+          <w:rFonts w:ascii="Times New Roman" w:eastAsia="Times New Roman" w:hAnsi="Times New Roman" w:cs="Times New Roman"/>
+          <w:sz w:val="28"/>
+          <w:szCs w:val="28"/>
+        </w:rPr>
+        <w:t>хема подключения АЛУ к стенду</w:t>
       </w:r>
     </w:p>
     <w:p>
@@ -42339,7 +42448,7 @@
                     <pic:cNvPicPr preferRelativeResize="0"/>
                   </pic:nvPicPr>
                   <pic:blipFill>
-                    <a:blip r:embed="rId46"/>
+                    <a:blip r:embed="rId44"/>
                     <a:srcRect/>
                     <a:stretch>
                       <a:fillRect/>
@@ -42383,7 +42492,23 @@
           <w:sz w:val="28"/>
           <w:szCs w:val="28"/>
         </w:rPr>
-        <w:t>Рисунок 3.14 – количество элементов ПЛИС необходимых для загрузки АЛУ</w:t>
+        <w:t xml:space="preserve">Рисунок 3.14 – </w:t>
+      </w:r>
+      <w:r>
+        <w:rPr>
+          <w:rFonts w:ascii="Times New Roman" w:eastAsia="Times New Roman" w:hAnsi="Times New Roman" w:cs="Times New Roman"/>
+          <w:sz w:val="28"/>
+          <w:szCs w:val="28"/>
+        </w:rPr>
+        <w:t>К</w:t>
+      </w:r>
+      <w:r>
+        <w:rPr>
+          <w:rFonts w:ascii="Times New Roman" w:eastAsia="Times New Roman" w:hAnsi="Times New Roman" w:cs="Times New Roman"/>
+          <w:sz w:val="28"/>
+          <w:szCs w:val="28"/>
+        </w:rPr>
+        <w:t>оличество элементов ПЛИС необходимых для загрузки АЛУ</w:t>
       </w:r>
     </w:p>
     <w:p>
@@ -42424,6 +42549,7 @@
           <w:sz w:val="28"/>
           <w:szCs w:val="28"/>
         </w:rPr>
+        <w:lastRenderedPageBreak/>
         <w:drawing>
           <wp:inline distT="114300" distB="114300" distL="114300" distR="114300" wp14:anchorId="64914408" wp14:editId="33EBD4C1">
             <wp:extent cx="5731200" cy="5346700"/>
@@ -42438,7 +42564,7 @@
                     <pic:cNvPicPr preferRelativeResize="0"/>
                   </pic:nvPicPr>
                   <pic:blipFill>
-                    <a:blip r:embed="rId47"/>
+                    <a:blip r:embed="rId45"/>
                     <a:srcRect/>
                     <a:stretch>
                       <a:fillRect/>
@@ -42465,22 +42591,7 @@
       <w:pPr>
         <w:keepNext/>
         <w:keepLines/>
-        <w:tabs>
-          <w:tab w:val="right" w:pos="9345"/>
-        </w:tabs>
-        <w:spacing w:after="100" w:line="257" w:lineRule="auto"/>
-        <w:jc w:val="both"/>
-        <w:rPr>
-          <w:rFonts w:ascii="Times New Roman" w:eastAsia="Times New Roman" w:hAnsi="Times New Roman" w:cs="Times New Roman"/>
-          <w:sz w:val="28"/>
-          <w:szCs w:val="28"/>
-        </w:rPr>
-      </w:pPr>
-    </w:p>
-    <w:p>
-      <w:pPr>
-        <w:keepNext/>
-        <w:keepLines/>
+        <w:shd w:val="clear" w:color="auto" w:fill="FFFFFF" w:themeFill="background1"/>
         <w:tabs>
           <w:tab w:val="right" w:pos="9345"/>
         </w:tabs>
@@ -42497,9 +42608,32 @@
           <w:rFonts w:ascii="Times New Roman" w:eastAsia="Times New Roman" w:hAnsi="Times New Roman" w:cs="Times New Roman"/>
           <w:sz w:val="28"/>
           <w:szCs w:val="28"/>
-          <w:shd w:val="clear" w:color="auto" w:fill="FF0000"/>
-        </w:rPr>
-        <w:t>Рисунок 3.15 – схема размещения АЛУ на кристалле ПЛИС</w:t>
+        </w:rPr>
+        <w:t xml:space="preserve">Рисунок 3.15 </w:t>
+      </w:r>
+      <w:r>
+        <w:rPr>
+          <w:rFonts w:ascii="Times New Roman" w:eastAsia="Times New Roman" w:hAnsi="Times New Roman" w:cs="Times New Roman"/>
+          <w:sz w:val="28"/>
+          <w:szCs w:val="28"/>
+        </w:rPr>
+        <w:t xml:space="preserve">– </w:t>
+      </w:r>
+      <w:r>
+        <w:rPr>
+          <w:rFonts w:ascii="Times New Roman" w:eastAsia="Times New Roman" w:hAnsi="Times New Roman" w:cs="Times New Roman"/>
+          <w:sz w:val="28"/>
+          <w:szCs w:val="28"/>
+        </w:rPr>
+        <w:t>С</w:t>
+      </w:r>
+      <w:r>
+        <w:rPr>
+          <w:rFonts w:ascii="Times New Roman" w:eastAsia="Times New Roman" w:hAnsi="Times New Roman" w:cs="Times New Roman"/>
+          <w:sz w:val="28"/>
+          <w:szCs w:val="28"/>
+        </w:rPr>
+        <w:t>хема размещения АЛУ на кристалле ПЛИС</w:t>
       </w:r>
     </w:p>
     <w:p>
@@ -42602,6 +42736,39 @@
         </w:rPr>
         <w:t>Оперативная память имеет организацию 16х8 ячеек, регистровая – 8х4. Так как операнды представлены в виде 4 разрядов, то каждая ячейка ОП представляется двумя полубайтами. На рисунке 4.1 представлены физическая и логическая адресации оперативной памяти. Четыре старших разряда логического адреса ячейки являются физическим адресом ячейки оперативной памяти, а младший бит логического адреса адресует старший/младший полубайт.</w:t>
       </w:r>
+      <w:r>
+        <w:rPr>
+          <w:rFonts w:ascii="Times New Roman" w:eastAsia="Times New Roman" w:hAnsi="Times New Roman" w:cs="Times New Roman"/>
+          <w:sz w:val="28"/>
+          <w:szCs w:val="28"/>
+        </w:rPr>
+        <w:t xml:space="preserve"> </w:t>
+      </w:r>
+      <w:r>
+        <w:rPr>
+          <w:rFonts w:ascii="Times New Roman" w:eastAsia="Times New Roman" w:hAnsi="Times New Roman" w:cs="Times New Roman"/>
+          <w:sz w:val="28"/>
+          <w:szCs w:val="28"/>
+        </w:rPr>
+        <w:t>Для регистровой памяти физическая и логическая адресация совпадают.</w:t>
+      </w:r>
+    </w:p>
+    <w:p>
+      <w:pPr>
+        <w:keepNext/>
+        <w:keepLines/>
+        <w:tabs>
+          <w:tab w:val="right" w:pos="9345"/>
+        </w:tabs>
+        <w:spacing w:after="100" w:line="257" w:lineRule="auto"/>
+        <w:ind w:firstLine="720"/>
+        <w:jc w:val="both"/>
+        <w:rPr>
+          <w:rFonts w:ascii="Times New Roman" w:eastAsia="Times New Roman" w:hAnsi="Times New Roman" w:cs="Times New Roman"/>
+          <w:sz w:val="28"/>
+          <w:szCs w:val="28"/>
+        </w:rPr>
+      </w:pPr>
     </w:p>
     <w:p>
       <w:pPr>
@@ -42619,24 +42786,451 @@
           <w:szCs w:val="28"/>
         </w:rPr>
       </w:pPr>
-      <w:r>
-        <w:rPr>
-          <w:rFonts w:ascii="Times New Roman" w:hAnsi="Times New Roman" w:cs="Times New Roman"/>
+    </w:p>
+    <w:p>
+      <w:pPr>
+        <w:keepNext/>
+        <w:keepLines/>
+        <w:tabs>
+          <w:tab w:val="right" w:pos="9345"/>
+        </w:tabs>
+        <w:spacing w:after="100" w:line="257" w:lineRule="auto"/>
+        <w:jc w:val="center"/>
+        <w:rPr>
+          <w:rFonts w:ascii="Times New Roman" w:eastAsia="Times New Roman" w:hAnsi="Times New Roman" w:cs="Times New Roman"/>
+          <w:sz w:val="28"/>
+          <w:szCs w:val="28"/>
+        </w:rPr>
+      </w:pPr>
+      <w:r>
+        <w:rPr>
           <w:noProof/>
         </w:rPr>
         <w:lastRenderedPageBreak/>
         <w:drawing>
-          <wp:inline distT="0" distB="0" distL="0" distR="0" wp14:anchorId="0D083821" wp14:editId="3096F7FC">
-            <wp:extent cx="1795463" cy="5495925"/>
-            <wp:effectExtent l="0" t="0" r="0" b="0"/>
-            <wp:docPr id="92" name="image61.png"/>
+          <wp:anchor distT="0" distB="0" distL="114300" distR="114300" simplePos="0" relativeHeight="251695104" behindDoc="0" locked="0" layoutInCell="1" allowOverlap="1" wp14:anchorId="440502AC" wp14:editId="34A0A610">
+            <wp:simplePos x="0" y="0"/>
+            <wp:positionH relativeFrom="page">
+              <wp:align>center</wp:align>
+            </wp:positionH>
+            <wp:positionV relativeFrom="paragraph">
+              <wp:posOffset>304</wp:posOffset>
+            </wp:positionV>
+            <wp:extent cx="3305175" cy="8761730"/>
+            <wp:effectExtent l="0" t="0" r="9525" b="1270"/>
+            <wp:wrapTopAndBottom/>
+            <wp:docPr id="16" name="Рисунок 16"/>
+            <wp:cNvGraphicFramePr>
+              <a:graphicFrameLocks xmlns:a="http://schemas.openxmlformats.org/drawingml/2006/main" noChangeAspect="1"/>
+            </wp:cNvGraphicFramePr>
+            <a:graphic xmlns:a="http://schemas.openxmlformats.org/drawingml/2006/main">
+              <a:graphicData uri="http://schemas.openxmlformats.org/drawingml/2006/picture">
+                <pic:pic xmlns:pic="http://schemas.openxmlformats.org/drawingml/2006/picture">
+                  <pic:nvPicPr>
+                    <pic:cNvPr id="1" name=""/>
+                    <pic:cNvPicPr/>
+                  </pic:nvPicPr>
+                  <pic:blipFill>
+                    <a:blip r:embed="rId46">
+                      <a:extLst>
+                        <a:ext uri="{28A0092B-C50C-407E-A947-70E740481C1C}">
+                          <a14:useLocalDpi xmlns:a14="http://schemas.microsoft.com/office/drawing/2010/main" val="0"/>
+                        </a:ext>
+                      </a:extLst>
+                    </a:blip>
+                    <a:stretch>
+                      <a:fillRect/>
+                    </a:stretch>
+                  </pic:blipFill>
+                  <pic:spPr>
+                    <a:xfrm>
+                      <a:off x="0" y="0"/>
+                      <a:ext cx="3305175" cy="8761730"/>
+                    </a:xfrm>
+                    <a:prstGeom prst="rect">
+                      <a:avLst/>
+                    </a:prstGeom>
+                  </pic:spPr>
+                </pic:pic>
+              </a:graphicData>
+            </a:graphic>
+            <wp14:sizeRelH relativeFrom="margin">
+              <wp14:pctWidth>0</wp14:pctWidth>
+            </wp14:sizeRelH>
+            <wp14:sizeRelV relativeFrom="margin">
+              <wp14:pctHeight>0</wp14:pctHeight>
+            </wp14:sizeRelV>
+          </wp:anchor>
+        </w:drawing>
+      </w:r>
+      <w:r>
+        <w:rPr>
+          <w:rFonts w:ascii="Times New Roman" w:eastAsia="Times New Roman" w:hAnsi="Times New Roman" w:cs="Times New Roman"/>
+          <w:sz w:val="28"/>
+          <w:szCs w:val="28"/>
+        </w:rPr>
+        <w:t xml:space="preserve"> Рисунок 4.1 – Физическая и логическая адресация оперативной памяти</w:t>
+      </w:r>
+    </w:p>
+    <w:p>
+      <w:pPr>
+        <w:pStyle w:val="2"/>
+        <w:tabs>
+          <w:tab w:val="right" w:pos="9345"/>
+        </w:tabs>
+        <w:spacing w:after="100" w:line="257" w:lineRule="auto"/>
+        <w:jc w:val="both"/>
+        <w:rPr>
+          <w:rFonts w:ascii="Times New Roman" w:eastAsia="Times New Roman" w:hAnsi="Times New Roman" w:cs="Times New Roman"/>
+          <w:b w:val="0"/>
+          <w:bCs w:val="0"/>
+          <w:sz w:val="28"/>
+          <w:szCs w:val="28"/>
+        </w:rPr>
+      </w:pPr>
+      <w:bookmarkStart w:id="63" w:name="_ud6v66ld9od4" w:colFirst="0" w:colLast="0"/>
+      <w:bookmarkStart w:id="64" w:name="_Toc224132652"/>
+      <w:bookmarkEnd w:id="63"/>
+      <w:r>
+        <w:rPr>
+          <w:rFonts w:ascii="Times New Roman" w:eastAsia="Times New Roman" w:hAnsi="Times New Roman" w:cs="Times New Roman"/>
+          <w:sz w:val="28"/>
+          <w:szCs w:val="28"/>
+        </w:rPr>
+        <w:lastRenderedPageBreak/>
+        <w:t>4.2 Определение форматов команд и способов адресации</w:t>
+      </w:r>
+      <w:bookmarkEnd w:id="64"/>
+    </w:p>
+    <w:p>
+      <w:pPr>
+        <w:keepNext/>
+        <w:keepLines/>
+        <w:tabs>
+          <w:tab w:val="right" w:pos="9345"/>
+        </w:tabs>
+        <w:spacing w:after="100" w:line="257" w:lineRule="auto"/>
+        <w:ind w:firstLine="720"/>
+        <w:jc w:val="both"/>
+        <w:rPr>
+          <w:rFonts w:ascii="Times New Roman" w:eastAsia="Times New Roman" w:hAnsi="Times New Roman" w:cs="Times New Roman"/>
+          <w:sz w:val="28"/>
+          <w:szCs w:val="28"/>
+        </w:rPr>
+      </w:pPr>
+      <w:r>
+        <w:rPr>
+          <w:rFonts w:ascii="Times New Roman" w:eastAsia="Times New Roman" w:hAnsi="Times New Roman" w:cs="Times New Roman"/>
+          <w:sz w:val="28"/>
+          <w:szCs w:val="28"/>
+        </w:rPr>
+        <w:t>В разрабатываемом блоке управления командами используются два типа адресации: прямая регистровая и авто</w:t>
+      </w:r>
+      <w:r>
+        <w:rPr>
+          <w:rFonts w:ascii="Times New Roman" w:eastAsia="Times New Roman" w:hAnsi="Times New Roman" w:cs="Times New Roman"/>
+          <w:sz w:val="28"/>
+          <w:szCs w:val="28"/>
+        </w:rPr>
+        <w:t>декрементная</w:t>
+      </w:r>
+      <w:r>
+        <w:rPr>
+          <w:rFonts w:ascii="Times New Roman" w:eastAsia="Times New Roman" w:hAnsi="Times New Roman" w:cs="Times New Roman"/>
+          <w:sz w:val="28"/>
+          <w:szCs w:val="28"/>
+        </w:rPr>
+        <w:t xml:space="preserve"> вар. 1. Результат операции УМНОЖЕНИЕ записывается по адресу </w:t>
+      </w:r>
+      <w:r>
+        <w:rPr>
+          <w:rFonts w:ascii="Times New Roman" w:eastAsia="Times New Roman" w:hAnsi="Times New Roman" w:cs="Times New Roman"/>
+          <w:sz w:val="28"/>
+          <w:szCs w:val="28"/>
+        </w:rPr>
+        <w:t xml:space="preserve">первого </w:t>
+      </w:r>
+      <w:r>
+        <w:rPr>
+          <w:rFonts w:ascii="Times New Roman" w:eastAsia="Times New Roman" w:hAnsi="Times New Roman" w:cs="Times New Roman"/>
+          <w:sz w:val="28"/>
+          <w:szCs w:val="28"/>
+        </w:rPr>
+        <w:t xml:space="preserve">операнда, операции ВЫЧИТАНИЕ – по адресу </w:t>
+      </w:r>
+      <w:r>
+        <w:rPr>
+          <w:rFonts w:ascii="Times New Roman" w:eastAsia="Times New Roman" w:hAnsi="Times New Roman" w:cs="Times New Roman"/>
+          <w:sz w:val="28"/>
+          <w:szCs w:val="28"/>
+        </w:rPr>
+        <w:t>второго</w:t>
+      </w:r>
+      <w:r>
+        <w:rPr>
+          <w:rFonts w:ascii="Times New Roman" w:eastAsia="Times New Roman" w:hAnsi="Times New Roman" w:cs="Times New Roman"/>
+          <w:sz w:val="28"/>
+          <w:szCs w:val="28"/>
+        </w:rPr>
+        <w:t xml:space="preserve"> операнда.</w:t>
+      </w:r>
+    </w:p>
+    <w:p>
+      <w:pPr>
+        <w:keepNext/>
+        <w:keepLines/>
+        <w:tabs>
+          <w:tab w:val="right" w:pos="9345"/>
+        </w:tabs>
+        <w:spacing w:after="100" w:line="257" w:lineRule="auto"/>
+        <w:ind w:firstLine="720"/>
+        <w:jc w:val="both"/>
+        <w:rPr>
+          <w:rFonts w:ascii="Times New Roman" w:eastAsia="Times New Roman" w:hAnsi="Times New Roman" w:cs="Times New Roman"/>
+          <w:sz w:val="28"/>
+          <w:szCs w:val="28"/>
+        </w:rPr>
+      </w:pPr>
+    </w:p>
+    <w:p>
+      <w:pPr>
+        <w:keepNext/>
+        <w:keepLines/>
+        <w:tabs>
+          <w:tab w:val="right" w:pos="9345"/>
+        </w:tabs>
+        <w:spacing w:after="100" w:line="257" w:lineRule="auto"/>
+        <w:ind w:firstLine="720"/>
+        <w:jc w:val="both"/>
+        <w:rPr>
+          <w:rFonts w:ascii="Times New Roman" w:eastAsia="Times New Roman" w:hAnsi="Times New Roman" w:cs="Times New Roman"/>
+          <w:sz w:val="28"/>
+          <w:szCs w:val="28"/>
+        </w:rPr>
+      </w:pPr>
+      <w:r>
+        <w:rPr>
+          <w:rFonts w:ascii="Times New Roman" w:eastAsia="Times New Roman" w:hAnsi="Times New Roman" w:cs="Times New Roman"/>
+          <w:sz w:val="28"/>
+          <w:szCs w:val="28"/>
+        </w:rPr>
+        <w:t>Обе команды – ВЫЧИТАНИЕ и УМНОЖЕНИЕ – записываются в формате «регистр-регистр».</w:t>
+      </w:r>
+    </w:p>
+    <w:p>
+      <w:pPr>
+        <w:keepNext/>
+        <w:keepLines/>
+        <w:tabs>
+          <w:tab w:val="right" w:pos="9345"/>
+        </w:tabs>
+        <w:spacing w:after="100" w:line="257" w:lineRule="auto"/>
+        <w:ind w:firstLine="720"/>
+        <w:jc w:val="both"/>
+        <w:rPr>
+          <w:rFonts w:ascii="Times New Roman" w:eastAsia="Times New Roman" w:hAnsi="Times New Roman" w:cs="Times New Roman"/>
+          <w:sz w:val="28"/>
+          <w:szCs w:val="28"/>
+        </w:rPr>
+      </w:pPr>
+      <w:r>
+        <w:rPr>
+          <w:rFonts w:ascii="Times New Roman" w:eastAsia="Times New Roman" w:hAnsi="Times New Roman" w:cs="Times New Roman"/>
+          <w:sz w:val="28"/>
+          <w:szCs w:val="28"/>
+        </w:rPr>
+        <w:t xml:space="preserve">В линейных командах первый операнд хранится в РП, второй – в ОП. Для выборки первого используется прямая регистровая адресация, в команде указывается номер регистра. Для выборки второго используется </w:t>
+      </w:r>
+      <w:r>
+        <w:rPr>
+          <w:rFonts w:ascii="Times New Roman" w:eastAsia="Times New Roman" w:hAnsi="Times New Roman" w:cs="Times New Roman"/>
+          <w:sz w:val="28"/>
+          <w:szCs w:val="28"/>
+        </w:rPr>
+        <w:t>автодекрементная</w:t>
+      </w:r>
+      <w:r>
+        <w:rPr>
+          <w:rFonts w:ascii="Times New Roman" w:eastAsia="Times New Roman" w:hAnsi="Times New Roman" w:cs="Times New Roman"/>
+          <w:sz w:val="28"/>
+          <w:szCs w:val="28"/>
+        </w:rPr>
+        <w:t xml:space="preserve"> адресация  вар.1, в команде указывается номер регистра, хранящим адрес ячейки. </w:t>
+      </w:r>
+    </w:p>
+    <w:p>
+      <w:pPr>
+        <w:keepNext/>
+        <w:keepLines/>
+        <w:tabs>
+          <w:tab w:val="right" w:pos="9345"/>
+        </w:tabs>
+        <w:spacing w:after="100" w:line="257" w:lineRule="auto"/>
+        <w:ind w:firstLine="720"/>
+        <w:jc w:val="both"/>
+        <w:rPr>
+          <w:rFonts w:ascii="Times New Roman" w:eastAsia="Times New Roman" w:hAnsi="Times New Roman" w:cs="Times New Roman"/>
+          <w:sz w:val="28"/>
+          <w:szCs w:val="28"/>
+        </w:rPr>
+      </w:pPr>
+      <w:r>
+        <w:rPr>
+          <w:rFonts w:ascii="Times New Roman" w:eastAsia="Times New Roman" w:hAnsi="Times New Roman" w:cs="Times New Roman"/>
+          <w:sz w:val="28"/>
+          <w:szCs w:val="28"/>
+        </w:rPr>
+        <w:t>Кроме линейных команд, также предусмотрена команда условного перехода, в которой адрес перехода задаётся с помощью относительной адресации.</w:t>
+      </w:r>
+    </w:p>
+    <w:p>
+      <w:pPr>
+        <w:keepNext/>
+        <w:keepLines/>
+        <w:tabs>
+          <w:tab w:val="right" w:pos="9345"/>
+        </w:tabs>
+        <w:spacing w:after="100" w:line="257" w:lineRule="auto"/>
+        <w:ind w:firstLine="720"/>
+        <w:jc w:val="center"/>
+        <w:rPr>
+          <w:rFonts w:ascii="Times New Roman" w:eastAsia="Times New Roman" w:hAnsi="Times New Roman" w:cs="Times New Roman"/>
+          <w:sz w:val="28"/>
+          <w:szCs w:val="28"/>
+        </w:rPr>
+      </w:pPr>
+      <w:r>
+        <w:rPr>
+          <w:rFonts w:ascii="Times New Roman" w:eastAsia="Times New Roman" w:hAnsi="Times New Roman" w:cs="Times New Roman"/>
+          <w:sz w:val="28"/>
+          <w:szCs w:val="28"/>
+        </w:rPr>
+        <w:t>Схемы адресации представлены на рисунках 4.2-4.4</w:t>
+      </w:r>
+      <w:r>
+        <w:rPr>
+          <w:rFonts w:ascii="Times New Roman" w:hAnsi="Times New Roman" w:cs="Times New Roman"/>
+          <w:noProof/>
+        </w:rPr>
+        <w:drawing>
+          <wp:inline distT="0" distB="0" distL="0" distR="0" wp14:anchorId="24334B82" wp14:editId="24D43F56">
+            <wp:extent cx="3426206" cy="1828800"/>
+            <wp:effectExtent l="0" t="0" r="3175" b="0"/>
+            <wp:docPr id="123" name="image70.png"/>
             <wp:cNvGraphicFramePr/>
             <a:graphic xmlns:a="http://schemas.openxmlformats.org/drawingml/2006/main">
               <a:graphicData uri="http://schemas.openxmlformats.org/drawingml/2006/picture">
                 <pic:pic xmlns:pic="http://schemas.openxmlformats.org/drawingml/2006/picture">
                   <pic:nvPicPr>
-                    <pic:cNvPr id="0" name="image61.png"/>
+                    <pic:cNvPr id="0" name="image70.png"/>
                     <pic:cNvPicPr preferRelativeResize="0"/>
+                  </pic:nvPicPr>
+                  <pic:blipFill>
+                    <a:blip r:embed="rId47">
+                      <a:extLst>
+                        <a:ext uri="{28A0092B-C50C-407E-A947-70E740481C1C}">
+                          <a14:useLocalDpi xmlns:a14="http://schemas.microsoft.com/office/drawing/2010/main" val="0"/>
+                        </a:ext>
+                      </a:extLst>
+                    </a:blip>
+                    <a:srcRect l="61462" t="43651" b="46159"/>
+                    <a:stretch>
+                      <a:fillRect/>
+                    </a:stretch>
+                  </pic:blipFill>
+                  <pic:spPr>
+                    <a:xfrm>
+                      <a:off x="0" y="0"/>
+                      <a:ext cx="3464812" cy="1849407"/>
+                    </a:xfrm>
+                    <a:prstGeom prst="rect">
+                      <a:avLst/>
+                    </a:prstGeom>
+                    <a:ln/>
+                  </pic:spPr>
+                </pic:pic>
+              </a:graphicData>
+            </a:graphic>
+          </wp:inline>
+        </w:drawing>
+      </w:r>
+    </w:p>
+    <w:p>
+      <w:pPr>
+        <w:keepNext/>
+        <w:keepLines/>
+        <w:tabs>
+          <w:tab w:val="right" w:pos="9345"/>
+        </w:tabs>
+        <w:spacing w:after="100" w:line="257" w:lineRule="auto"/>
+        <w:jc w:val="center"/>
+        <w:rPr>
+          <w:rFonts w:ascii="Times New Roman" w:eastAsia="Times New Roman" w:hAnsi="Times New Roman" w:cs="Times New Roman"/>
+          <w:sz w:val="28"/>
+          <w:szCs w:val="28"/>
+        </w:rPr>
+      </w:pPr>
+      <w:r>
+        <w:rPr>
+          <w:rFonts w:ascii="Times New Roman" w:eastAsia="Times New Roman" w:hAnsi="Times New Roman" w:cs="Times New Roman"/>
+          <w:sz w:val="28"/>
+          <w:szCs w:val="28"/>
+        </w:rPr>
+        <w:t xml:space="preserve">Рисунок 4.2 – </w:t>
+      </w:r>
+      <w:r>
+        <w:rPr>
+          <w:rFonts w:ascii="Times New Roman" w:eastAsia="Times New Roman" w:hAnsi="Times New Roman" w:cs="Times New Roman"/>
+          <w:sz w:val="28"/>
+          <w:szCs w:val="28"/>
+        </w:rPr>
+        <w:t>П</w:t>
+      </w:r>
+      <w:r>
+        <w:rPr>
+          <w:rFonts w:ascii="Times New Roman" w:eastAsia="Times New Roman" w:hAnsi="Times New Roman" w:cs="Times New Roman"/>
+          <w:sz w:val="28"/>
+          <w:szCs w:val="28"/>
+        </w:rPr>
+        <w:t>рямая регистровая адресация для первого операнда</w:t>
+      </w:r>
+    </w:p>
+    <w:p>
+      <w:pPr>
+        <w:keepNext/>
+        <w:keepLines/>
+        <w:tabs>
+          <w:tab w:val="right" w:pos="9345"/>
+        </w:tabs>
+        <w:spacing w:after="100" w:line="257" w:lineRule="auto"/>
+        <w:jc w:val="center"/>
+        <w:rPr>
+          <w:rFonts w:ascii="Times New Roman" w:eastAsia="Times New Roman" w:hAnsi="Times New Roman" w:cs="Times New Roman"/>
+          <w:sz w:val="28"/>
+          <w:szCs w:val="28"/>
+        </w:rPr>
+      </w:pPr>
+      <w:r>
+        <w:rPr>
+          <w:rFonts w:ascii="Times New Roman" w:hAnsi="Times New Roman" w:cs="Times New Roman"/>
+          <w:noProof/>
+        </w:rPr>
+        <w:drawing>
+          <wp:inline distT="0" distB="0" distL="0" distR="0" wp14:anchorId="5C9B1936" wp14:editId="444AB9E4">
+            <wp:extent cx="5180863" cy="2266950"/>
+            <wp:effectExtent l="0" t="0" r="1270" b="0"/>
+            <wp:docPr id="28" name="Рисунок 28"/>
+            <wp:cNvGraphicFramePr>
+              <a:graphicFrameLocks xmlns:a="http://schemas.openxmlformats.org/drawingml/2006/main" noChangeAspect="1"/>
+            </wp:cNvGraphicFramePr>
+            <a:graphic xmlns:a="http://schemas.openxmlformats.org/drawingml/2006/main">
+              <a:graphicData uri="http://schemas.openxmlformats.org/drawingml/2006/picture">
+                <pic:pic xmlns:pic="http://schemas.openxmlformats.org/drawingml/2006/picture">
+                  <pic:nvPicPr>
+                    <pic:cNvPr id="0" name="Picture 1"/>
+                    <pic:cNvPicPr>
+                      <a:picLocks noChangeAspect="1" noChangeArrowheads="1"/>
+                    </pic:cNvPicPr>
                   </pic:nvPicPr>
                   <pic:blipFill>
                     <a:blip r:embed="rId48">
@@ -42651,496 +43245,10 @@
                       <a:fillRect/>
                     </a:stretch>
                   </pic:blipFill>
-                  <pic:spPr>
-                    <a:xfrm>
-                      <a:off x="0" y="0"/>
-                      <a:ext cx="1795463" cy="5495925"/>
-                    </a:xfrm>
-                    <a:prstGeom prst="rect">
-                      <a:avLst/>
-                    </a:prstGeom>
-                    <a:ln/>
-                  </pic:spPr>
-                </pic:pic>
-              </a:graphicData>
-            </a:graphic>
-          </wp:inline>
-        </w:drawing>
-      </w:r>
-    </w:p>
-    <w:p>
-      <w:pPr>
-        <w:keepNext/>
-        <w:keepLines/>
-        <w:tabs>
-          <w:tab w:val="right" w:pos="9345"/>
-        </w:tabs>
-        <w:spacing w:after="100" w:line="257" w:lineRule="auto"/>
-        <w:jc w:val="both"/>
-        <w:rPr>
-          <w:rFonts w:ascii="Times New Roman" w:eastAsia="Times New Roman" w:hAnsi="Times New Roman" w:cs="Times New Roman"/>
-          <w:sz w:val="28"/>
-          <w:szCs w:val="28"/>
-        </w:rPr>
-      </w:pPr>
-    </w:p>
-    <w:p>
-      <w:pPr>
-        <w:keepNext/>
-        <w:keepLines/>
-        <w:tabs>
-          <w:tab w:val="right" w:pos="9345"/>
-        </w:tabs>
-        <w:spacing w:after="100" w:line="257" w:lineRule="auto"/>
-        <w:jc w:val="center"/>
-        <w:rPr>
-          <w:rFonts w:ascii="Times New Roman" w:eastAsia="Times New Roman" w:hAnsi="Times New Roman" w:cs="Times New Roman"/>
-          <w:sz w:val="28"/>
-          <w:szCs w:val="28"/>
-        </w:rPr>
-      </w:pPr>
-      <w:r>
-        <w:rPr>
-          <w:rFonts w:ascii="Times New Roman" w:eastAsia="Times New Roman" w:hAnsi="Times New Roman" w:cs="Times New Roman"/>
-          <w:sz w:val="28"/>
-          <w:szCs w:val="28"/>
-        </w:rPr>
-        <w:t>Рисунок 4.1 – Физическая и логическая адресация оперативной памяти</w:t>
-      </w:r>
-    </w:p>
-    <w:p>
-      <w:pPr>
-        <w:keepNext/>
-        <w:keepLines/>
-        <w:tabs>
-          <w:tab w:val="right" w:pos="9345"/>
-        </w:tabs>
-        <w:spacing w:after="100" w:line="257" w:lineRule="auto"/>
-        <w:jc w:val="both"/>
-        <w:rPr>
-          <w:rFonts w:ascii="Times New Roman" w:eastAsia="Times New Roman" w:hAnsi="Times New Roman" w:cs="Times New Roman"/>
-          <w:sz w:val="28"/>
-          <w:szCs w:val="28"/>
-        </w:rPr>
-      </w:pPr>
-    </w:p>
-    <w:p>
-      <w:pPr>
-        <w:keepNext/>
-        <w:keepLines/>
-        <w:tabs>
-          <w:tab w:val="right" w:pos="9345"/>
-        </w:tabs>
-        <w:spacing w:after="100" w:line="257" w:lineRule="auto"/>
-        <w:ind w:firstLine="720"/>
-        <w:jc w:val="both"/>
-        <w:rPr>
-          <w:rFonts w:ascii="Times New Roman" w:eastAsia="Times New Roman" w:hAnsi="Times New Roman" w:cs="Times New Roman"/>
-          <w:sz w:val="28"/>
-          <w:szCs w:val="28"/>
-        </w:rPr>
-      </w:pPr>
-      <w:r>
-        <w:rPr>
-          <w:rFonts w:ascii="Times New Roman" w:eastAsia="Times New Roman" w:hAnsi="Times New Roman" w:cs="Times New Roman"/>
-          <w:sz w:val="28"/>
-          <w:szCs w:val="28"/>
-        </w:rPr>
-        <w:t>Для регистровой памяти физическая и логическая адресация совпадают.</w:t>
-      </w:r>
-    </w:p>
-    <w:p>
-      <w:pPr>
-        <w:keepNext/>
-        <w:keepLines/>
-        <w:tabs>
-          <w:tab w:val="right" w:pos="9345"/>
-        </w:tabs>
-        <w:spacing w:after="100" w:line="257" w:lineRule="auto"/>
-        <w:jc w:val="both"/>
-        <w:rPr>
-          <w:rFonts w:ascii="Times New Roman" w:eastAsia="Times New Roman" w:hAnsi="Times New Roman" w:cs="Times New Roman"/>
-          <w:sz w:val="28"/>
-          <w:szCs w:val="28"/>
-        </w:rPr>
-      </w:pPr>
-    </w:p>
-    <w:p>
-      <w:pPr>
-        <w:pStyle w:val="2"/>
-        <w:tabs>
-          <w:tab w:val="right" w:pos="9345"/>
-        </w:tabs>
-        <w:spacing w:after="100" w:line="257" w:lineRule="auto"/>
-        <w:jc w:val="both"/>
-        <w:rPr>
-          <w:rFonts w:ascii="Times New Roman" w:eastAsia="Times New Roman" w:hAnsi="Times New Roman" w:cs="Times New Roman"/>
-          <w:b w:val="0"/>
-          <w:bCs w:val="0"/>
-          <w:sz w:val="28"/>
-          <w:szCs w:val="28"/>
-        </w:rPr>
-      </w:pPr>
-      <w:bookmarkStart w:id="63" w:name="_ud6v66ld9od4" w:colFirst="0" w:colLast="0"/>
-      <w:bookmarkStart w:id="64" w:name="_Toc224132652"/>
-      <w:bookmarkEnd w:id="63"/>
-      <w:r>
-        <w:rPr>
-          <w:rFonts w:ascii="Times New Roman" w:eastAsia="Times New Roman" w:hAnsi="Times New Roman" w:cs="Times New Roman"/>
-          <w:sz w:val="28"/>
-          <w:szCs w:val="28"/>
-        </w:rPr>
-        <w:t>4.2 Определение форматов команд и способов адресации</w:t>
-      </w:r>
-      <w:bookmarkEnd w:id="64"/>
-    </w:p>
-    <w:p>
-      <w:pPr>
-        <w:keepNext/>
-        <w:keepLines/>
-        <w:tabs>
-          <w:tab w:val="right" w:pos="9345"/>
-        </w:tabs>
-        <w:spacing w:after="100" w:line="257" w:lineRule="auto"/>
-        <w:ind w:firstLine="720"/>
-        <w:jc w:val="both"/>
-        <w:rPr>
-          <w:rFonts w:ascii="Times New Roman" w:eastAsia="Times New Roman" w:hAnsi="Times New Roman" w:cs="Times New Roman"/>
-          <w:sz w:val="28"/>
-          <w:szCs w:val="28"/>
-        </w:rPr>
-      </w:pPr>
-      <w:r>
-        <w:rPr>
-          <w:rFonts w:ascii="Times New Roman" w:eastAsia="Times New Roman" w:hAnsi="Times New Roman" w:cs="Times New Roman"/>
-          <w:sz w:val="28"/>
-          <w:szCs w:val="28"/>
-        </w:rPr>
-        <w:t>В разрабатываемом блоке управления командами используются два типа адресации: прямая регистровая и авто</w:t>
-      </w:r>
-      <w:r>
-        <w:rPr>
-          <w:rFonts w:ascii="Times New Roman" w:eastAsia="Times New Roman" w:hAnsi="Times New Roman" w:cs="Times New Roman"/>
-          <w:sz w:val="28"/>
-          <w:szCs w:val="28"/>
-        </w:rPr>
-        <w:t>декрементная</w:t>
-      </w:r>
-      <w:r>
-        <w:rPr>
-          <w:rFonts w:ascii="Times New Roman" w:eastAsia="Times New Roman" w:hAnsi="Times New Roman" w:cs="Times New Roman"/>
-          <w:sz w:val="28"/>
-          <w:szCs w:val="28"/>
-        </w:rPr>
-        <w:t xml:space="preserve"> вар. 1. Результат операции УМНОЖЕНИЕ записывается по адресу </w:t>
-      </w:r>
-      <w:r>
-        <w:rPr>
-          <w:rFonts w:ascii="Times New Roman" w:eastAsia="Times New Roman" w:hAnsi="Times New Roman" w:cs="Times New Roman"/>
-          <w:sz w:val="28"/>
-          <w:szCs w:val="28"/>
-        </w:rPr>
-        <w:t xml:space="preserve">первого </w:t>
-      </w:r>
-      <w:r>
-        <w:rPr>
-          <w:rFonts w:ascii="Times New Roman" w:eastAsia="Times New Roman" w:hAnsi="Times New Roman" w:cs="Times New Roman"/>
-          <w:sz w:val="28"/>
-          <w:szCs w:val="28"/>
-        </w:rPr>
-        <w:t xml:space="preserve">операнда, операции ВЫЧИТАНИЕ – по адресу </w:t>
-      </w:r>
-      <w:r>
-        <w:rPr>
-          <w:rFonts w:ascii="Times New Roman" w:eastAsia="Times New Roman" w:hAnsi="Times New Roman" w:cs="Times New Roman"/>
-          <w:sz w:val="28"/>
-          <w:szCs w:val="28"/>
-        </w:rPr>
-        <w:t>второго</w:t>
-      </w:r>
-      <w:r>
-        <w:rPr>
-          <w:rFonts w:ascii="Times New Roman" w:eastAsia="Times New Roman" w:hAnsi="Times New Roman" w:cs="Times New Roman"/>
-          <w:sz w:val="28"/>
-          <w:szCs w:val="28"/>
-        </w:rPr>
-        <w:t xml:space="preserve"> операнда.</w:t>
-      </w:r>
-    </w:p>
-    <w:p>
-      <w:pPr>
-        <w:keepNext/>
-        <w:keepLines/>
-        <w:tabs>
-          <w:tab w:val="right" w:pos="9345"/>
-        </w:tabs>
-        <w:spacing w:after="100" w:line="257" w:lineRule="auto"/>
-        <w:ind w:firstLine="720"/>
-        <w:jc w:val="both"/>
-        <w:rPr>
-          <w:rFonts w:ascii="Times New Roman" w:eastAsia="Times New Roman" w:hAnsi="Times New Roman" w:cs="Times New Roman"/>
-          <w:sz w:val="28"/>
-          <w:szCs w:val="28"/>
-        </w:rPr>
-      </w:pPr>
-    </w:p>
-    <w:p>
-      <w:pPr>
-        <w:keepNext/>
-        <w:keepLines/>
-        <w:tabs>
-          <w:tab w:val="right" w:pos="9345"/>
-        </w:tabs>
-        <w:spacing w:after="100" w:line="257" w:lineRule="auto"/>
-        <w:ind w:firstLine="720"/>
-        <w:jc w:val="both"/>
-        <w:rPr>
-          <w:rFonts w:ascii="Times New Roman" w:eastAsia="Times New Roman" w:hAnsi="Times New Roman" w:cs="Times New Roman"/>
-          <w:sz w:val="28"/>
-          <w:szCs w:val="28"/>
-        </w:rPr>
-      </w:pPr>
-      <w:r>
-        <w:rPr>
-          <w:rFonts w:ascii="Times New Roman" w:eastAsia="Times New Roman" w:hAnsi="Times New Roman" w:cs="Times New Roman"/>
-          <w:sz w:val="28"/>
-          <w:szCs w:val="28"/>
-        </w:rPr>
-        <w:lastRenderedPageBreak/>
-        <w:t>Обе команды – ВЫЧИТАНИЕ и УМНОЖЕНИЕ – записываются в формате «регистр-регистр».</w:t>
-      </w:r>
-    </w:p>
-    <w:p>
-      <w:pPr>
-        <w:keepNext/>
-        <w:keepLines/>
-        <w:tabs>
-          <w:tab w:val="right" w:pos="9345"/>
-        </w:tabs>
-        <w:spacing w:after="100" w:line="257" w:lineRule="auto"/>
-        <w:ind w:firstLine="720"/>
-        <w:jc w:val="both"/>
-        <w:rPr>
-          <w:rFonts w:ascii="Times New Roman" w:eastAsia="Times New Roman" w:hAnsi="Times New Roman" w:cs="Times New Roman"/>
-          <w:sz w:val="28"/>
-          <w:szCs w:val="28"/>
-        </w:rPr>
-      </w:pPr>
-      <w:r>
-        <w:rPr>
-          <w:rFonts w:ascii="Times New Roman" w:eastAsia="Times New Roman" w:hAnsi="Times New Roman" w:cs="Times New Roman"/>
-          <w:sz w:val="28"/>
-          <w:szCs w:val="28"/>
-        </w:rPr>
-        <w:t xml:space="preserve">В линейных командах первый операнд хранится в РП, второй – в ОП. Для выборки первого используется прямая регистровая адресация, в команде указывается номер регистра. Для выборки второго используется </w:t>
-      </w:r>
-      <w:r>
-        <w:rPr>
-          <w:rFonts w:ascii="Times New Roman" w:eastAsia="Times New Roman" w:hAnsi="Times New Roman" w:cs="Times New Roman"/>
-          <w:sz w:val="28"/>
-          <w:szCs w:val="28"/>
-        </w:rPr>
-        <w:t>автодекрементная</w:t>
-      </w:r>
-      <w:r>
-        <w:rPr>
-          <w:rFonts w:ascii="Times New Roman" w:eastAsia="Times New Roman" w:hAnsi="Times New Roman" w:cs="Times New Roman"/>
-          <w:sz w:val="28"/>
-          <w:szCs w:val="28"/>
-        </w:rPr>
-        <w:t xml:space="preserve"> адресация  вар.1, в команде указывается номер регистра, хранящим адрес ячейки. </w:t>
-      </w:r>
-    </w:p>
-    <w:p>
-      <w:pPr>
-        <w:keepNext/>
-        <w:keepLines/>
-        <w:tabs>
-          <w:tab w:val="right" w:pos="9345"/>
-        </w:tabs>
-        <w:spacing w:after="100" w:line="257" w:lineRule="auto"/>
-        <w:ind w:firstLine="720"/>
-        <w:jc w:val="both"/>
-        <w:rPr>
-          <w:rFonts w:ascii="Times New Roman" w:eastAsia="Times New Roman" w:hAnsi="Times New Roman" w:cs="Times New Roman"/>
-          <w:sz w:val="28"/>
-          <w:szCs w:val="28"/>
-        </w:rPr>
-      </w:pPr>
-      <w:r>
-        <w:rPr>
-          <w:rFonts w:ascii="Times New Roman" w:eastAsia="Times New Roman" w:hAnsi="Times New Roman" w:cs="Times New Roman"/>
-          <w:sz w:val="28"/>
-          <w:szCs w:val="28"/>
-        </w:rPr>
-        <w:t>Кроме линейных команд, также предусмотрена команда условного перехода, в которой адрес перехода задаётся с помощью относительной адресации.</w:t>
-      </w:r>
-    </w:p>
-    <w:p>
-      <w:pPr>
-        <w:keepNext/>
-        <w:keepLines/>
-        <w:tabs>
-          <w:tab w:val="right" w:pos="9345"/>
-        </w:tabs>
-        <w:spacing w:after="100" w:line="257" w:lineRule="auto"/>
-        <w:ind w:firstLine="720"/>
-        <w:jc w:val="center"/>
-        <w:rPr>
-          <w:rFonts w:ascii="Times New Roman" w:eastAsia="Times New Roman" w:hAnsi="Times New Roman" w:cs="Times New Roman"/>
-          <w:sz w:val="28"/>
-          <w:szCs w:val="28"/>
-        </w:rPr>
-      </w:pPr>
-      <w:r>
-        <w:rPr>
-          <w:rFonts w:ascii="Times New Roman" w:eastAsia="Times New Roman" w:hAnsi="Times New Roman" w:cs="Times New Roman"/>
-          <w:sz w:val="28"/>
-          <w:szCs w:val="28"/>
-        </w:rPr>
-        <w:t>Схемы адресации представлены на рисунках 4.2-4.4</w:t>
-      </w:r>
-      <w:r>
-        <w:rPr>
-          <w:rFonts w:ascii="Times New Roman" w:hAnsi="Times New Roman" w:cs="Times New Roman"/>
-          <w:noProof/>
-        </w:rPr>
-        <w:drawing>
-          <wp:inline distT="0" distB="0" distL="0" distR="0" wp14:anchorId="24334B82" wp14:editId="01F9776F">
-            <wp:extent cx="2905125" cy="1760277"/>
-            <wp:effectExtent l="0" t="0" r="0" b="0"/>
-            <wp:docPr id="123" name="image70.png"/>
-            <wp:cNvGraphicFramePr/>
-            <a:graphic xmlns:a="http://schemas.openxmlformats.org/drawingml/2006/main">
-              <a:graphicData uri="http://schemas.openxmlformats.org/drawingml/2006/picture">
-                <pic:pic xmlns:pic="http://schemas.openxmlformats.org/drawingml/2006/picture">
-                  <pic:nvPicPr>
-                    <pic:cNvPr id="0" name="image70.png"/>
-                    <pic:cNvPicPr preferRelativeResize="0"/>
-                  </pic:nvPicPr>
-                  <pic:blipFill>
-                    <a:blip r:embed="rId49">
-                      <a:extLst>
-                        <a:ext uri="{28A0092B-C50C-407E-A947-70E740481C1C}">
-                          <a14:useLocalDpi xmlns:a14="http://schemas.microsoft.com/office/drawing/2010/main" val="0"/>
-                        </a:ext>
-                      </a:extLst>
-                    </a:blip>
-                    <a:srcRect l="61462" t="43651" b="46159"/>
-                    <a:stretch>
-                      <a:fillRect/>
-                    </a:stretch>
-                  </pic:blipFill>
-                  <pic:spPr>
-                    <a:xfrm>
-                      <a:off x="0" y="0"/>
-                      <a:ext cx="2905125" cy="1760277"/>
-                    </a:xfrm>
-                    <a:prstGeom prst="rect">
-                      <a:avLst/>
-                    </a:prstGeom>
-                    <a:ln/>
-                  </pic:spPr>
-                </pic:pic>
-              </a:graphicData>
-            </a:graphic>
-          </wp:inline>
-        </w:drawing>
-      </w:r>
-    </w:p>
-    <w:p>
-      <w:pPr>
-        <w:keepNext/>
-        <w:keepLines/>
-        <w:tabs>
-          <w:tab w:val="right" w:pos="9345"/>
-        </w:tabs>
-        <w:spacing w:after="100" w:line="257" w:lineRule="auto"/>
-        <w:jc w:val="center"/>
-        <w:rPr>
-          <w:rFonts w:ascii="Times New Roman" w:eastAsia="Times New Roman" w:hAnsi="Times New Roman" w:cs="Times New Roman"/>
-          <w:sz w:val="28"/>
-          <w:szCs w:val="28"/>
-        </w:rPr>
-      </w:pPr>
-      <w:r>
-        <w:rPr>
-          <w:rFonts w:ascii="Times New Roman" w:eastAsia="Times New Roman" w:hAnsi="Times New Roman" w:cs="Times New Roman"/>
-          <w:sz w:val="28"/>
-          <w:szCs w:val="28"/>
-        </w:rPr>
-        <w:t>Рисунок 4.2 – прямая регистровая адресация для первого операнда</w:t>
-      </w:r>
-    </w:p>
-    <w:p>
-      <w:pPr>
-        <w:keepNext/>
-        <w:keepLines/>
-        <w:tabs>
-          <w:tab w:val="right" w:pos="9345"/>
-        </w:tabs>
-        <w:spacing w:after="100" w:line="257" w:lineRule="auto"/>
-        <w:rPr>
-          <w:rFonts w:ascii="Times New Roman" w:eastAsia="Times New Roman" w:hAnsi="Times New Roman" w:cs="Times New Roman"/>
-          <w:sz w:val="28"/>
-          <w:szCs w:val="28"/>
-        </w:rPr>
-      </w:pPr>
-    </w:p>
-    <w:p>
-      <w:pPr>
-        <w:keepNext/>
-        <w:keepLines/>
-        <w:tabs>
-          <w:tab w:val="right" w:pos="9345"/>
-        </w:tabs>
-        <w:spacing w:after="100" w:line="257" w:lineRule="auto"/>
-        <w:jc w:val="center"/>
-        <w:rPr>
-          <w:rFonts w:ascii="Times New Roman" w:eastAsia="Times New Roman" w:hAnsi="Times New Roman" w:cs="Times New Roman"/>
-          <w:sz w:val="28"/>
-          <w:szCs w:val="28"/>
-        </w:rPr>
-      </w:pPr>
-      <w:r>
-        <w:rPr>
-          <w:rFonts w:ascii="Times New Roman" w:hAnsi="Times New Roman" w:cs="Times New Roman"/>
-          <w:noProof/>
-        </w:rPr>
-        <w:drawing>
-          <wp:inline distT="0" distB="0" distL="0" distR="0" wp14:anchorId="5C9B1936" wp14:editId="2474812A">
-            <wp:extent cx="5730875" cy="2507615"/>
-            <wp:effectExtent l="0" t="0" r="3175" b="6985"/>
-            <wp:docPr id="28" name="Рисунок 28"/>
-            <wp:cNvGraphicFramePr>
-              <a:graphicFrameLocks xmlns:a="http://schemas.openxmlformats.org/drawingml/2006/main" noChangeAspect="1"/>
-            </wp:cNvGraphicFramePr>
-            <a:graphic xmlns:a="http://schemas.openxmlformats.org/drawingml/2006/main">
-              <a:graphicData uri="http://schemas.openxmlformats.org/drawingml/2006/picture">
-                <pic:pic xmlns:pic="http://schemas.openxmlformats.org/drawingml/2006/picture">
-                  <pic:nvPicPr>
-                    <pic:cNvPr id="0" name="Picture 1"/>
-                    <pic:cNvPicPr>
-                      <a:picLocks noChangeAspect="1" noChangeArrowheads="1"/>
-                    </pic:cNvPicPr>
-                  </pic:nvPicPr>
-                  <pic:blipFill>
-                    <a:blip r:embed="rId50">
-                      <a:extLst>
-                        <a:ext uri="{28A0092B-C50C-407E-A947-70E740481C1C}">
-                          <a14:useLocalDpi xmlns:a14="http://schemas.microsoft.com/office/drawing/2010/main" val="0"/>
-                        </a:ext>
-                      </a:extLst>
-                    </a:blip>
-                    <a:srcRect/>
-                    <a:stretch>
-                      <a:fillRect/>
-                    </a:stretch>
-                  </pic:blipFill>
                   <pic:spPr bwMode="auto">
                     <a:xfrm>
                       <a:off x="0" y="0"/>
-                      <a:ext cx="5730875" cy="2507615"/>
+                      <a:ext cx="5188057" cy="2270098"/>
                     </a:xfrm>
                     <a:prstGeom prst="rect">
                       <a:avLst/>
@@ -43186,7 +43294,15 @@
           <w:sz w:val="28"/>
           <w:szCs w:val="28"/>
         </w:rPr>
-        <w:t>автодекрементная</w:t>
+        <w:t>А</w:t>
+      </w:r>
+      <w:r>
+        <w:rPr>
+          <w:rFonts w:ascii="Times New Roman" w:eastAsia="Times New Roman" w:hAnsi="Times New Roman" w:cs="Times New Roman"/>
+          <w:sz w:val="28"/>
+          <w:szCs w:val="28"/>
+        </w:rPr>
+        <w:t>втодекрементная</w:t>
       </w:r>
       <w:r>
         <w:rPr>
@@ -43232,7 +43348,7 @@
                     <pic:cNvPicPr preferRelativeResize="0"/>
                   </pic:nvPicPr>
                   <pic:blipFill>
-                    <a:blip r:embed="rId49">
+                    <a:blip r:embed="rId47">
                       <a:extLst>
                         <a:ext uri="{28A0092B-C50C-407E-A947-70E740481C1C}">
                           <a14:useLocalDpi xmlns:a14="http://schemas.microsoft.com/office/drawing/2010/main" val="0"/>
@@ -43282,7 +43398,23 @@
           <w:sz w:val="28"/>
           <w:szCs w:val="28"/>
         </w:rPr>
-        <w:t>Рисунок 4.4 – относительная адресация для адреса перехода</w:t>
+        <w:t xml:space="preserve">Рисунок 4.4 – </w:t>
+      </w:r>
+      <w:r>
+        <w:rPr>
+          <w:rFonts w:ascii="Times New Roman" w:eastAsia="Times New Roman" w:hAnsi="Times New Roman" w:cs="Times New Roman"/>
+          <w:sz w:val="28"/>
+          <w:szCs w:val="28"/>
+        </w:rPr>
+        <w:t>О</w:t>
+      </w:r>
+      <w:r>
+        <w:rPr>
+          <w:rFonts w:ascii="Times New Roman" w:eastAsia="Times New Roman" w:hAnsi="Times New Roman" w:cs="Times New Roman"/>
+          <w:sz w:val="28"/>
+          <w:szCs w:val="28"/>
+        </w:rPr>
+        <w:t>тносительная адресация для адреса перехода</w:t>
       </w:r>
     </w:p>
     <w:p>
@@ -43309,31 +43441,6 @@
           <w:tab w:val="right" w:pos="9345"/>
         </w:tabs>
         <w:spacing w:after="100" w:line="257" w:lineRule="auto"/>
-        <w:ind w:firstLine="720"/>
-        <w:jc w:val="both"/>
-        <w:rPr>
-          <w:rFonts w:ascii="Times New Roman" w:eastAsia="Times New Roman" w:hAnsi="Times New Roman" w:cs="Times New Roman"/>
-          <w:sz w:val="28"/>
-          <w:szCs w:val="28"/>
-        </w:rPr>
-      </w:pPr>
-      <w:r>
-        <w:rPr>
-          <w:rFonts w:ascii="Times New Roman" w:eastAsia="Times New Roman" w:hAnsi="Times New Roman" w:cs="Times New Roman"/>
-          <w:sz w:val="28"/>
-          <w:szCs w:val="28"/>
-        </w:rPr>
-        <w:t>В таблице 4.1 приведено кодирование операций.</w:t>
-      </w:r>
-    </w:p>
-    <w:p>
-      <w:pPr>
-        <w:keepNext/>
-        <w:keepLines/>
-        <w:tabs>
-          <w:tab w:val="right" w:pos="9345"/>
-        </w:tabs>
-        <w:spacing w:after="100" w:line="257" w:lineRule="auto"/>
         <w:jc w:val="center"/>
         <w:rPr>
           <w:rFonts w:ascii="Times New Roman" w:eastAsia="Times New Roman" w:hAnsi="Times New Roman" w:cs="Times New Roman"/>
@@ -43347,12 +43454,29 @@
           <w:sz w:val="28"/>
           <w:szCs w:val="28"/>
         </w:rPr>
-        <w:t>Таблица 4.1 – кодирование операций</w:t>
+        <w:t xml:space="preserve">Таблица 4.1 – </w:t>
+      </w:r>
+      <w:r>
+        <w:rPr>
+          <w:rFonts w:ascii="Times New Roman" w:eastAsia="Times New Roman" w:hAnsi="Times New Roman" w:cs="Times New Roman"/>
+          <w:sz w:val="28"/>
+          <w:szCs w:val="28"/>
+        </w:rPr>
+        <w:t>К</w:t>
+      </w:r>
+      <w:r>
+        <w:rPr>
+          <w:rFonts w:ascii="Times New Roman" w:eastAsia="Times New Roman" w:hAnsi="Times New Roman" w:cs="Times New Roman"/>
+          <w:sz w:val="28"/>
+          <w:szCs w:val="28"/>
+        </w:rPr>
+        <w:t>одирование операций</w:t>
       </w:r>
     </w:p>
     <w:tbl>
       <w:tblPr>
-        <w:tblW w:w="9029" w:type="dxa"/>
+        <w:tblW w:w="4889" w:type="dxa"/>
+        <w:tblInd w:w="2399" w:type="dxa"/>
         <w:tblBorders>
           <w:top w:val="single" w:sz="8" w:space="0" w:color="000000"/>
           <w:left w:val="single" w:sz="8" w:space="0" w:color="000000"/>
@@ -43365,14 +43489,17 @@
         <w:tblLook w:val="0600" w:firstRow="0" w:lastRow="0" w:firstColumn="0" w:lastColumn="0" w:noHBand="1" w:noVBand="1"/>
       </w:tblPr>
       <w:tblGrid>
-        <w:gridCol w:w="3009"/>
-        <w:gridCol w:w="3010"/>
-        <w:gridCol w:w="3010"/>
+        <w:gridCol w:w="1629"/>
+        <w:gridCol w:w="1630"/>
+        <w:gridCol w:w="1630"/>
       </w:tblGrid>
       <w:tr>
-        <w:tc>
-          <w:tcPr>
-            <w:tcW w:w="3009" w:type="dxa"/>
+        <w:trPr>
+          <w:trHeight w:val="343"/>
+        </w:trPr>
+        <w:tc>
+          <w:tcPr>
+            <w:tcW w:w="1629" w:type="dxa"/>
             <w:shd w:val="clear" w:color="auto" w:fill="auto"/>
             <w:tcMar>
               <w:top w:w="100" w:type="dxa"/>
@@ -43410,7 +43537,7 @@
         </w:tc>
         <w:tc>
           <w:tcPr>
-            <w:tcW w:w="3009" w:type="dxa"/>
+            <w:tcW w:w="1630" w:type="dxa"/>
             <w:shd w:val="clear" w:color="auto" w:fill="auto"/>
             <w:tcMar>
               <w:top w:w="100" w:type="dxa"/>
@@ -43448,7 +43575,7 @@
         </w:tc>
         <w:tc>
           <w:tcPr>
-            <w:tcW w:w="3009" w:type="dxa"/>
+            <w:tcW w:w="1630" w:type="dxa"/>
             <w:shd w:val="clear" w:color="auto" w:fill="auto"/>
             <w:tcMar>
               <w:top w:w="100" w:type="dxa"/>
@@ -43486,9 +43613,12 @@
         </w:tc>
       </w:tr>
       <w:tr>
-        <w:tc>
-          <w:tcPr>
-            <w:tcW w:w="3009" w:type="dxa"/>
+        <w:trPr>
+          <w:trHeight w:val="343"/>
+        </w:trPr>
+        <w:tc>
+          <w:tcPr>
+            <w:tcW w:w="1629" w:type="dxa"/>
             <w:shd w:val="clear" w:color="auto" w:fill="auto"/>
             <w:tcMar>
               <w:top w:w="100" w:type="dxa"/>
@@ -43526,7 +43656,7 @@
         </w:tc>
         <w:tc>
           <w:tcPr>
-            <w:tcW w:w="3009" w:type="dxa"/>
+            <w:tcW w:w="1630" w:type="dxa"/>
             <w:shd w:val="clear" w:color="auto" w:fill="auto"/>
             <w:tcMar>
               <w:top w:w="100" w:type="dxa"/>
@@ -43564,7 +43694,7 @@
         </w:tc>
         <w:tc>
           <w:tcPr>
-            <w:tcW w:w="3009" w:type="dxa"/>
+            <w:tcW w:w="1630" w:type="dxa"/>
             <w:shd w:val="clear" w:color="auto" w:fill="auto"/>
             <w:tcMar>
               <w:top w:w="100" w:type="dxa"/>
@@ -43602,9 +43732,12 @@
         </w:tc>
       </w:tr>
       <w:tr>
-        <w:tc>
-          <w:tcPr>
-            <w:tcW w:w="3009" w:type="dxa"/>
+        <w:trPr>
+          <w:trHeight w:val="349"/>
+        </w:trPr>
+        <w:tc>
+          <w:tcPr>
+            <w:tcW w:w="1629" w:type="dxa"/>
             <w:shd w:val="clear" w:color="auto" w:fill="auto"/>
             <w:tcMar>
               <w:top w:w="100" w:type="dxa"/>
@@ -43642,7 +43775,7 @@
         </w:tc>
         <w:tc>
           <w:tcPr>
-            <w:tcW w:w="3009" w:type="dxa"/>
+            <w:tcW w:w="1630" w:type="dxa"/>
             <w:shd w:val="clear" w:color="auto" w:fill="auto"/>
             <w:tcMar>
               <w:top w:w="100" w:type="dxa"/>
@@ -43680,7 +43813,7 @@
         </w:tc>
         <w:tc>
           <w:tcPr>
-            <w:tcW w:w="3009" w:type="dxa"/>
+            <w:tcW w:w="1630" w:type="dxa"/>
             <w:shd w:val="clear" w:color="auto" w:fill="auto"/>
             <w:tcMar>
               <w:top w:w="100" w:type="dxa"/>
@@ -43718,9 +43851,12 @@
         </w:tc>
       </w:tr>
       <w:tr>
-        <w:tc>
-          <w:tcPr>
-            <w:tcW w:w="3009" w:type="dxa"/>
+        <w:trPr>
+          <w:trHeight w:val="343"/>
+        </w:trPr>
+        <w:tc>
+          <w:tcPr>
+            <w:tcW w:w="1629" w:type="dxa"/>
             <w:shd w:val="clear" w:color="auto" w:fill="auto"/>
             <w:tcMar>
               <w:top w:w="100" w:type="dxa"/>
@@ -43758,7 +43894,7 @@
         </w:tc>
         <w:tc>
           <w:tcPr>
-            <w:tcW w:w="3009" w:type="dxa"/>
+            <w:tcW w:w="1630" w:type="dxa"/>
             <w:shd w:val="clear" w:color="auto" w:fill="auto"/>
             <w:tcMar>
               <w:top w:w="100" w:type="dxa"/>
@@ -43796,7 +43932,7 @@
         </w:tc>
         <w:tc>
           <w:tcPr>
-            <w:tcW w:w="3009" w:type="dxa"/>
+            <w:tcW w:w="1630" w:type="dxa"/>
             <w:shd w:val="clear" w:color="auto" w:fill="auto"/>
             <w:tcMar>
               <w:top w:w="100" w:type="dxa"/>
@@ -43834,9 +43970,12 @@
         </w:tc>
       </w:tr>
       <w:tr>
-        <w:tc>
-          <w:tcPr>
-            <w:tcW w:w="3009" w:type="dxa"/>
+        <w:trPr>
+          <w:trHeight w:val="343"/>
+        </w:trPr>
+        <w:tc>
+          <w:tcPr>
+            <w:tcW w:w="1629" w:type="dxa"/>
             <w:shd w:val="clear" w:color="auto" w:fill="auto"/>
             <w:tcMar>
               <w:top w:w="100" w:type="dxa"/>
@@ -43874,7 +44013,7 @@
         </w:tc>
         <w:tc>
           <w:tcPr>
-            <w:tcW w:w="3009" w:type="dxa"/>
+            <w:tcW w:w="1630" w:type="dxa"/>
             <w:shd w:val="clear" w:color="auto" w:fill="auto"/>
             <w:tcMar>
               <w:top w:w="100" w:type="dxa"/>
@@ -43913,7 +44052,7 @@
         </w:tc>
         <w:tc>
           <w:tcPr>
-            <w:tcW w:w="3009" w:type="dxa"/>
+            <w:tcW w:w="1630" w:type="dxa"/>
             <w:shd w:val="clear" w:color="auto" w:fill="auto"/>
             <w:tcMar>
               <w:top w:w="100" w:type="dxa"/>
@@ -43946,6 +44085,14 @@
                 <w:szCs w:val="28"/>
               </w:rPr>
               <w:t>останов</w:t>
+            </w:r>
+            <w:r>
+              <w:rPr>
+                <w:rFonts w:ascii="Times New Roman" w:eastAsia="Times New Roman" w:hAnsi="Times New Roman" w:cs="Times New Roman"/>
+                <w:sz w:val="28"/>
+                <w:szCs w:val="28"/>
+              </w:rPr>
+              <w:t>ка</w:t>
             </w:r>
           </w:p>
         </w:tc>
@@ -44002,7 +44149,7 @@
                     <pic:cNvPicPr preferRelativeResize="0"/>
                   </pic:nvPicPr>
                   <pic:blipFill>
-                    <a:blip r:embed="rId49"/>
+                    <a:blip r:embed="rId47"/>
                     <a:srcRect t="87366" r="51329"/>
                     <a:stretch>
                       <a:fillRect/>
@@ -44177,22 +44324,6 @@
           <w:tab w:val="right" w:pos="9345"/>
         </w:tabs>
         <w:spacing w:after="100" w:line="257" w:lineRule="auto"/>
-        <w:jc w:val="both"/>
-        <w:rPr>
-          <w:rFonts w:ascii="Times New Roman" w:eastAsia="Times New Roman" w:hAnsi="Times New Roman" w:cs="Times New Roman"/>
-          <w:sz w:val="28"/>
-          <w:szCs w:val="28"/>
-        </w:rPr>
-      </w:pPr>
-    </w:p>
-    <w:p>
-      <w:pPr>
-        <w:keepNext/>
-        <w:keepLines/>
-        <w:tabs>
-          <w:tab w:val="right" w:pos="9345"/>
-        </w:tabs>
-        <w:spacing w:after="100" w:line="257" w:lineRule="auto"/>
         <w:jc w:val="center"/>
         <w:rPr>
           <w:rFonts w:ascii="Times New Roman" w:eastAsia="Times New Roman" w:hAnsi="Times New Roman" w:cs="Times New Roman"/>
@@ -44206,7 +44337,23 @@
           <w:sz w:val="28"/>
           <w:szCs w:val="28"/>
         </w:rPr>
-        <w:t>Рисунок 4.5 – форматы команд и их размещение в регистре команд</w:t>
+        <w:t xml:space="preserve">Рисунок 4.5 – </w:t>
+      </w:r>
+      <w:r>
+        <w:rPr>
+          <w:rFonts w:ascii="Times New Roman" w:eastAsia="Times New Roman" w:hAnsi="Times New Roman" w:cs="Times New Roman"/>
+          <w:sz w:val="28"/>
+          <w:szCs w:val="28"/>
+        </w:rPr>
+        <w:t>Ф</w:t>
+      </w:r>
+      <w:r>
+        <w:rPr>
+          <w:rFonts w:ascii="Times New Roman" w:eastAsia="Times New Roman" w:hAnsi="Times New Roman" w:cs="Times New Roman"/>
+          <w:sz w:val="28"/>
+          <w:szCs w:val="28"/>
+        </w:rPr>
+        <w:t>орматы команд и их размещение в регистре команд</w:t>
       </w:r>
     </w:p>
     <w:p>
@@ -44247,7 +44394,23 @@
           <w:sz w:val="28"/>
           <w:szCs w:val="28"/>
         </w:rPr>
-        <w:t xml:space="preserve">Примечание. OFF – смещение – не случайно не помещено в регистр команд. Оно будет подаваться на сумматор напрямую из ОП. Данная деталь станет ясна из алгоритма выполнения команд БУК. </w:t>
+        <w:t>Примечание. OFF – смещение</w:t>
+      </w:r>
+      <w:r>
+        <w:rPr>
+          <w:rFonts w:ascii="Times New Roman" w:eastAsia="Times New Roman" w:hAnsi="Times New Roman" w:cs="Times New Roman"/>
+          <w:sz w:val="28"/>
+          <w:szCs w:val="28"/>
+        </w:rPr>
+        <w:t xml:space="preserve">, </w:t>
+      </w:r>
+      <w:r>
+        <w:rPr>
+          <w:rFonts w:ascii="Times New Roman" w:eastAsia="Times New Roman" w:hAnsi="Times New Roman" w:cs="Times New Roman"/>
+          <w:sz w:val="28"/>
+          <w:szCs w:val="28"/>
+        </w:rPr>
+        <w:t>будет подаваться на сумматор напрямую из ОП.</w:t>
       </w:r>
     </w:p>
     <w:p>
@@ -44344,7 +44507,7 @@
           <w:tab w:val="right" w:pos="9345"/>
         </w:tabs>
         <w:spacing w:after="100" w:line="257" w:lineRule="auto"/>
-        <w:jc w:val="both"/>
+        <w:jc w:val="center"/>
         <w:rPr>
           <w:rFonts w:ascii="Times New Roman" w:eastAsia="Times New Roman" w:hAnsi="Times New Roman" w:cs="Times New Roman"/>
           <w:sz w:val="28"/>
@@ -44360,8 +44523,8 @@
         </w:rPr>
         <w:lastRenderedPageBreak/>
         <w:drawing>
-          <wp:inline distT="114300" distB="114300" distL="114300" distR="114300" wp14:anchorId="46FD0F84" wp14:editId="75492220">
-            <wp:extent cx="5002548" cy="7967663"/>
+          <wp:inline distT="114300" distB="114300" distL="114300" distR="114300" wp14:anchorId="46FD0F84" wp14:editId="586074FF">
+            <wp:extent cx="4762721" cy="7967663"/>
             <wp:effectExtent l="0" t="0" r="0" b="0"/>
             <wp:docPr id="128" name="image95.png"/>
             <wp:cNvGraphicFramePr/>
@@ -44369,12 +44532,17 @@
               <a:graphicData uri="http://schemas.openxmlformats.org/drawingml/2006/picture">
                 <pic:pic xmlns:pic="http://schemas.openxmlformats.org/drawingml/2006/picture">
                   <pic:nvPicPr>
-                    <pic:cNvPr id="0" name="image95.png"/>
+                    <pic:cNvPr id="128" name="image95.png"/>
                     <pic:cNvPicPr preferRelativeResize="0"/>
                   </pic:nvPicPr>
                   <pic:blipFill>
-                    <a:blip r:embed="rId51"/>
-                    <a:srcRect/>
+                    <a:blip r:embed="rId49">
+                      <a:extLst>
+                        <a:ext uri="{28A0092B-C50C-407E-A947-70E740481C1C}">
+                          <a14:useLocalDpi xmlns:a14="http://schemas.microsoft.com/office/drawing/2010/main" val="0"/>
+                        </a:ext>
+                      </a:extLst>
+                    </a:blip>
                     <a:stretch>
                       <a:fillRect/>
                     </a:stretch>
@@ -44382,7 +44550,7 @@
                   <pic:spPr>
                     <a:xfrm>
                       <a:off x="0" y="0"/>
-                      <a:ext cx="5002548" cy="7967663"/>
+                      <a:ext cx="4762721" cy="7967663"/>
                     </a:xfrm>
                     <a:prstGeom prst="rect">
                       <a:avLst/>
@@ -44404,13 +44572,37 @@
           <w:tab w:val="right" w:pos="9345"/>
         </w:tabs>
         <w:spacing w:after="100" w:line="257" w:lineRule="auto"/>
-        <w:jc w:val="both"/>
-        <w:rPr>
-          <w:rFonts w:ascii="Times New Roman" w:eastAsia="Times New Roman" w:hAnsi="Times New Roman" w:cs="Times New Roman"/>
-          <w:sz w:val="28"/>
-          <w:szCs w:val="28"/>
-        </w:rPr>
-      </w:pPr>
+        <w:jc w:val="center"/>
+        <w:rPr>
+          <w:rFonts w:ascii="Times New Roman" w:eastAsia="Times New Roman" w:hAnsi="Times New Roman" w:cs="Times New Roman"/>
+          <w:sz w:val="28"/>
+          <w:szCs w:val="28"/>
+        </w:rPr>
+      </w:pPr>
+      <w:r>
+        <w:rPr>
+          <w:rFonts w:ascii="Times New Roman" w:eastAsia="Times New Roman" w:hAnsi="Times New Roman" w:cs="Times New Roman"/>
+          <w:sz w:val="28"/>
+          <w:szCs w:val="28"/>
+        </w:rPr>
+        <w:t xml:space="preserve">Рисунок 4.6 – </w:t>
+      </w:r>
+      <w:r>
+        <w:rPr>
+          <w:rFonts w:ascii="Times New Roman" w:eastAsia="Times New Roman" w:hAnsi="Times New Roman" w:cs="Times New Roman"/>
+          <w:sz w:val="28"/>
+          <w:szCs w:val="28"/>
+        </w:rPr>
+        <w:t>А</w:t>
+      </w:r>
+      <w:r>
+        <w:rPr>
+          <w:rFonts w:ascii="Times New Roman" w:eastAsia="Times New Roman" w:hAnsi="Times New Roman" w:cs="Times New Roman"/>
+          <w:sz w:val="28"/>
+          <w:szCs w:val="28"/>
+        </w:rPr>
+        <w:t>лгоритм выполнения команды БУК</w:t>
+      </w:r>
     </w:p>
     <w:p>
       <w:pPr>
@@ -44427,14 +44619,6 @@
           <w:szCs w:val="28"/>
         </w:rPr>
       </w:pPr>
-      <w:r>
-        <w:rPr>
-          <w:rFonts w:ascii="Times New Roman" w:eastAsia="Times New Roman" w:hAnsi="Times New Roman" w:cs="Times New Roman"/>
-          <w:sz w:val="28"/>
-          <w:szCs w:val="28"/>
-        </w:rPr>
-        <w:t>Рисунок 4.6 – алгоритм выполнения команды БУК</w:t>
-      </w:r>
     </w:p>
     <w:p>
       <w:pPr>
@@ -44460,100 +44644,13 @@
           <w:tab w:val="right" w:pos="9345"/>
         </w:tabs>
         <w:spacing w:after="100" w:line="257" w:lineRule="auto"/>
-        <w:jc w:val="both"/>
-        <w:rPr>
-          <w:rFonts w:ascii="Times New Roman" w:eastAsia="Times New Roman" w:hAnsi="Times New Roman" w:cs="Times New Roman"/>
-          <w:b/>
-          <w:bCs/>
-          <w:sz w:val="28"/>
-          <w:szCs w:val="28"/>
-        </w:rPr>
-      </w:pPr>
-      <w:r>
-        <w:rPr>
-          <w:rFonts w:ascii="Times New Roman" w:eastAsia="Times New Roman" w:hAnsi="Times New Roman" w:cs="Times New Roman"/>
-          <w:b/>
-          <w:bCs/>
-          <w:sz w:val="28"/>
-          <w:szCs w:val="28"/>
-        </w:rPr>
-        <w:lastRenderedPageBreak/>
-        <w:t>4.4 Функциональная схема блока управления командами</w:t>
-      </w:r>
-    </w:p>
-    <w:p>
-      <w:pPr>
-        <w:keepNext/>
-        <w:keepLines/>
-        <w:tabs>
-          <w:tab w:val="right" w:pos="9345"/>
-        </w:tabs>
-        <w:spacing w:after="100" w:line="257" w:lineRule="auto"/>
-        <w:ind w:firstLine="720"/>
-        <w:jc w:val="both"/>
-        <w:rPr>
-          <w:rFonts w:ascii="Times New Roman" w:eastAsia="Times New Roman" w:hAnsi="Times New Roman" w:cs="Times New Roman"/>
-          <w:sz w:val="28"/>
-          <w:szCs w:val="28"/>
-        </w:rPr>
-      </w:pPr>
-      <w:r>
-        <w:rPr>
-          <w:rFonts w:ascii="Times New Roman" w:eastAsia="Times New Roman" w:hAnsi="Times New Roman" w:cs="Times New Roman"/>
-          <w:sz w:val="28"/>
-          <w:szCs w:val="28"/>
-        </w:rPr>
-        <w:t xml:space="preserve">На рисунке 4.7 представлена функциональная схема БУК. </w:t>
-      </w:r>
-      <w:r>
-        <w:rPr>
-          <w:rFonts w:ascii="Times New Roman" w:hAnsi="Times New Roman" w:cs="Times New Roman"/>
-          <w:noProof/>
-        </w:rPr>
-        <w:drawing>
-          <wp:anchor distT="114300" distB="114300" distL="114300" distR="114300" simplePos="0" relativeHeight="251695104" behindDoc="1" locked="0" layoutInCell="1" hidden="0" allowOverlap="1" wp14:anchorId="11AF2A67" wp14:editId="07FA5FCD">
-            <wp:simplePos x="0" y="0"/>
-            <wp:positionH relativeFrom="column">
-              <wp:posOffset>-285749</wp:posOffset>
-            </wp:positionH>
-            <wp:positionV relativeFrom="paragraph">
-              <wp:posOffset>266700</wp:posOffset>
-            </wp:positionV>
-            <wp:extent cx="6410325" cy="6031193"/>
-            <wp:effectExtent l="0" t="0" r="0" b="0"/>
-            <wp:wrapNone/>
-            <wp:docPr id="103" name="image82.png"/>
-            <wp:cNvGraphicFramePr/>
-            <a:graphic xmlns:a="http://schemas.openxmlformats.org/drawingml/2006/main">
-              <a:graphicData uri="http://schemas.openxmlformats.org/drawingml/2006/picture">
-                <pic:pic xmlns:pic="http://schemas.openxmlformats.org/drawingml/2006/picture">
-                  <pic:nvPicPr>
-                    <pic:cNvPr id="0" name="image82.png"/>
-                    <pic:cNvPicPr preferRelativeResize="0"/>
-                  </pic:nvPicPr>
-                  <pic:blipFill>
-                    <a:blip r:embed="rId52"/>
-                    <a:srcRect/>
-                    <a:stretch>
-                      <a:fillRect/>
-                    </a:stretch>
-                  </pic:blipFill>
-                  <pic:spPr>
-                    <a:xfrm>
-                      <a:off x="0" y="0"/>
-                      <a:ext cx="6410325" cy="6031193"/>
-                    </a:xfrm>
-                    <a:prstGeom prst="rect">
-                      <a:avLst/>
-                    </a:prstGeom>
-                    <a:ln/>
-                  </pic:spPr>
-                </pic:pic>
-              </a:graphicData>
-            </a:graphic>
-          </wp:anchor>
-        </w:drawing>
-      </w:r>
+        <w:jc w:val="center"/>
+        <w:rPr>
+          <w:rFonts w:ascii="Times New Roman" w:eastAsia="Times New Roman" w:hAnsi="Times New Roman" w:cs="Times New Roman"/>
+          <w:sz w:val="28"/>
+          <w:szCs w:val="28"/>
+        </w:rPr>
+      </w:pPr>
     </w:p>
     <w:p>
       <w:pPr>
@@ -44566,4910 +44663,23 @@
         <w:jc w:val="both"/>
         <w:rPr>
           <w:rFonts w:ascii="Times New Roman" w:eastAsia="Times New Roman" w:hAnsi="Times New Roman" w:cs="Times New Roman"/>
-          <w:sz w:val="28"/>
-          <w:szCs w:val="28"/>
-        </w:rPr>
-      </w:pPr>
-    </w:p>
-    <w:p>
-      <w:pPr>
-        <w:keepNext/>
-        <w:keepLines/>
-        <w:tabs>
-          <w:tab w:val="right" w:pos="9345"/>
-        </w:tabs>
-        <w:spacing w:after="100" w:line="257" w:lineRule="auto"/>
-        <w:jc w:val="both"/>
-        <w:rPr>
-          <w:rFonts w:ascii="Times New Roman" w:eastAsia="Times New Roman" w:hAnsi="Times New Roman" w:cs="Times New Roman"/>
-          <w:sz w:val="28"/>
-          <w:szCs w:val="28"/>
-        </w:rPr>
-      </w:pPr>
-    </w:p>
-    <w:p>
-      <w:pPr>
-        <w:keepNext/>
-        <w:keepLines/>
-        <w:tabs>
-          <w:tab w:val="right" w:pos="9345"/>
-        </w:tabs>
-        <w:spacing w:after="100" w:line="257" w:lineRule="auto"/>
-        <w:jc w:val="both"/>
-        <w:rPr>
-          <w:rFonts w:ascii="Times New Roman" w:eastAsia="Times New Roman" w:hAnsi="Times New Roman" w:cs="Times New Roman"/>
-          <w:sz w:val="28"/>
-          <w:szCs w:val="28"/>
-        </w:rPr>
-      </w:pPr>
-    </w:p>
-    <w:p>
-      <w:pPr>
-        <w:keepNext/>
-        <w:keepLines/>
-        <w:tabs>
-          <w:tab w:val="right" w:pos="9345"/>
-        </w:tabs>
-        <w:spacing w:after="100" w:line="257" w:lineRule="auto"/>
-        <w:jc w:val="both"/>
-        <w:rPr>
-          <w:rFonts w:ascii="Times New Roman" w:eastAsia="Times New Roman" w:hAnsi="Times New Roman" w:cs="Times New Roman"/>
-          <w:sz w:val="28"/>
-          <w:szCs w:val="28"/>
-        </w:rPr>
-      </w:pPr>
-    </w:p>
-    <w:p>
-      <w:pPr>
-        <w:keepNext/>
-        <w:keepLines/>
-        <w:tabs>
-          <w:tab w:val="right" w:pos="9345"/>
-        </w:tabs>
-        <w:spacing w:after="100" w:line="257" w:lineRule="auto"/>
-        <w:jc w:val="both"/>
-        <w:rPr>
-          <w:rFonts w:ascii="Times New Roman" w:eastAsia="Times New Roman" w:hAnsi="Times New Roman" w:cs="Times New Roman"/>
-          <w:sz w:val="28"/>
-          <w:szCs w:val="28"/>
-        </w:rPr>
-      </w:pPr>
-    </w:p>
-    <w:p>
-      <w:pPr>
-        <w:keepNext/>
-        <w:keepLines/>
-        <w:tabs>
-          <w:tab w:val="right" w:pos="9345"/>
-        </w:tabs>
-        <w:spacing w:after="100" w:line="257" w:lineRule="auto"/>
-        <w:jc w:val="both"/>
-        <w:rPr>
-          <w:rFonts w:ascii="Times New Roman" w:eastAsia="Times New Roman" w:hAnsi="Times New Roman" w:cs="Times New Roman"/>
-          <w:sz w:val="28"/>
-          <w:szCs w:val="28"/>
-        </w:rPr>
-      </w:pPr>
-    </w:p>
-    <w:p>
-      <w:pPr>
-        <w:keepNext/>
-        <w:keepLines/>
-        <w:tabs>
-          <w:tab w:val="right" w:pos="9345"/>
-        </w:tabs>
-        <w:spacing w:after="100" w:line="257" w:lineRule="auto"/>
-        <w:jc w:val="both"/>
-        <w:rPr>
-          <w:rFonts w:ascii="Times New Roman" w:eastAsia="Times New Roman" w:hAnsi="Times New Roman" w:cs="Times New Roman"/>
-          <w:sz w:val="28"/>
-          <w:szCs w:val="28"/>
-        </w:rPr>
-      </w:pPr>
-    </w:p>
-    <w:p>
-      <w:pPr>
-        <w:keepNext/>
-        <w:keepLines/>
-        <w:tabs>
-          <w:tab w:val="right" w:pos="9345"/>
-        </w:tabs>
-        <w:spacing w:after="100" w:line="257" w:lineRule="auto"/>
-        <w:jc w:val="both"/>
-        <w:rPr>
-          <w:rFonts w:ascii="Times New Roman" w:eastAsia="Times New Roman" w:hAnsi="Times New Roman" w:cs="Times New Roman"/>
-          <w:sz w:val="28"/>
-          <w:szCs w:val="28"/>
-        </w:rPr>
-      </w:pPr>
-    </w:p>
-    <w:p>
-      <w:pPr>
-        <w:keepNext/>
-        <w:keepLines/>
-        <w:tabs>
-          <w:tab w:val="right" w:pos="9345"/>
-        </w:tabs>
-        <w:spacing w:after="100" w:line="257" w:lineRule="auto"/>
-        <w:jc w:val="both"/>
-        <w:rPr>
-          <w:rFonts w:ascii="Times New Roman" w:eastAsia="Times New Roman" w:hAnsi="Times New Roman" w:cs="Times New Roman"/>
-          <w:sz w:val="28"/>
-          <w:szCs w:val="28"/>
-        </w:rPr>
-      </w:pPr>
-    </w:p>
-    <w:p>
-      <w:pPr>
-        <w:keepNext/>
-        <w:keepLines/>
-        <w:tabs>
-          <w:tab w:val="right" w:pos="9345"/>
-        </w:tabs>
-        <w:spacing w:after="100" w:line="257" w:lineRule="auto"/>
-        <w:jc w:val="both"/>
-        <w:rPr>
-          <w:rFonts w:ascii="Times New Roman" w:eastAsia="Times New Roman" w:hAnsi="Times New Roman" w:cs="Times New Roman"/>
-          <w:sz w:val="28"/>
-          <w:szCs w:val="28"/>
-        </w:rPr>
-      </w:pPr>
-    </w:p>
-    <w:p>
-      <w:pPr>
-        <w:keepNext/>
-        <w:keepLines/>
-        <w:tabs>
-          <w:tab w:val="right" w:pos="9345"/>
-        </w:tabs>
-        <w:spacing w:after="100" w:line="257" w:lineRule="auto"/>
-        <w:jc w:val="both"/>
-        <w:rPr>
-          <w:rFonts w:ascii="Times New Roman" w:eastAsia="Times New Roman" w:hAnsi="Times New Roman" w:cs="Times New Roman"/>
-          <w:sz w:val="28"/>
-          <w:szCs w:val="28"/>
-        </w:rPr>
-      </w:pPr>
-    </w:p>
-    <w:p>
-      <w:pPr>
-        <w:keepNext/>
-        <w:keepLines/>
-        <w:tabs>
-          <w:tab w:val="right" w:pos="9345"/>
-        </w:tabs>
-        <w:spacing w:after="100" w:line="257" w:lineRule="auto"/>
-        <w:jc w:val="both"/>
-        <w:rPr>
-          <w:rFonts w:ascii="Times New Roman" w:eastAsia="Times New Roman" w:hAnsi="Times New Roman" w:cs="Times New Roman"/>
-          <w:sz w:val="28"/>
-          <w:szCs w:val="28"/>
-        </w:rPr>
-      </w:pPr>
-    </w:p>
-    <w:p>
-      <w:pPr>
-        <w:keepNext/>
-        <w:keepLines/>
-        <w:tabs>
-          <w:tab w:val="right" w:pos="9345"/>
-        </w:tabs>
-        <w:spacing w:after="100" w:line="257" w:lineRule="auto"/>
-        <w:jc w:val="both"/>
-        <w:rPr>
-          <w:rFonts w:ascii="Times New Roman" w:eastAsia="Times New Roman" w:hAnsi="Times New Roman" w:cs="Times New Roman"/>
-          <w:sz w:val="28"/>
-          <w:szCs w:val="28"/>
-        </w:rPr>
-      </w:pPr>
-    </w:p>
-    <w:p>
-      <w:pPr>
-        <w:keepNext/>
-        <w:keepLines/>
-        <w:tabs>
-          <w:tab w:val="right" w:pos="9345"/>
-        </w:tabs>
-        <w:spacing w:after="100" w:line="257" w:lineRule="auto"/>
-        <w:jc w:val="both"/>
-        <w:rPr>
-          <w:rFonts w:ascii="Times New Roman" w:eastAsia="Times New Roman" w:hAnsi="Times New Roman" w:cs="Times New Roman"/>
-          <w:sz w:val="28"/>
-          <w:szCs w:val="28"/>
-        </w:rPr>
-      </w:pPr>
-    </w:p>
-    <w:p>
-      <w:pPr>
-        <w:keepNext/>
-        <w:keepLines/>
-        <w:tabs>
-          <w:tab w:val="right" w:pos="9345"/>
-        </w:tabs>
-        <w:spacing w:after="100" w:line="257" w:lineRule="auto"/>
-        <w:jc w:val="both"/>
-        <w:rPr>
-          <w:rFonts w:ascii="Times New Roman" w:eastAsia="Times New Roman" w:hAnsi="Times New Roman" w:cs="Times New Roman"/>
-          <w:sz w:val="28"/>
-          <w:szCs w:val="28"/>
-        </w:rPr>
-      </w:pPr>
-    </w:p>
-    <w:p>
-      <w:pPr>
-        <w:keepNext/>
-        <w:keepLines/>
-        <w:tabs>
-          <w:tab w:val="right" w:pos="9345"/>
-        </w:tabs>
-        <w:spacing w:after="100" w:line="257" w:lineRule="auto"/>
-        <w:jc w:val="both"/>
-        <w:rPr>
-          <w:rFonts w:ascii="Times New Roman" w:eastAsia="Times New Roman" w:hAnsi="Times New Roman" w:cs="Times New Roman"/>
-          <w:sz w:val="28"/>
-          <w:szCs w:val="28"/>
-        </w:rPr>
-      </w:pPr>
-    </w:p>
-    <w:p>
-      <w:pPr>
-        <w:keepNext/>
-        <w:keepLines/>
-        <w:tabs>
-          <w:tab w:val="right" w:pos="9345"/>
-        </w:tabs>
-        <w:spacing w:after="100" w:line="257" w:lineRule="auto"/>
-        <w:jc w:val="both"/>
-        <w:rPr>
-          <w:rFonts w:ascii="Times New Roman" w:eastAsia="Times New Roman" w:hAnsi="Times New Roman" w:cs="Times New Roman"/>
-          <w:sz w:val="28"/>
-          <w:szCs w:val="28"/>
-        </w:rPr>
-      </w:pPr>
-    </w:p>
-    <w:p>
-      <w:pPr>
-        <w:keepNext/>
-        <w:keepLines/>
-        <w:tabs>
-          <w:tab w:val="right" w:pos="9345"/>
-        </w:tabs>
-        <w:spacing w:after="100" w:line="257" w:lineRule="auto"/>
-        <w:jc w:val="both"/>
-        <w:rPr>
-          <w:rFonts w:ascii="Times New Roman" w:eastAsia="Times New Roman" w:hAnsi="Times New Roman" w:cs="Times New Roman"/>
-          <w:sz w:val="28"/>
-          <w:szCs w:val="28"/>
-        </w:rPr>
-      </w:pPr>
-    </w:p>
-    <w:p>
-      <w:pPr>
-        <w:keepNext/>
-        <w:keepLines/>
-        <w:tabs>
-          <w:tab w:val="right" w:pos="9345"/>
-        </w:tabs>
-        <w:spacing w:after="100" w:line="257" w:lineRule="auto"/>
-        <w:jc w:val="both"/>
-        <w:rPr>
-          <w:rFonts w:ascii="Times New Roman" w:eastAsia="Times New Roman" w:hAnsi="Times New Roman" w:cs="Times New Roman"/>
-          <w:sz w:val="28"/>
-          <w:szCs w:val="28"/>
-        </w:rPr>
-      </w:pPr>
-    </w:p>
-    <w:p>
-      <w:pPr>
-        <w:keepNext/>
-        <w:keepLines/>
-        <w:tabs>
-          <w:tab w:val="right" w:pos="9345"/>
-        </w:tabs>
-        <w:spacing w:after="100" w:line="257" w:lineRule="auto"/>
-        <w:jc w:val="both"/>
-        <w:rPr>
-          <w:rFonts w:ascii="Times New Roman" w:eastAsia="Times New Roman" w:hAnsi="Times New Roman" w:cs="Times New Roman"/>
-          <w:sz w:val="28"/>
-          <w:szCs w:val="28"/>
-        </w:rPr>
-      </w:pPr>
-    </w:p>
-    <w:p>
-      <w:pPr>
-        <w:keepNext/>
-        <w:keepLines/>
-        <w:tabs>
-          <w:tab w:val="right" w:pos="9345"/>
-        </w:tabs>
-        <w:spacing w:after="100" w:line="257" w:lineRule="auto"/>
-        <w:jc w:val="both"/>
-        <w:rPr>
-          <w:rFonts w:ascii="Times New Roman" w:eastAsia="Times New Roman" w:hAnsi="Times New Roman" w:cs="Times New Roman"/>
-          <w:sz w:val="28"/>
-          <w:szCs w:val="28"/>
-        </w:rPr>
-      </w:pPr>
-    </w:p>
-    <w:p>
-      <w:pPr>
-        <w:keepNext/>
-        <w:keepLines/>
-        <w:tabs>
-          <w:tab w:val="right" w:pos="9345"/>
-        </w:tabs>
-        <w:spacing w:after="100" w:line="257" w:lineRule="auto"/>
-        <w:jc w:val="both"/>
-        <w:rPr>
-          <w:rFonts w:ascii="Times New Roman" w:eastAsia="Times New Roman" w:hAnsi="Times New Roman" w:cs="Times New Roman"/>
-          <w:sz w:val="28"/>
-          <w:szCs w:val="28"/>
-        </w:rPr>
-      </w:pPr>
-    </w:p>
-    <w:p>
-      <w:pPr>
-        <w:keepNext/>
-        <w:keepLines/>
-        <w:tabs>
-          <w:tab w:val="right" w:pos="9345"/>
-        </w:tabs>
-        <w:spacing w:after="100" w:line="257" w:lineRule="auto"/>
-        <w:jc w:val="center"/>
-        <w:rPr>
-          <w:rFonts w:ascii="Times New Roman" w:eastAsia="Times New Roman" w:hAnsi="Times New Roman" w:cs="Times New Roman"/>
-          <w:sz w:val="28"/>
-          <w:szCs w:val="28"/>
-        </w:rPr>
-      </w:pPr>
-      <w:r>
-        <w:rPr>
-          <w:rFonts w:ascii="Times New Roman" w:eastAsia="Times New Roman" w:hAnsi="Times New Roman" w:cs="Times New Roman"/>
-          <w:sz w:val="28"/>
-          <w:szCs w:val="28"/>
-        </w:rPr>
-        <w:t>Рисунок 4.7 – функциональная схема БУК</w:t>
-      </w:r>
-    </w:p>
-    <w:p>
-      <w:pPr>
-        <w:keepNext/>
-        <w:keepLines/>
-        <w:tabs>
-          <w:tab w:val="right" w:pos="9345"/>
-        </w:tabs>
-        <w:spacing w:after="100" w:line="257" w:lineRule="auto"/>
-        <w:jc w:val="center"/>
-        <w:rPr>
-          <w:rFonts w:ascii="Times New Roman" w:eastAsia="Times New Roman" w:hAnsi="Times New Roman" w:cs="Times New Roman"/>
-          <w:sz w:val="28"/>
-          <w:szCs w:val="28"/>
-        </w:rPr>
-      </w:pPr>
-    </w:p>
-    <w:p>
-      <w:pPr>
-        <w:keepNext/>
-        <w:keepLines/>
-        <w:tabs>
-          <w:tab w:val="right" w:pos="9345"/>
-        </w:tabs>
-        <w:spacing w:after="100" w:line="257" w:lineRule="auto"/>
-        <w:ind w:firstLine="720"/>
-        <w:jc w:val="both"/>
-        <w:rPr>
-          <w:rFonts w:ascii="Times New Roman" w:eastAsia="Times New Roman" w:hAnsi="Times New Roman" w:cs="Times New Roman"/>
-          <w:sz w:val="28"/>
-          <w:szCs w:val="28"/>
-        </w:rPr>
-      </w:pPr>
-      <w:r>
-        <w:rPr>
-          <w:rFonts w:ascii="Times New Roman" w:eastAsia="Times New Roman" w:hAnsi="Times New Roman" w:cs="Times New Roman"/>
-          <w:sz w:val="28"/>
-          <w:szCs w:val="28"/>
-        </w:rPr>
-        <w:t>В таблице 4.2 представлены управляющие сигналы, подаваемые на каждый из функциональных блоков БУК.</w:t>
-      </w:r>
-    </w:p>
-    <w:p>
-      <w:pPr>
-        <w:keepNext/>
-        <w:keepLines/>
-        <w:tabs>
-          <w:tab w:val="right" w:pos="9345"/>
-        </w:tabs>
-        <w:spacing w:after="100" w:line="257" w:lineRule="auto"/>
-        <w:ind w:firstLine="720"/>
-        <w:jc w:val="both"/>
-        <w:rPr>
-          <w:rFonts w:ascii="Times New Roman" w:eastAsia="Times New Roman" w:hAnsi="Times New Roman" w:cs="Times New Roman"/>
-          <w:sz w:val="28"/>
-          <w:szCs w:val="28"/>
-        </w:rPr>
-      </w:pPr>
-    </w:p>
-    <w:p>
-      <w:pPr>
-        <w:keepNext/>
-        <w:keepLines/>
-        <w:tabs>
-          <w:tab w:val="right" w:pos="9345"/>
-        </w:tabs>
-        <w:spacing w:after="100" w:line="257" w:lineRule="auto"/>
-        <w:jc w:val="both"/>
-        <w:rPr>
-          <w:rFonts w:ascii="Times New Roman" w:eastAsia="Times New Roman" w:hAnsi="Times New Roman" w:cs="Times New Roman"/>
-          <w:sz w:val="28"/>
-          <w:szCs w:val="28"/>
-        </w:rPr>
-      </w:pPr>
-    </w:p>
-    <w:p>
-      <w:pPr>
-        <w:keepNext/>
-        <w:keepLines/>
-        <w:tabs>
-          <w:tab w:val="right" w:pos="9345"/>
-        </w:tabs>
-        <w:spacing w:after="100" w:line="257" w:lineRule="auto"/>
-        <w:jc w:val="both"/>
-        <w:rPr>
-          <w:rFonts w:ascii="Times New Roman" w:eastAsia="Times New Roman" w:hAnsi="Times New Roman" w:cs="Times New Roman"/>
-          <w:sz w:val="28"/>
-          <w:szCs w:val="28"/>
-        </w:rPr>
-      </w:pPr>
-    </w:p>
-    <w:p>
-      <w:pPr>
-        <w:keepNext/>
-        <w:keepLines/>
-        <w:tabs>
-          <w:tab w:val="right" w:pos="9345"/>
-        </w:tabs>
-        <w:spacing w:after="100" w:line="257" w:lineRule="auto"/>
-        <w:jc w:val="center"/>
-        <w:rPr>
-          <w:rFonts w:ascii="Times New Roman" w:eastAsia="Times New Roman" w:hAnsi="Times New Roman" w:cs="Times New Roman"/>
-          <w:sz w:val="28"/>
-          <w:szCs w:val="28"/>
-        </w:rPr>
-      </w:pPr>
-      <w:r>
-        <w:rPr>
-          <w:rFonts w:ascii="Times New Roman" w:eastAsia="Times New Roman" w:hAnsi="Times New Roman" w:cs="Times New Roman"/>
+          <w:b/>
+          <w:bCs/>
+          <w:sz w:val="28"/>
+          <w:szCs w:val="28"/>
+        </w:rPr>
+      </w:pPr>
+      <w:r>
+        <w:rPr>
+          <w:rFonts w:ascii="Times New Roman" w:eastAsia="Times New Roman" w:hAnsi="Times New Roman" w:cs="Times New Roman"/>
+          <w:b/>
+          <w:bCs/>
           <w:sz w:val="28"/>
           <w:szCs w:val="28"/>
         </w:rPr>
         <w:lastRenderedPageBreak/>
-        <w:t>Таблица 4.2 – таблица управляющих сигналов БУК</w:t>
-      </w:r>
-    </w:p>
-    <w:tbl>
-      <w:tblPr>
-        <w:tblW w:w="9000" w:type="dxa"/>
-        <w:tblBorders>
-          <w:top w:val="single" w:sz="8" w:space="0" w:color="000000"/>
-          <w:left w:val="single" w:sz="8" w:space="0" w:color="000000"/>
-          <w:bottom w:val="single" w:sz="8" w:space="0" w:color="000000"/>
-          <w:right w:val="single" w:sz="8" w:space="0" w:color="000000"/>
-          <w:insideH w:val="single" w:sz="8" w:space="0" w:color="000000"/>
-          <w:insideV w:val="single" w:sz="8" w:space="0" w:color="000000"/>
-        </w:tblBorders>
-        <w:tblLayout w:type="fixed"/>
-        <w:tblLook w:val="0600" w:firstRow="0" w:lastRow="0" w:firstColumn="0" w:lastColumn="0" w:noHBand="1" w:noVBand="1"/>
-      </w:tblPr>
-      <w:tblGrid>
-        <w:gridCol w:w="3000"/>
-        <w:gridCol w:w="1920"/>
-        <w:gridCol w:w="4080"/>
-      </w:tblGrid>
-      <w:tr>
-        <w:tc>
-          <w:tcPr>
-            <w:tcW w:w="3000" w:type="dxa"/>
-            <w:shd w:val="clear" w:color="auto" w:fill="auto"/>
-            <w:tcMar>
-              <w:top w:w="100" w:type="dxa"/>
-              <w:left w:w="100" w:type="dxa"/>
-              <w:bottom w:w="100" w:type="dxa"/>
-              <w:right w:w="100" w:type="dxa"/>
-            </w:tcMar>
-          </w:tcPr>
-          <w:p>
-            <w:pPr>
-              <w:widowControl w:val="0"/>
-              <w:pBdr>
-                <w:top w:val="nil"/>
-                <w:left w:val="nil"/>
-                <w:bottom w:val="nil"/>
-                <w:right w:val="nil"/>
-                <w:between w:val="nil"/>
-              </w:pBdr>
-              <w:spacing w:line="240" w:lineRule="auto"/>
-              <w:rPr>
-                <w:rFonts w:ascii="Times New Roman" w:eastAsia="Times New Roman" w:hAnsi="Times New Roman" w:cs="Times New Roman"/>
-                <w:sz w:val="28"/>
-                <w:szCs w:val="28"/>
-              </w:rPr>
-            </w:pPr>
-            <w:r>
-              <w:rPr>
-                <w:rFonts w:ascii="Times New Roman" w:eastAsia="Times New Roman" w:hAnsi="Times New Roman" w:cs="Times New Roman"/>
-                <w:sz w:val="28"/>
-                <w:szCs w:val="28"/>
-              </w:rPr>
-              <w:t>Блок</w:t>
-            </w:r>
-          </w:p>
-        </w:tc>
-        <w:tc>
-          <w:tcPr>
-            <w:tcW w:w="1920" w:type="dxa"/>
-            <w:shd w:val="clear" w:color="auto" w:fill="auto"/>
-            <w:tcMar>
-              <w:top w:w="100" w:type="dxa"/>
-              <w:left w:w="100" w:type="dxa"/>
-              <w:bottom w:w="100" w:type="dxa"/>
-              <w:right w:w="100" w:type="dxa"/>
-            </w:tcMar>
-          </w:tcPr>
-          <w:p>
-            <w:pPr>
-              <w:widowControl w:val="0"/>
-              <w:pBdr>
-                <w:top w:val="nil"/>
-                <w:left w:val="nil"/>
-                <w:bottom w:val="nil"/>
-                <w:right w:val="nil"/>
-                <w:between w:val="nil"/>
-              </w:pBdr>
-              <w:spacing w:line="240" w:lineRule="auto"/>
-              <w:rPr>
-                <w:rFonts w:ascii="Times New Roman" w:eastAsia="Times New Roman" w:hAnsi="Times New Roman" w:cs="Times New Roman"/>
-                <w:sz w:val="28"/>
-                <w:szCs w:val="28"/>
-              </w:rPr>
-            </w:pPr>
-            <w:r>
-              <w:rPr>
-                <w:rFonts w:ascii="Times New Roman" w:eastAsia="Times New Roman" w:hAnsi="Times New Roman" w:cs="Times New Roman"/>
-                <w:sz w:val="28"/>
-                <w:szCs w:val="28"/>
-              </w:rPr>
-              <w:t>Номер</w:t>
-            </w:r>
-          </w:p>
-        </w:tc>
-        <w:tc>
-          <w:tcPr>
-            <w:tcW w:w="4080" w:type="dxa"/>
-            <w:shd w:val="clear" w:color="auto" w:fill="auto"/>
-            <w:tcMar>
-              <w:top w:w="100" w:type="dxa"/>
-              <w:left w:w="100" w:type="dxa"/>
-              <w:bottom w:w="100" w:type="dxa"/>
-              <w:right w:w="100" w:type="dxa"/>
-            </w:tcMar>
-          </w:tcPr>
-          <w:p>
-            <w:pPr>
-              <w:widowControl w:val="0"/>
-              <w:pBdr>
-                <w:top w:val="nil"/>
-                <w:left w:val="nil"/>
-                <w:bottom w:val="nil"/>
-                <w:right w:val="nil"/>
-                <w:between w:val="nil"/>
-              </w:pBdr>
-              <w:spacing w:line="240" w:lineRule="auto"/>
-              <w:rPr>
-                <w:rFonts w:ascii="Times New Roman" w:eastAsia="Times New Roman" w:hAnsi="Times New Roman" w:cs="Times New Roman"/>
-                <w:sz w:val="28"/>
-                <w:szCs w:val="28"/>
-              </w:rPr>
-            </w:pPr>
-            <w:r>
-              <w:rPr>
-                <w:rFonts w:ascii="Times New Roman" w:eastAsia="Times New Roman" w:hAnsi="Times New Roman" w:cs="Times New Roman"/>
-                <w:sz w:val="28"/>
-                <w:szCs w:val="28"/>
-              </w:rPr>
-              <w:t>Название</w:t>
-            </w:r>
-          </w:p>
-        </w:tc>
-      </w:tr>
-      <w:tr>
-        <w:trPr>
-          <w:trHeight w:val="420"/>
-        </w:trPr>
-        <w:tc>
-          <w:tcPr>
-            <w:tcW w:w="3000" w:type="dxa"/>
-            <w:vMerge w:val="restart"/>
-            <w:shd w:val="clear" w:color="auto" w:fill="auto"/>
-            <w:tcMar>
-              <w:top w:w="100" w:type="dxa"/>
-              <w:left w:w="100" w:type="dxa"/>
-              <w:bottom w:w="100" w:type="dxa"/>
-              <w:right w:w="100" w:type="dxa"/>
-            </w:tcMar>
-          </w:tcPr>
-          <w:p>
-            <w:pPr>
-              <w:widowControl w:val="0"/>
-              <w:pBdr>
-                <w:top w:val="nil"/>
-                <w:left w:val="nil"/>
-                <w:bottom w:val="nil"/>
-                <w:right w:val="nil"/>
-                <w:between w:val="nil"/>
-              </w:pBdr>
-              <w:spacing w:line="240" w:lineRule="auto"/>
-              <w:rPr>
-                <w:rFonts w:ascii="Times New Roman" w:eastAsia="Times New Roman" w:hAnsi="Times New Roman" w:cs="Times New Roman"/>
-                <w:sz w:val="28"/>
-                <w:szCs w:val="28"/>
-              </w:rPr>
-            </w:pPr>
-          </w:p>
-          <w:p>
-            <w:pPr>
-              <w:widowControl w:val="0"/>
-              <w:pBdr>
-                <w:top w:val="nil"/>
-                <w:left w:val="nil"/>
-                <w:bottom w:val="nil"/>
-                <w:right w:val="nil"/>
-                <w:between w:val="nil"/>
-              </w:pBdr>
-              <w:spacing w:line="240" w:lineRule="auto"/>
-              <w:jc w:val="center"/>
-              <w:rPr>
-                <w:rFonts w:ascii="Times New Roman" w:eastAsia="Times New Roman" w:hAnsi="Times New Roman" w:cs="Times New Roman"/>
-                <w:sz w:val="28"/>
-                <w:szCs w:val="28"/>
-              </w:rPr>
-            </w:pPr>
-            <w:r>
-              <w:rPr>
-                <w:rFonts w:ascii="Times New Roman" w:eastAsia="Times New Roman" w:hAnsi="Times New Roman" w:cs="Times New Roman"/>
-                <w:sz w:val="28"/>
-                <w:szCs w:val="28"/>
-              </w:rPr>
-              <w:t>RK</w:t>
-            </w:r>
-          </w:p>
-        </w:tc>
-        <w:tc>
-          <w:tcPr>
-            <w:tcW w:w="1920" w:type="dxa"/>
-            <w:shd w:val="clear" w:color="auto" w:fill="auto"/>
-            <w:tcMar>
-              <w:top w:w="100" w:type="dxa"/>
-              <w:left w:w="100" w:type="dxa"/>
-              <w:bottom w:w="100" w:type="dxa"/>
-              <w:right w:w="100" w:type="dxa"/>
-            </w:tcMar>
-          </w:tcPr>
-          <w:p>
-            <w:pPr>
-              <w:widowControl w:val="0"/>
-              <w:pBdr>
-                <w:top w:val="nil"/>
-                <w:left w:val="nil"/>
-                <w:bottom w:val="nil"/>
-                <w:right w:val="nil"/>
-                <w:between w:val="nil"/>
-              </w:pBdr>
-              <w:spacing w:line="240" w:lineRule="auto"/>
-              <w:rPr>
-                <w:rFonts w:ascii="Times New Roman" w:eastAsia="Times New Roman" w:hAnsi="Times New Roman" w:cs="Times New Roman"/>
-                <w:sz w:val="28"/>
-                <w:szCs w:val="28"/>
-              </w:rPr>
-            </w:pPr>
-            <w:r>
-              <w:rPr>
-                <w:rFonts w:ascii="Times New Roman" w:eastAsia="Times New Roman" w:hAnsi="Times New Roman" w:cs="Times New Roman"/>
-                <w:sz w:val="28"/>
-                <w:szCs w:val="28"/>
-              </w:rPr>
-              <w:t>YS1</w:t>
-            </w:r>
-          </w:p>
-        </w:tc>
-        <w:tc>
-          <w:tcPr>
-            <w:tcW w:w="4080" w:type="dxa"/>
-            <w:shd w:val="clear" w:color="auto" w:fill="auto"/>
-            <w:tcMar>
-              <w:top w:w="100" w:type="dxa"/>
-              <w:left w:w="100" w:type="dxa"/>
-              <w:bottom w:w="100" w:type="dxa"/>
-              <w:right w:w="100" w:type="dxa"/>
-            </w:tcMar>
-          </w:tcPr>
-          <w:p>
-            <w:pPr>
-              <w:widowControl w:val="0"/>
-              <w:pBdr>
-                <w:top w:val="nil"/>
-                <w:left w:val="nil"/>
-                <w:bottom w:val="nil"/>
-                <w:right w:val="nil"/>
-                <w:between w:val="nil"/>
-              </w:pBdr>
-              <w:spacing w:line="240" w:lineRule="auto"/>
-              <w:rPr>
-                <w:rFonts w:ascii="Times New Roman" w:eastAsia="Times New Roman" w:hAnsi="Times New Roman" w:cs="Times New Roman"/>
-                <w:sz w:val="28"/>
-                <w:szCs w:val="28"/>
-              </w:rPr>
-            </w:pPr>
-            <w:r>
-              <w:rPr>
-                <w:rFonts w:ascii="Times New Roman" w:eastAsia="Times New Roman" w:hAnsi="Times New Roman" w:cs="Times New Roman"/>
-                <w:sz w:val="28"/>
-                <w:szCs w:val="28"/>
-              </w:rPr>
-              <w:t>Разрешение загрузки в RK1</w:t>
-            </w:r>
-          </w:p>
-        </w:tc>
-      </w:tr>
-      <w:tr>
-        <w:trPr>
-          <w:trHeight w:val="522"/>
-        </w:trPr>
-        <w:tc>
-          <w:tcPr>
-            <w:tcW w:w="3000" w:type="dxa"/>
-            <w:vMerge/>
-            <w:shd w:val="clear" w:color="auto" w:fill="auto"/>
-            <w:tcMar>
-              <w:top w:w="100" w:type="dxa"/>
-              <w:left w:w="100" w:type="dxa"/>
-              <w:bottom w:w="100" w:type="dxa"/>
-              <w:right w:w="100" w:type="dxa"/>
-            </w:tcMar>
-          </w:tcPr>
-          <w:p>
-            <w:pPr>
-              <w:widowControl w:val="0"/>
-              <w:pBdr>
-                <w:top w:val="nil"/>
-                <w:left w:val="nil"/>
-                <w:bottom w:val="nil"/>
-                <w:right w:val="nil"/>
-                <w:between w:val="nil"/>
-              </w:pBdr>
-              <w:spacing w:line="240" w:lineRule="auto"/>
-              <w:rPr>
-                <w:rFonts w:ascii="Times New Roman" w:eastAsia="Times New Roman" w:hAnsi="Times New Roman" w:cs="Times New Roman"/>
-                <w:sz w:val="28"/>
-                <w:szCs w:val="28"/>
-              </w:rPr>
-            </w:pPr>
-          </w:p>
-        </w:tc>
-        <w:tc>
-          <w:tcPr>
-            <w:tcW w:w="1920" w:type="dxa"/>
-            <w:vMerge w:val="restart"/>
-            <w:shd w:val="clear" w:color="auto" w:fill="auto"/>
-            <w:tcMar>
-              <w:top w:w="100" w:type="dxa"/>
-              <w:left w:w="100" w:type="dxa"/>
-              <w:bottom w:w="100" w:type="dxa"/>
-              <w:right w:w="100" w:type="dxa"/>
-            </w:tcMar>
-          </w:tcPr>
-          <w:p>
-            <w:pPr>
-              <w:widowControl w:val="0"/>
-              <w:pBdr>
-                <w:top w:val="nil"/>
-                <w:left w:val="nil"/>
-                <w:bottom w:val="nil"/>
-                <w:right w:val="nil"/>
-                <w:between w:val="nil"/>
-              </w:pBdr>
-              <w:spacing w:line="240" w:lineRule="auto"/>
-              <w:rPr>
-                <w:rFonts w:ascii="Times New Roman" w:eastAsia="Times New Roman" w:hAnsi="Times New Roman" w:cs="Times New Roman"/>
-                <w:sz w:val="28"/>
-                <w:szCs w:val="28"/>
-              </w:rPr>
-            </w:pPr>
-            <w:r>
-              <w:rPr>
-                <w:rFonts w:ascii="Times New Roman" w:eastAsia="Times New Roman" w:hAnsi="Times New Roman" w:cs="Times New Roman"/>
-                <w:sz w:val="28"/>
-                <w:szCs w:val="28"/>
-              </w:rPr>
-              <w:t>YS2</w:t>
-            </w:r>
-          </w:p>
-        </w:tc>
-        <w:tc>
-          <w:tcPr>
-            <w:tcW w:w="4080" w:type="dxa"/>
-            <w:vMerge w:val="restart"/>
-            <w:shd w:val="clear" w:color="auto" w:fill="auto"/>
-            <w:tcMar>
-              <w:top w:w="100" w:type="dxa"/>
-              <w:left w:w="100" w:type="dxa"/>
-              <w:bottom w:w="100" w:type="dxa"/>
-              <w:right w:w="100" w:type="dxa"/>
-            </w:tcMar>
-          </w:tcPr>
-          <w:p>
-            <w:pPr>
-              <w:widowControl w:val="0"/>
-              <w:spacing w:line="240" w:lineRule="auto"/>
-              <w:rPr>
-                <w:rFonts w:ascii="Times New Roman" w:eastAsia="Times New Roman" w:hAnsi="Times New Roman" w:cs="Times New Roman"/>
-                <w:sz w:val="28"/>
-                <w:szCs w:val="28"/>
-              </w:rPr>
-            </w:pPr>
-            <w:r>
-              <w:rPr>
-                <w:rFonts w:ascii="Times New Roman" w:eastAsia="Times New Roman" w:hAnsi="Times New Roman" w:cs="Times New Roman"/>
-                <w:sz w:val="28"/>
-                <w:szCs w:val="28"/>
-              </w:rPr>
-              <w:t>Разрешение загрузки в RK2</w:t>
-            </w:r>
-          </w:p>
-        </w:tc>
-      </w:tr>
-      <w:tr>
-        <w:trPr>
-          <w:trHeight w:val="522"/>
-        </w:trPr>
-        <w:tc>
-          <w:tcPr>
-            <w:tcW w:w="3000" w:type="dxa"/>
-            <w:vMerge/>
-            <w:shd w:val="clear" w:color="auto" w:fill="auto"/>
-            <w:tcMar>
-              <w:top w:w="100" w:type="dxa"/>
-              <w:left w:w="100" w:type="dxa"/>
-              <w:bottom w:w="100" w:type="dxa"/>
-              <w:right w:w="100" w:type="dxa"/>
-            </w:tcMar>
-          </w:tcPr>
-          <w:p>
-            <w:pPr>
-              <w:widowControl w:val="0"/>
-              <w:pBdr>
-                <w:top w:val="nil"/>
-                <w:left w:val="nil"/>
-                <w:bottom w:val="nil"/>
-                <w:right w:val="nil"/>
-                <w:between w:val="nil"/>
-              </w:pBdr>
-              <w:spacing w:line="240" w:lineRule="auto"/>
-              <w:rPr>
-                <w:rFonts w:ascii="Times New Roman" w:eastAsia="Times New Roman" w:hAnsi="Times New Roman" w:cs="Times New Roman"/>
-                <w:sz w:val="28"/>
-                <w:szCs w:val="28"/>
-              </w:rPr>
-            </w:pPr>
-          </w:p>
-        </w:tc>
-        <w:tc>
-          <w:tcPr>
-            <w:tcW w:w="1920" w:type="dxa"/>
-            <w:vMerge/>
-            <w:shd w:val="clear" w:color="auto" w:fill="auto"/>
-            <w:tcMar>
-              <w:top w:w="100" w:type="dxa"/>
-              <w:left w:w="100" w:type="dxa"/>
-              <w:bottom w:w="100" w:type="dxa"/>
-              <w:right w:w="100" w:type="dxa"/>
-            </w:tcMar>
-          </w:tcPr>
-          <w:p>
-            <w:pPr>
-              <w:widowControl w:val="0"/>
-              <w:pBdr>
-                <w:top w:val="nil"/>
-                <w:left w:val="nil"/>
-                <w:bottom w:val="nil"/>
-                <w:right w:val="nil"/>
-                <w:between w:val="nil"/>
-              </w:pBdr>
-              <w:spacing w:line="240" w:lineRule="auto"/>
-              <w:rPr>
-                <w:rFonts w:ascii="Times New Roman" w:eastAsia="Times New Roman" w:hAnsi="Times New Roman" w:cs="Times New Roman"/>
-                <w:sz w:val="28"/>
-                <w:szCs w:val="28"/>
-              </w:rPr>
-            </w:pPr>
-          </w:p>
-        </w:tc>
-        <w:tc>
-          <w:tcPr>
-            <w:tcW w:w="4080" w:type="dxa"/>
-            <w:vMerge/>
-            <w:shd w:val="clear" w:color="auto" w:fill="auto"/>
-            <w:tcMar>
-              <w:top w:w="100" w:type="dxa"/>
-              <w:left w:w="100" w:type="dxa"/>
-              <w:bottom w:w="100" w:type="dxa"/>
-              <w:right w:w="100" w:type="dxa"/>
-            </w:tcMar>
-          </w:tcPr>
-          <w:p>
-            <w:pPr>
-              <w:widowControl w:val="0"/>
-              <w:spacing w:line="240" w:lineRule="auto"/>
-              <w:rPr>
-                <w:rFonts w:ascii="Times New Roman" w:eastAsia="Times New Roman" w:hAnsi="Times New Roman" w:cs="Times New Roman"/>
-                <w:sz w:val="28"/>
-                <w:szCs w:val="28"/>
-              </w:rPr>
-            </w:pPr>
-          </w:p>
-        </w:tc>
-      </w:tr>
-      <w:tr>
-        <w:trPr>
-          <w:trHeight w:val="420"/>
-        </w:trPr>
-        <w:tc>
-          <w:tcPr>
-            <w:tcW w:w="3000" w:type="dxa"/>
-            <w:shd w:val="clear" w:color="auto" w:fill="auto"/>
-            <w:tcMar>
-              <w:top w:w="100" w:type="dxa"/>
-              <w:left w:w="100" w:type="dxa"/>
-              <w:bottom w:w="100" w:type="dxa"/>
-              <w:right w:w="100" w:type="dxa"/>
-            </w:tcMar>
-          </w:tcPr>
-          <w:p>
-            <w:pPr>
-              <w:widowControl w:val="0"/>
-              <w:spacing w:line="240" w:lineRule="auto"/>
-              <w:jc w:val="center"/>
-              <w:rPr>
-                <w:rFonts w:ascii="Times New Roman" w:eastAsia="Times New Roman" w:hAnsi="Times New Roman" w:cs="Times New Roman"/>
-                <w:sz w:val="28"/>
-                <w:szCs w:val="28"/>
-              </w:rPr>
-            </w:pPr>
-            <w:r>
-              <w:rPr>
-                <w:rFonts w:ascii="Times New Roman" w:eastAsia="Times New Roman" w:hAnsi="Times New Roman" w:cs="Times New Roman"/>
-                <w:sz w:val="28"/>
-                <w:szCs w:val="28"/>
-              </w:rPr>
-              <w:t>OP</w:t>
-            </w:r>
-          </w:p>
-        </w:tc>
-        <w:tc>
-          <w:tcPr>
-            <w:tcW w:w="1920" w:type="dxa"/>
-            <w:shd w:val="clear" w:color="auto" w:fill="auto"/>
-            <w:tcMar>
-              <w:top w:w="100" w:type="dxa"/>
-              <w:left w:w="100" w:type="dxa"/>
-              <w:bottom w:w="100" w:type="dxa"/>
-              <w:right w:w="100" w:type="dxa"/>
-            </w:tcMar>
-          </w:tcPr>
-          <w:p>
-            <w:pPr>
-              <w:widowControl w:val="0"/>
-              <w:spacing w:line="240" w:lineRule="auto"/>
-              <w:rPr>
-                <w:rFonts w:ascii="Times New Roman" w:eastAsia="Times New Roman" w:hAnsi="Times New Roman" w:cs="Times New Roman"/>
-                <w:sz w:val="28"/>
-                <w:szCs w:val="28"/>
-              </w:rPr>
-            </w:pPr>
-            <w:r>
-              <w:rPr>
-                <w:rFonts w:ascii="Times New Roman" w:eastAsia="Times New Roman" w:hAnsi="Times New Roman" w:cs="Times New Roman"/>
-                <w:sz w:val="28"/>
-                <w:szCs w:val="28"/>
-              </w:rPr>
-              <w:t>YS3</w:t>
-            </w:r>
-          </w:p>
-        </w:tc>
-        <w:tc>
-          <w:tcPr>
-            <w:tcW w:w="4080" w:type="dxa"/>
-            <w:shd w:val="clear" w:color="auto" w:fill="auto"/>
-            <w:tcMar>
-              <w:top w:w="100" w:type="dxa"/>
-              <w:left w:w="100" w:type="dxa"/>
-              <w:bottom w:w="100" w:type="dxa"/>
-              <w:right w:w="100" w:type="dxa"/>
-            </w:tcMar>
-          </w:tcPr>
-          <w:p>
-            <w:pPr>
-              <w:widowControl w:val="0"/>
-              <w:spacing w:line="240" w:lineRule="auto"/>
-              <w:rPr>
-                <w:rFonts w:ascii="Times New Roman" w:eastAsia="Times New Roman" w:hAnsi="Times New Roman" w:cs="Times New Roman"/>
-                <w:sz w:val="28"/>
-                <w:szCs w:val="28"/>
-              </w:rPr>
-            </w:pPr>
-            <w:r>
-              <w:rPr>
-                <w:rFonts w:ascii="Times New Roman" w:eastAsia="Times New Roman" w:hAnsi="Times New Roman" w:cs="Times New Roman"/>
-                <w:sz w:val="28"/>
-                <w:szCs w:val="28"/>
-              </w:rPr>
-              <w:t>загрузка в ОП</w:t>
-            </w:r>
-          </w:p>
-        </w:tc>
-      </w:tr>
-      <w:tr>
-        <w:tc>
-          <w:tcPr>
-            <w:tcW w:w="3000" w:type="dxa"/>
-            <w:shd w:val="clear" w:color="auto" w:fill="auto"/>
-            <w:tcMar>
-              <w:top w:w="100" w:type="dxa"/>
-              <w:left w:w="100" w:type="dxa"/>
-              <w:bottom w:w="100" w:type="dxa"/>
-              <w:right w:w="100" w:type="dxa"/>
-            </w:tcMar>
-          </w:tcPr>
-          <w:p>
-            <w:pPr>
-              <w:widowControl w:val="0"/>
-              <w:pBdr>
-                <w:top w:val="nil"/>
-                <w:left w:val="nil"/>
-                <w:bottom w:val="nil"/>
-                <w:right w:val="nil"/>
-                <w:between w:val="nil"/>
-              </w:pBdr>
-              <w:spacing w:line="240" w:lineRule="auto"/>
-              <w:jc w:val="center"/>
-              <w:rPr>
-                <w:rFonts w:ascii="Times New Roman" w:eastAsia="Times New Roman" w:hAnsi="Times New Roman" w:cs="Times New Roman"/>
-                <w:sz w:val="28"/>
-                <w:szCs w:val="28"/>
-              </w:rPr>
-            </w:pPr>
-            <w:r>
-              <w:rPr>
-                <w:rFonts w:ascii="Times New Roman" w:eastAsia="Times New Roman" w:hAnsi="Times New Roman" w:cs="Times New Roman"/>
-                <w:sz w:val="28"/>
-                <w:szCs w:val="28"/>
-              </w:rPr>
-              <w:t>CS2</w:t>
-            </w:r>
-          </w:p>
-        </w:tc>
-        <w:tc>
-          <w:tcPr>
-            <w:tcW w:w="1920" w:type="dxa"/>
-            <w:shd w:val="clear" w:color="auto" w:fill="auto"/>
-            <w:tcMar>
-              <w:top w:w="100" w:type="dxa"/>
-              <w:left w:w="100" w:type="dxa"/>
-              <w:bottom w:w="100" w:type="dxa"/>
-              <w:right w:w="100" w:type="dxa"/>
-            </w:tcMar>
-          </w:tcPr>
-          <w:p>
-            <w:pPr>
-              <w:widowControl w:val="0"/>
-              <w:pBdr>
-                <w:top w:val="nil"/>
-                <w:left w:val="nil"/>
-                <w:bottom w:val="nil"/>
-                <w:right w:val="nil"/>
-                <w:between w:val="nil"/>
-              </w:pBdr>
-              <w:spacing w:line="240" w:lineRule="auto"/>
-              <w:rPr>
-                <w:rFonts w:ascii="Times New Roman" w:eastAsia="Times New Roman" w:hAnsi="Times New Roman" w:cs="Times New Roman"/>
-                <w:sz w:val="28"/>
-                <w:szCs w:val="28"/>
-              </w:rPr>
-            </w:pPr>
-            <w:r>
-              <w:rPr>
-                <w:rFonts w:ascii="Times New Roman" w:eastAsia="Times New Roman" w:hAnsi="Times New Roman" w:cs="Times New Roman"/>
-                <w:sz w:val="28"/>
-                <w:szCs w:val="28"/>
-              </w:rPr>
-              <w:t>YS4</w:t>
-            </w:r>
-          </w:p>
-        </w:tc>
-        <w:tc>
-          <w:tcPr>
-            <w:tcW w:w="4080" w:type="dxa"/>
-            <w:shd w:val="clear" w:color="auto" w:fill="auto"/>
-            <w:tcMar>
-              <w:top w:w="100" w:type="dxa"/>
-              <w:left w:w="100" w:type="dxa"/>
-              <w:bottom w:w="100" w:type="dxa"/>
-              <w:right w:w="100" w:type="dxa"/>
-            </w:tcMar>
-          </w:tcPr>
-          <w:p>
-            <w:pPr>
-              <w:widowControl w:val="0"/>
-              <w:pBdr>
-                <w:top w:val="nil"/>
-                <w:left w:val="nil"/>
-                <w:bottom w:val="nil"/>
-                <w:right w:val="nil"/>
-                <w:between w:val="nil"/>
-              </w:pBdr>
-              <w:spacing w:line="240" w:lineRule="auto"/>
-              <w:rPr>
-                <w:rFonts w:ascii="Times New Roman" w:eastAsia="Times New Roman" w:hAnsi="Times New Roman" w:cs="Times New Roman"/>
-                <w:sz w:val="28"/>
-                <w:szCs w:val="28"/>
-              </w:rPr>
-            </w:pPr>
-            <w:r>
-              <w:rPr>
-                <w:rFonts w:ascii="Times New Roman" w:eastAsia="Times New Roman" w:hAnsi="Times New Roman" w:cs="Times New Roman"/>
-                <w:sz w:val="28"/>
-                <w:szCs w:val="28"/>
-              </w:rPr>
-              <w:t>Выбор физического адреса для обращения к ОП:</w:t>
-            </w:r>
-          </w:p>
-          <w:p>
-            <w:pPr>
-              <w:widowControl w:val="0"/>
-              <w:pBdr>
-                <w:top w:val="nil"/>
-                <w:left w:val="nil"/>
-                <w:bottom w:val="nil"/>
-                <w:right w:val="nil"/>
-                <w:between w:val="nil"/>
-              </w:pBdr>
-              <w:spacing w:line="240" w:lineRule="auto"/>
-              <w:rPr>
-                <w:rFonts w:ascii="Times New Roman" w:eastAsia="Times New Roman" w:hAnsi="Times New Roman" w:cs="Times New Roman"/>
-                <w:sz w:val="28"/>
-                <w:szCs w:val="28"/>
-              </w:rPr>
-            </w:pPr>
-            <w:r>
-              <w:rPr>
-                <w:rFonts w:ascii="Times New Roman" w:eastAsia="Times New Roman" w:hAnsi="Times New Roman" w:cs="Times New Roman"/>
-                <w:sz w:val="28"/>
-                <w:szCs w:val="28"/>
-              </w:rPr>
-              <w:t>0 - SK, 1 - RIA</w:t>
-            </w:r>
-          </w:p>
-        </w:tc>
-      </w:tr>
-      <w:tr>
-        <w:tc>
-          <w:tcPr>
-            <w:tcW w:w="3000" w:type="dxa"/>
-            <w:shd w:val="clear" w:color="auto" w:fill="auto"/>
-            <w:tcMar>
-              <w:top w:w="100" w:type="dxa"/>
-              <w:left w:w="100" w:type="dxa"/>
-              <w:bottom w:w="100" w:type="dxa"/>
-              <w:right w:w="100" w:type="dxa"/>
-            </w:tcMar>
-          </w:tcPr>
-          <w:p>
-            <w:pPr>
-              <w:widowControl w:val="0"/>
-              <w:pBdr>
-                <w:top w:val="nil"/>
-                <w:left w:val="nil"/>
-                <w:bottom w:val="nil"/>
-                <w:right w:val="nil"/>
-                <w:between w:val="nil"/>
-              </w:pBdr>
-              <w:spacing w:line="240" w:lineRule="auto"/>
-              <w:jc w:val="center"/>
-              <w:rPr>
-                <w:rFonts w:ascii="Times New Roman" w:eastAsia="Times New Roman" w:hAnsi="Times New Roman" w:cs="Times New Roman"/>
-                <w:sz w:val="28"/>
-                <w:szCs w:val="28"/>
-              </w:rPr>
-            </w:pPr>
-            <w:r>
-              <w:rPr>
-                <w:rFonts w:ascii="Times New Roman" w:eastAsia="Times New Roman" w:hAnsi="Times New Roman" w:cs="Times New Roman"/>
-                <w:sz w:val="28"/>
-                <w:szCs w:val="28"/>
-              </w:rPr>
-              <w:t>CS3</w:t>
-            </w:r>
-          </w:p>
-        </w:tc>
-        <w:tc>
-          <w:tcPr>
-            <w:tcW w:w="1920" w:type="dxa"/>
-            <w:shd w:val="clear" w:color="auto" w:fill="auto"/>
-            <w:tcMar>
-              <w:top w:w="100" w:type="dxa"/>
-              <w:left w:w="100" w:type="dxa"/>
-              <w:bottom w:w="100" w:type="dxa"/>
-              <w:right w:w="100" w:type="dxa"/>
-            </w:tcMar>
-          </w:tcPr>
-          <w:p>
-            <w:pPr>
-              <w:widowControl w:val="0"/>
-              <w:pBdr>
-                <w:top w:val="nil"/>
-                <w:left w:val="nil"/>
-                <w:bottom w:val="nil"/>
-                <w:right w:val="nil"/>
-                <w:between w:val="nil"/>
-              </w:pBdr>
-              <w:spacing w:line="240" w:lineRule="auto"/>
-              <w:rPr>
-                <w:rFonts w:ascii="Times New Roman" w:eastAsia="Times New Roman" w:hAnsi="Times New Roman" w:cs="Times New Roman"/>
-                <w:sz w:val="28"/>
-                <w:szCs w:val="28"/>
-              </w:rPr>
-            </w:pPr>
-            <w:r>
-              <w:rPr>
-                <w:rFonts w:ascii="Times New Roman" w:eastAsia="Times New Roman" w:hAnsi="Times New Roman" w:cs="Times New Roman"/>
-                <w:sz w:val="28"/>
-                <w:szCs w:val="28"/>
-              </w:rPr>
-              <w:t>YS5</w:t>
-            </w:r>
-          </w:p>
-        </w:tc>
-        <w:tc>
-          <w:tcPr>
-            <w:tcW w:w="4080" w:type="dxa"/>
-            <w:shd w:val="clear" w:color="auto" w:fill="auto"/>
-            <w:tcMar>
-              <w:top w:w="100" w:type="dxa"/>
-              <w:left w:w="100" w:type="dxa"/>
-              <w:bottom w:w="100" w:type="dxa"/>
-              <w:right w:w="100" w:type="dxa"/>
-            </w:tcMar>
-          </w:tcPr>
-          <w:p>
-            <w:pPr>
-              <w:widowControl w:val="0"/>
-              <w:pBdr>
-                <w:top w:val="nil"/>
-                <w:left w:val="nil"/>
-                <w:bottom w:val="nil"/>
-                <w:right w:val="nil"/>
-                <w:between w:val="nil"/>
-              </w:pBdr>
-              <w:spacing w:line="240" w:lineRule="auto"/>
-              <w:rPr>
-                <w:rFonts w:ascii="Times New Roman" w:eastAsia="Times New Roman" w:hAnsi="Times New Roman" w:cs="Times New Roman"/>
-                <w:sz w:val="28"/>
-                <w:szCs w:val="28"/>
-              </w:rPr>
-            </w:pPr>
-            <w:r>
-              <w:rPr>
-                <w:rFonts w:ascii="Times New Roman" w:eastAsia="Times New Roman" w:hAnsi="Times New Roman" w:cs="Times New Roman"/>
-                <w:sz w:val="28"/>
-                <w:szCs w:val="28"/>
-              </w:rPr>
-              <w:t>Выбор физического адреса для обращения к РП.</w:t>
-            </w:r>
-          </w:p>
-          <w:p>
-            <w:pPr>
-              <w:widowControl w:val="0"/>
-              <w:pBdr>
-                <w:top w:val="nil"/>
-                <w:left w:val="nil"/>
-                <w:bottom w:val="nil"/>
-                <w:right w:val="nil"/>
-                <w:between w:val="nil"/>
-              </w:pBdr>
-              <w:spacing w:line="240" w:lineRule="auto"/>
-              <w:rPr>
-                <w:rFonts w:ascii="Times New Roman" w:eastAsia="Times New Roman" w:hAnsi="Times New Roman" w:cs="Times New Roman"/>
-                <w:sz w:val="28"/>
-                <w:szCs w:val="28"/>
-              </w:rPr>
-            </w:pPr>
-            <w:r>
-              <w:rPr>
-                <w:rFonts w:ascii="Times New Roman" w:eastAsia="Times New Roman" w:hAnsi="Times New Roman" w:cs="Times New Roman"/>
-                <w:sz w:val="28"/>
-                <w:szCs w:val="28"/>
-              </w:rPr>
-              <w:t>0 - R2, 1 - R1</w:t>
-            </w:r>
-          </w:p>
-        </w:tc>
-      </w:tr>
-      <w:tr>
-        <w:trPr>
-          <w:trHeight w:val="420"/>
-        </w:trPr>
-        <w:tc>
-          <w:tcPr>
-            <w:tcW w:w="3000" w:type="dxa"/>
-            <w:vMerge w:val="restart"/>
-            <w:shd w:val="clear" w:color="auto" w:fill="auto"/>
-            <w:tcMar>
-              <w:top w:w="100" w:type="dxa"/>
-              <w:left w:w="100" w:type="dxa"/>
-              <w:bottom w:w="100" w:type="dxa"/>
-              <w:right w:w="100" w:type="dxa"/>
-            </w:tcMar>
-          </w:tcPr>
-          <w:p>
-            <w:pPr>
-              <w:widowControl w:val="0"/>
-              <w:pBdr>
-                <w:top w:val="nil"/>
-                <w:left w:val="nil"/>
-                <w:bottom w:val="nil"/>
-                <w:right w:val="nil"/>
-                <w:between w:val="nil"/>
-              </w:pBdr>
-              <w:spacing w:line="240" w:lineRule="auto"/>
-              <w:jc w:val="center"/>
-              <w:rPr>
-                <w:rFonts w:ascii="Times New Roman" w:eastAsia="Times New Roman" w:hAnsi="Times New Roman" w:cs="Times New Roman"/>
-                <w:sz w:val="28"/>
-                <w:szCs w:val="28"/>
-              </w:rPr>
-            </w:pPr>
-          </w:p>
-          <w:p>
-            <w:pPr>
-              <w:widowControl w:val="0"/>
-              <w:pBdr>
-                <w:top w:val="nil"/>
-                <w:left w:val="nil"/>
-                <w:bottom w:val="nil"/>
-                <w:right w:val="nil"/>
-                <w:between w:val="nil"/>
-              </w:pBdr>
-              <w:spacing w:line="240" w:lineRule="auto"/>
-              <w:jc w:val="center"/>
-              <w:rPr>
-                <w:rFonts w:ascii="Times New Roman" w:eastAsia="Times New Roman" w:hAnsi="Times New Roman" w:cs="Times New Roman"/>
-                <w:sz w:val="28"/>
-                <w:szCs w:val="28"/>
-              </w:rPr>
-            </w:pPr>
-            <w:r>
-              <w:rPr>
-                <w:rFonts w:ascii="Times New Roman" w:eastAsia="Times New Roman" w:hAnsi="Times New Roman" w:cs="Times New Roman"/>
-                <w:sz w:val="28"/>
-                <w:szCs w:val="28"/>
-              </w:rPr>
-              <w:t>SK</w:t>
-            </w:r>
-          </w:p>
-        </w:tc>
-        <w:tc>
-          <w:tcPr>
-            <w:tcW w:w="1920" w:type="dxa"/>
-            <w:shd w:val="clear" w:color="auto" w:fill="auto"/>
-            <w:tcMar>
-              <w:top w:w="100" w:type="dxa"/>
-              <w:left w:w="100" w:type="dxa"/>
-              <w:bottom w:w="100" w:type="dxa"/>
-              <w:right w:w="100" w:type="dxa"/>
-            </w:tcMar>
-          </w:tcPr>
-          <w:p>
-            <w:pPr>
-              <w:widowControl w:val="0"/>
-              <w:pBdr>
-                <w:top w:val="nil"/>
-                <w:left w:val="nil"/>
-                <w:bottom w:val="nil"/>
-                <w:right w:val="nil"/>
-                <w:between w:val="nil"/>
-              </w:pBdr>
-              <w:spacing w:line="240" w:lineRule="auto"/>
-              <w:rPr>
-                <w:rFonts w:ascii="Times New Roman" w:eastAsia="Times New Roman" w:hAnsi="Times New Roman" w:cs="Times New Roman"/>
-                <w:sz w:val="28"/>
-                <w:szCs w:val="28"/>
-              </w:rPr>
-            </w:pPr>
-            <w:r>
-              <w:rPr>
-                <w:rFonts w:ascii="Times New Roman" w:eastAsia="Times New Roman" w:hAnsi="Times New Roman" w:cs="Times New Roman"/>
-                <w:sz w:val="28"/>
-                <w:szCs w:val="28"/>
-              </w:rPr>
-              <w:t>YS6</w:t>
-            </w:r>
-          </w:p>
-        </w:tc>
-        <w:tc>
-          <w:tcPr>
-            <w:tcW w:w="4080" w:type="dxa"/>
-            <w:shd w:val="clear" w:color="auto" w:fill="auto"/>
-            <w:tcMar>
-              <w:top w:w="100" w:type="dxa"/>
-              <w:left w:w="100" w:type="dxa"/>
-              <w:bottom w:w="100" w:type="dxa"/>
-              <w:right w:w="100" w:type="dxa"/>
-            </w:tcMar>
-          </w:tcPr>
-          <w:p>
-            <w:pPr>
-              <w:widowControl w:val="0"/>
-              <w:pBdr>
-                <w:top w:val="nil"/>
-                <w:left w:val="nil"/>
-                <w:bottom w:val="nil"/>
-                <w:right w:val="nil"/>
-                <w:between w:val="nil"/>
-              </w:pBdr>
-              <w:spacing w:line="240" w:lineRule="auto"/>
-              <w:rPr>
-                <w:rFonts w:ascii="Times New Roman" w:eastAsia="Times New Roman" w:hAnsi="Times New Roman" w:cs="Times New Roman"/>
-                <w:sz w:val="28"/>
-                <w:szCs w:val="28"/>
-              </w:rPr>
-            </w:pPr>
-            <w:r>
-              <w:rPr>
-                <w:rFonts w:ascii="Times New Roman" w:eastAsia="Times New Roman" w:hAnsi="Times New Roman" w:cs="Times New Roman"/>
-                <w:sz w:val="28"/>
-                <w:szCs w:val="28"/>
-              </w:rPr>
-              <w:t>Разрешение загрузки</w:t>
-            </w:r>
-          </w:p>
-        </w:tc>
-      </w:tr>
-      <w:tr>
-        <w:trPr>
-          <w:trHeight w:val="420"/>
-        </w:trPr>
-        <w:tc>
-          <w:tcPr>
-            <w:tcW w:w="3000" w:type="dxa"/>
-            <w:vMerge/>
-            <w:shd w:val="clear" w:color="auto" w:fill="auto"/>
-            <w:tcMar>
-              <w:top w:w="100" w:type="dxa"/>
-              <w:left w:w="100" w:type="dxa"/>
-              <w:bottom w:w="100" w:type="dxa"/>
-              <w:right w:w="100" w:type="dxa"/>
-            </w:tcMar>
-          </w:tcPr>
-          <w:p>
-            <w:pPr>
-              <w:widowControl w:val="0"/>
-              <w:pBdr>
-                <w:top w:val="nil"/>
-                <w:left w:val="nil"/>
-                <w:bottom w:val="nil"/>
-                <w:right w:val="nil"/>
-                <w:between w:val="nil"/>
-              </w:pBdr>
-              <w:spacing w:line="240" w:lineRule="auto"/>
-              <w:jc w:val="center"/>
-              <w:rPr>
-                <w:rFonts w:ascii="Times New Roman" w:eastAsia="Times New Roman" w:hAnsi="Times New Roman" w:cs="Times New Roman"/>
-                <w:sz w:val="28"/>
-                <w:szCs w:val="28"/>
-              </w:rPr>
-            </w:pPr>
-          </w:p>
-        </w:tc>
-        <w:tc>
-          <w:tcPr>
-            <w:tcW w:w="1920" w:type="dxa"/>
-            <w:shd w:val="clear" w:color="auto" w:fill="auto"/>
-            <w:tcMar>
-              <w:top w:w="100" w:type="dxa"/>
-              <w:left w:w="100" w:type="dxa"/>
-              <w:bottom w:w="100" w:type="dxa"/>
-              <w:right w:w="100" w:type="dxa"/>
-            </w:tcMar>
-          </w:tcPr>
-          <w:p>
-            <w:pPr>
-              <w:widowControl w:val="0"/>
-              <w:pBdr>
-                <w:top w:val="nil"/>
-                <w:left w:val="nil"/>
-                <w:bottom w:val="nil"/>
-                <w:right w:val="nil"/>
-                <w:between w:val="nil"/>
-              </w:pBdr>
-              <w:spacing w:line="240" w:lineRule="auto"/>
-              <w:rPr>
-                <w:rFonts w:ascii="Times New Roman" w:eastAsia="Times New Roman" w:hAnsi="Times New Roman" w:cs="Times New Roman"/>
-                <w:sz w:val="28"/>
-                <w:szCs w:val="28"/>
-              </w:rPr>
-            </w:pPr>
-            <w:r>
-              <w:rPr>
-                <w:rFonts w:ascii="Times New Roman" w:eastAsia="Times New Roman" w:hAnsi="Times New Roman" w:cs="Times New Roman"/>
-                <w:sz w:val="28"/>
-                <w:szCs w:val="28"/>
-              </w:rPr>
-              <w:t>YS7</w:t>
-            </w:r>
-          </w:p>
-        </w:tc>
-        <w:tc>
-          <w:tcPr>
-            <w:tcW w:w="4080" w:type="dxa"/>
-            <w:shd w:val="clear" w:color="auto" w:fill="auto"/>
-            <w:tcMar>
-              <w:top w:w="100" w:type="dxa"/>
-              <w:left w:w="100" w:type="dxa"/>
-              <w:bottom w:w="100" w:type="dxa"/>
-              <w:right w:w="100" w:type="dxa"/>
-            </w:tcMar>
-          </w:tcPr>
-          <w:p>
-            <w:pPr>
-              <w:widowControl w:val="0"/>
-              <w:pBdr>
-                <w:top w:val="nil"/>
-                <w:left w:val="nil"/>
-                <w:bottom w:val="nil"/>
-                <w:right w:val="nil"/>
-                <w:between w:val="nil"/>
-              </w:pBdr>
-              <w:spacing w:line="240" w:lineRule="auto"/>
-              <w:rPr>
-                <w:rFonts w:ascii="Times New Roman" w:eastAsia="Times New Roman" w:hAnsi="Times New Roman" w:cs="Times New Roman"/>
-                <w:sz w:val="28"/>
-                <w:szCs w:val="28"/>
-              </w:rPr>
-            </w:pPr>
-            <w:r>
-              <w:rPr>
-                <w:rFonts w:ascii="Times New Roman" w:eastAsia="Times New Roman" w:hAnsi="Times New Roman" w:cs="Times New Roman"/>
-                <w:sz w:val="28"/>
-                <w:szCs w:val="28"/>
-              </w:rPr>
-              <w:t>Увеличение SK на 1</w:t>
-            </w:r>
-          </w:p>
-        </w:tc>
-      </w:tr>
-      <w:tr>
-        <w:tc>
-          <w:tcPr>
-            <w:tcW w:w="3000" w:type="dxa"/>
-            <w:shd w:val="clear" w:color="auto" w:fill="auto"/>
-            <w:tcMar>
-              <w:top w:w="100" w:type="dxa"/>
-              <w:left w:w="100" w:type="dxa"/>
-              <w:bottom w:w="100" w:type="dxa"/>
-              <w:right w:w="100" w:type="dxa"/>
-            </w:tcMar>
-          </w:tcPr>
-          <w:p>
-            <w:pPr>
-              <w:widowControl w:val="0"/>
-              <w:pBdr>
-                <w:top w:val="nil"/>
-                <w:left w:val="nil"/>
-                <w:bottom w:val="nil"/>
-                <w:right w:val="nil"/>
-                <w:between w:val="nil"/>
-              </w:pBdr>
-              <w:spacing w:line="240" w:lineRule="auto"/>
-              <w:jc w:val="center"/>
-              <w:rPr>
-                <w:rFonts w:ascii="Times New Roman" w:eastAsia="Times New Roman" w:hAnsi="Times New Roman" w:cs="Times New Roman"/>
-                <w:sz w:val="28"/>
-                <w:szCs w:val="28"/>
-              </w:rPr>
-            </w:pPr>
-            <w:r>
-              <w:rPr>
-                <w:rFonts w:ascii="Times New Roman" w:eastAsia="Times New Roman" w:hAnsi="Times New Roman" w:cs="Times New Roman"/>
-                <w:sz w:val="28"/>
-                <w:szCs w:val="28"/>
-              </w:rPr>
-              <w:t>BR2</w:t>
-            </w:r>
-          </w:p>
-        </w:tc>
-        <w:tc>
-          <w:tcPr>
-            <w:tcW w:w="1920" w:type="dxa"/>
-            <w:shd w:val="clear" w:color="auto" w:fill="auto"/>
-            <w:tcMar>
-              <w:top w:w="100" w:type="dxa"/>
-              <w:left w:w="100" w:type="dxa"/>
-              <w:bottom w:w="100" w:type="dxa"/>
-              <w:right w:w="100" w:type="dxa"/>
-            </w:tcMar>
-          </w:tcPr>
-          <w:p>
-            <w:pPr>
-              <w:widowControl w:val="0"/>
-              <w:pBdr>
-                <w:top w:val="nil"/>
-                <w:left w:val="nil"/>
-                <w:bottom w:val="nil"/>
-                <w:right w:val="nil"/>
-                <w:between w:val="nil"/>
-              </w:pBdr>
-              <w:spacing w:line="240" w:lineRule="auto"/>
-              <w:rPr>
-                <w:rFonts w:ascii="Times New Roman" w:eastAsia="Times New Roman" w:hAnsi="Times New Roman" w:cs="Times New Roman"/>
-                <w:sz w:val="28"/>
-                <w:szCs w:val="28"/>
-              </w:rPr>
-            </w:pPr>
-            <w:r>
-              <w:rPr>
-                <w:rFonts w:ascii="Times New Roman" w:eastAsia="Times New Roman" w:hAnsi="Times New Roman" w:cs="Times New Roman"/>
-                <w:sz w:val="28"/>
-                <w:szCs w:val="28"/>
-              </w:rPr>
-              <w:t>YS8</w:t>
-            </w:r>
-          </w:p>
-        </w:tc>
-        <w:tc>
-          <w:tcPr>
-            <w:tcW w:w="4080" w:type="dxa"/>
-            <w:shd w:val="clear" w:color="auto" w:fill="auto"/>
-            <w:tcMar>
-              <w:top w:w="100" w:type="dxa"/>
-              <w:left w:w="100" w:type="dxa"/>
-              <w:bottom w:w="100" w:type="dxa"/>
-              <w:right w:w="100" w:type="dxa"/>
-            </w:tcMar>
-          </w:tcPr>
-          <w:p>
-            <w:pPr>
-              <w:widowControl w:val="0"/>
-              <w:pBdr>
-                <w:top w:val="nil"/>
-                <w:left w:val="nil"/>
-                <w:bottom w:val="nil"/>
-                <w:right w:val="nil"/>
-                <w:between w:val="nil"/>
-              </w:pBdr>
-              <w:spacing w:line="240" w:lineRule="auto"/>
-              <w:rPr>
-                <w:rFonts w:ascii="Times New Roman" w:eastAsia="Times New Roman" w:hAnsi="Times New Roman" w:cs="Times New Roman"/>
-                <w:sz w:val="28"/>
-                <w:szCs w:val="28"/>
-              </w:rPr>
-            </w:pPr>
-            <w:r>
-              <w:rPr>
-                <w:rFonts w:ascii="Times New Roman" w:eastAsia="Times New Roman" w:hAnsi="Times New Roman" w:cs="Times New Roman"/>
-                <w:sz w:val="28"/>
-                <w:szCs w:val="28"/>
-              </w:rPr>
-              <w:t>загрузка в BR2</w:t>
-            </w:r>
-          </w:p>
-        </w:tc>
-      </w:tr>
-      <w:tr>
-        <w:tc>
-          <w:tcPr>
-            <w:tcW w:w="3000" w:type="dxa"/>
-            <w:shd w:val="clear" w:color="auto" w:fill="auto"/>
-            <w:tcMar>
-              <w:top w:w="100" w:type="dxa"/>
-              <w:left w:w="100" w:type="dxa"/>
-              <w:bottom w:w="100" w:type="dxa"/>
-              <w:right w:w="100" w:type="dxa"/>
-            </w:tcMar>
-          </w:tcPr>
-          <w:p>
-            <w:pPr>
-              <w:widowControl w:val="0"/>
-              <w:pBdr>
-                <w:top w:val="nil"/>
-                <w:left w:val="nil"/>
-                <w:bottom w:val="nil"/>
-                <w:right w:val="nil"/>
-                <w:between w:val="nil"/>
-              </w:pBdr>
-              <w:spacing w:line="240" w:lineRule="auto"/>
-              <w:jc w:val="center"/>
-              <w:rPr>
-                <w:rFonts w:ascii="Times New Roman" w:eastAsia="Times New Roman" w:hAnsi="Times New Roman" w:cs="Times New Roman"/>
-                <w:sz w:val="28"/>
-                <w:szCs w:val="28"/>
-              </w:rPr>
-            </w:pPr>
-            <w:r>
-              <w:rPr>
-                <w:rFonts w:ascii="Times New Roman" w:eastAsia="Times New Roman" w:hAnsi="Times New Roman" w:cs="Times New Roman"/>
-                <w:sz w:val="28"/>
-                <w:szCs w:val="28"/>
-              </w:rPr>
-              <w:t>BR1</w:t>
-            </w:r>
-          </w:p>
-        </w:tc>
-        <w:tc>
-          <w:tcPr>
-            <w:tcW w:w="1920" w:type="dxa"/>
-            <w:shd w:val="clear" w:color="auto" w:fill="auto"/>
-            <w:tcMar>
-              <w:top w:w="100" w:type="dxa"/>
-              <w:left w:w="100" w:type="dxa"/>
-              <w:bottom w:w="100" w:type="dxa"/>
-              <w:right w:w="100" w:type="dxa"/>
-            </w:tcMar>
-          </w:tcPr>
-          <w:p>
-            <w:pPr>
-              <w:widowControl w:val="0"/>
-              <w:pBdr>
-                <w:top w:val="nil"/>
-                <w:left w:val="nil"/>
-                <w:bottom w:val="nil"/>
-                <w:right w:val="nil"/>
-                <w:between w:val="nil"/>
-              </w:pBdr>
-              <w:spacing w:line="240" w:lineRule="auto"/>
-              <w:rPr>
-                <w:rFonts w:ascii="Times New Roman" w:eastAsia="Times New Roman" w:hAnsi="Times New Roman" w:cs="Times New Roman"/>
-                <w:sz w:val="28"/>
-                <w:szCs w:val="28"/>
-              </w:rPr>
-            </w:pPr>
-            <w:r>
-              <w:rPr>
-                <w:rFonts w:ascii="Times New Roman" w:eastAsia="Times New Roman" w:hAnsi="Times New Roman" w:cs="Times New Roman"/>
-                <w:sz w:val="28"/>
-                <w:szCs w:val="28"/>
-              </w:rPr>
-              <w:t>YS9</w:t>
-            </w:r>
-          </w:p>
-        </w:tc>
-        <w:tc>
-          <w:tcPr>
-            <w:tcW w:w="4080" w:type="dxa"/>
-            <w:shd w:val="clear" w:color="auto" w:fill="auto"/>
-            <w:tcMar>
-              <w:top w:w="100" w:type="dxa"/>
-              <w:left w:w="100" w:type="dxa"/>
-              <w:bottom w:w="100" w:type="dxa"/>
-              <w:right w:w="100" w:type="dxa"/>
-            </w:tcMar>
-          </w:tcPr>
-          <w:p>
-            <w:pPr>
-              <w:widowControl w:val="0"/>
-              <w:pBdr>
-                <w:top w:val="nil"/>
-                <w:left w:val="nil"/>
-                <w:bottom w:val="nil"/>
-                <w:right w:val="nil"/>
-                <w:between w:val="nil"/>
-              </w:pBdr>
-              <w:spacing w:line="240" w:lineRule="auto"/>
-              <w:rPr>
-                <w:rFonts w:ascii="Times New Roman" w:eastAsia="Times New Roman" w:hAnsi="Times New Roman" w:cs="Times New Roman"/>
-                <w:sz w:val="28"/>
-                <w:szCs w:val="28"/>
-              </w:rPr>
-            </w:pPr>
-            <w:r>
-              <w:rPr>
-                <w:rFonts w:ascii="Times New Roman" w:eastAsia="Times New Roman" w:hAnsi="Times New Roman" w:cs="Times New Roman"/>
-                <w:sz w:val="28"/>
-                <w:szCs w:val="28"/>
-              </w:rPr>
-              <w:t>загрузка в BR1</w:t>
-            </w:r>
-          </w:p>
-        </w:tc>
-      </w:tr>
-      <w:tr>
-        <w:tc>
-          <w:tcPr>
-            <w:tcW w:w="3000" w:type="dxa"/>
-            <w:shd w:val="clear" w:color="auto" w:fill="auto"/>
-            <w:tcMar>
-              <w:top w:w="100" w:type="dxa"/>
-              <w:left w:w="100" w:type="dxa"/>
-              <w:bottom w:w="100" w:type="dxa"/>
-              <w:right w:w="100" w:type="dxa"/>
-            </w:tcMar>
-          </w:tcPr>
-          <w:p>
-            <w:pPr>
-              <w:widowControl w:val="0"/>
-              <w:pBdr>
-                <w:top w:val="nil"/>
-                <w:left w:val="nil"/>
-                <w:bottom w:val="nil"/>
-                <w:right w:val="nil"/>
-                <w:between w:val="nil"/>
-              </w:pBdr>
-              <w:spacing w:line="240" w:lineRule="auto"/>
-              <w:jc w:val="center"/>
-              <w:rPr>
-                <w:rFonts w:ascii="Times New Roman" w:eastAsia="Times New Roman" w:hAnsi="Times New Roman" w:cs="Times New Roman"/>
-                <w:sz w:val="28"/>
-                <w:szCs w:val="28"/>
-              </w:rPr>
-            </w:pPr>
-            <w:r>
-              <w:rPr>
-                <w:rFonts w:ascii="Times New Roman" w:eastAsia="Times New Roman" w:hAnsi="Times New Roman" w:cs="Times New Roman"/>
-                <w:sz w:val="28"/>
-                <w:szCs w:val="28"/>
-              </w:rPr>
-              <w:t>RIA</w:t>
-            </w:r>
-          </w:p>
-        </w:tc>
-        <w:tc>
-          <w:tcPr>
-            <w:tcW w:w="1920" w:type="dxa"/>
-            <w:shd w:val="clear" w:color="auto" w:fill="auto"/>
-            <w:tcMar>
-              <w:top w:w="100" w:type="dxa"/>
-              <w:left w:w="100" w:type="dxa"/>
-              <w:bottom w:w="100" w:type="dxa"/>
-              <w:right w:w="100" w:type="dxa"/>
-            </w:tcMar>
-          </w:tcPr>
-          <w:p>
-            <w:pPr>
-              <w:widowControl w:val="0"/>
-              <w:pBdr>
-                <w:top w:val="nil"/>
-                <w:left w:val="nil"/>
-                <w:bottom w:val="nil"/>
-                <w:right w:val="nil"/>
-                <w:between w:val="nil"/>
-              </w:pBdr>
-              <w:spacing w:line="240" w:lineRule="auto"/>
-              <w:rPr>
-                <w:rFonts w:ascii="Times New Roman" w:eastAsia="Times New Roman" w:hAnsi="Times New Roman" w:cs="Times New Roman"/>
-                <w:sz w:val="28"/>
-                <w:szCs w:val="28"/>
-              </w:rPr>
-            </w:pPr>
-            <w:r>
-              <w:rPr>
-                <w:rFonts w:ascii="Times New Roman" w:eastAsia="Times New Roman" w:hAnsi="Times New Roman" w:cs="Times New Roman"/>
-                <w:sz w:val="28"/>
-                <w:szCs w:val="28"/>
-              </w:rPr>
-              <w:t>YS10</w:t>
-            </w:r>
-          </w:p>
-        </w:tc>
-        <w:tc>
-          <w:tcPr>
-            <w:tcW w:w="4080" w:type="dxa"/>
-            <w:shd w:val="clear" w:color="auto" w:fill="auto"/>
-            <w:tcMar>
-              <w:top w:w="100" w:type="dxa"/>
-              <w:left w:w="100" w:type="dxa"/>
-              <w:bottom w:w="100" w:type="dxa"/>
-              <w:right w:w="100" w:type="dxa"/>
-            </w:tcMar>
-          </w:tcPr>
-          <w:p>
-            <w:pPr>
-              <w:widowControl w:val="0"/>
-              <w:pBdr>
-                <w:top w:val="nil"/>
-                <w:left w:val="nil"/>
-                <w:bottom w:val="nil"/>
-                <w:right w:val="nil"/>
-                <w:between w:val="nil"/>
-              </w:pBdr>
-              <w:spacing w:line="240" w:lineRule="auto"/>
-              <w:rPr>
-                <w:rFonts w:ascii="Times New Roman" w:eastAsia="Times New Roman" w:hAnsi="Times New Roman" w:cs="Times New Roman"/>
-                <w:sz w:val="28"/>
-                <w:szCs w:val="28"/>
-              </w:rPr>
-            </w:pPr>
-            <w:r>
-              <w:rPr>
-                <w:rFonts w:ascii="Times New Roman" w:eastAsia="Times New Roman" w:hAnsi="Times New Roman" w:cs="Times New Roman"/>
-                <w:sz w:val="28"/>
-                <w:szCs w:val="28"/>
-              </w:rPr>
-              <w:t>загрузка в RIA</w:t>
-            </w:r>
-          </w:p>
-        </w:tc>
-      </w:tr>
-      <w:tr>
-        <w:tc>
-          <w:tcPr>
-            <w:tcW w:w="3000" w:type="dxa"/>
-            <w:shd w:val="clear" w:color="auto" w:fill="auto"/>
-            <w:tcMar>
-              <w:top w:w="100" w:type="dxa"/>
-              <w:left w:w="100" w:type="dxa"/>
-              <w:bottom w:w="100" w:type="dxa"/>
-              <w:right w:w="100" w:type="dxa"/>
-            </w:tcMar>
-          </w:tcPr>
-          <w:p>
-            <w:pPr>
-              <w:widowControl w:val="0"/>
-              <w:pBdr>
-                <w:top w:val="nil"/>
-                <w:left w:val="nil"/>
-                <w:bottom w:val="nil"/>
-                <w:right w:val="nil"/>
-                <w:between w:val="nil"/>
-              </w:pBdr>
-              <w:spacing w:line="240" w:lineRule="auto"/>
-              <w:jc w:val="center"/>
-              <w:rPr>
-                <w:rFonts w:ascii="Times New Roman" w:eastAsia="Times New Roman" w:hAnsi="Times New Roman" w:cs="Times New Roman"/>
-                <w:sz w:val="28"/>
-                <w:szCs w:val="28"/>
-              </w:rPr>
-            </w:pPr>
-            <w:r>
-              <w:rPr>
-                <w:rFonts w:ascii="Times New Roman" w:eastAsia="Times New Roman" w:hAnsi="Times New Roman" w:cs="Times New Roman"/>
-                <w:sz w:val="28"/>
-                <w:szCs w:val="28"/>
-              </w:rPr>
-              <w:t>RP</w:t>
-            </w:r>
-          </w:p>
-        </w:tc>
-        <w:tc>
-          <w:tcPr>
-            <w:tcW w:w="1920" w:type="dxa"/>
-            <w:shd w:val="clear" w:color="auto" w:fill="auto"/>
-            <w:tcMar>
-              <w:top w:w="100" w:type="dxa"/>
-              <w:left w:w="100" w:type="dxa"/>
-              <w:bottom w:w="100" w:type="dxa"/>
-              <w:right w:w="100" w:type="dxa"/>
-            </w:tcMar>
-          </w:tcPr>
-          <w:p>
-            <w:pPr>
-              <w:widowControl w:val="0"/>
-              <w:pBdr>
-                <w:top w:val="nil"/>
-                <w:left w:val="nil"/>
-                <w:bottom w:val="nil"/>
-                <w:right w:val="nil"/>
-                <w:between w:val="nil"/>
-              </w:pBdr>
-              <w:spacing w:line="240" w:lineRule="auto"/>
-              <w:rPr>
-                <w:rFonts w:ascii="Times New Roman" w:eastAsia="Times New Roman" w:hAnsi="Times New Roman" w:cs="Times New Roman"/>
-                <w:sz w:val="28"/>
-                <w:szCs w:val="28"/>
-              </w:rPr>
-            </w:pPr>
-            <w:r>
-              <w:rPr>
-                <w:rFonts w:ascii="Times New Roman" w:eastAsia="Times New Roman" w:hAnsi="Times New Roman" w:cs="Times New Roman"/>
-                <w:sz w:val="28"/>
-                <w:szCs w:val="28"/>
-              </w:rPr>
-              <w:t>YS11</w:t>
-            </w:r>
-          </w:p>
-        </w:tc>
-        <w:tc>
-          <w:tcPr>
-            <w:tcW w:w="4080" w:type="dxa"/>
-            <w:shd w:val="clear" w:color="auto" w:fill="auto"/>
-            <w:tcMar>
-              <w:top w:w="100" w:type="dxa"/>
-              <w:left w:w="100" w:type="dxa"/>
-              <w:bottom w:w="100" w:type="dxa"/>
-              <w:right w:w="100" w:type="dxa"/>
-            </w:tcMar>
-          </w:tcPr>
-          <w:p>
-            <w:pPr>
-              <w:widowControl w:val="0"/>
-              <w:pBdr>
-                <w:top w:val="nil"/>
-                <w:left w:val="nil"/>
-                <w:bottom w:val="nil"/>
-                <w:right w:val="nil"/>
-                <w:between w:val="nil"/>
-              </w:pBdr>
-              <w:spacing w:line="240" w:lineRule="auto"/>
-              <w:rPr>
-                <w:rFonts w:ascii="Times New Roman" w:eastAsia="Times New Roman" w:hAnsi="Times New Roman" w:cs="Times New Roman"/>
-                <w:sz w:val="28"/>
-                <w:szCs w:val="28"/>
-              </w:rPr>
-            </w:pPr>
-            <w:r>
-              <w:rPr>
-                <w:rFonts w:ascii="Times New Roman" w:eastAsia="Times New Roman" w:hAnsi="Times New Roman" w:cs="Times New Roman"/>
-                <w:sz w:val="28"/>
-                <w:szCs w:val="28"/>
-              </w:rPr>
-              <w:t>загрузка в RP</w:t>
-            </w:r>
-          </w:p>
-        </w:tc>
-      </w:tr>
-      <w:tr>
-        <w:tc>
-          <w:tcPr>
-            <w:tcW w:w="3000" w:type="dxa"/>
-            <w:shd w:val="clear" w:color="auto" w:fill="auto"/>
-            <w:tcMar>
-              <w:top w:w="100" w:type="dxa"/>
-              <w:left w:w="100" w:type="dxa"/>
-              <w:bottom w:w="100" w:type="dxa"/>
-              <w:right w:w="100" w:type="dxa"/>
-            </w:tcMar>
-          </w:tcPr>
-          <w:p>
-            <w:pPr>
-              <w:widowControl w:val="0"/>
-              <w:pBdr>
-                <w:top w:val="nil"/>
-                <w:left w:val="nil"/>
-                <w:bottom w:val="nil"/>
-                <w:right w:val="nil"/>
-                <w:between w:val="nil"/>
-              </w:pBdr>
-              <w:spacing w:line="240" w:lineRule="auto"/>
-              <w:jc w:val="center"/>
-              <w:rPr>
-                <w:rFonts w:ascii="Times New Roman" w:eastAsia="Times New Roman" w:hAnsi="Times New Roman" w:cs="Times New Roman"/>
-                <w:sz w:val="28"/>
-                <w:szCs w:val="28"/>
-              </w:rPr>
-            </w:pPr>
-            <w:r>
-              <w:rPr>
-                <w:rFonts w:ascii="Times New Roman" w:eastAsia="Times New Roman" w:hAnsi="Times New Roman" w:cs="Times New Roman"/>
-                <w:sz w:val="28"/>
-                <w:szCs w:val="28"/>
-              </w:rPr>
-              <w:t>CS4</w:t>
-            </w:r>
-          </w:p>
-        </w:tc>
-        <w:tc>
-          <w:tcPr>
-            <w:tcW w:w="1920" w:type="dxa"/>
-            <w:shd w:val="clear" w:color="auto" w:fill="auto"/>
-            <w:tcMar>
-              <w:top w:w="100" w:type="dxa"/>
-              <w:left w:w="100" w:type="dxa"/>
-              <w:bottom w:w="100" w:type="dxa"/>
-              <w:right w:w="100" w:type="dxa"/>
-            </w:tcMar>
-          </w:tcPr>
-          <w:p>
-            <w:pPr>
-              <w:widowControl w:val="0"/>
-              <w:pBdr>
-                <w:top w:val="nil"/>
-                <w:left w:val="nil"/>
-                <w:bottom w:val="nil"/>
-                <w:right w:val="nil"/>
-                <w:between w:val="nil"/>
-              </w:pBdr>
-              <w:spacing w:line="240" w:lineRule="auto"/>
-              <w:rPr>
-                <w:rFonts w:ascii="Times New Roman" w:eastAsia="Times New Roman" w:hAnsi="Times New Roman" w:cs="Times New Roman"/>
-                <w:sz w:val="28"/>
-                <w:szCs w:val="28"/>
-              </w:rPr>
-            </w:pPr>
-            <w:r>
-              <w:rPr>
-                <w:rFonts w:ascii="Times New Roman" w:eastAsia="Times New Roman" w:hAnsi="Times New Roman" w:cs="Times New Roman"/>
-                <w:sz w:val="28"/>
-                <w:szCs w:val="28"/>
-              </w:rPr>
-              <w:t>YS12</w:t>
-            </w:r>
-          </w:p>
-        </w:tc>
-        <w:tc>
-          <w:tcPr>
-            <w:tcW w:w="4080" w:type="dxa"/>
-            <w:shd w:val="clear" w:color="auto" w:fill="auto"/>
-            <w:tcMar>
-              <w:top w:w="100" w:type="dxa"/>
-              <w:left w:w="100" w:type="dxa"/>
-              <w:bottom w:w="100" w:type="dxa"/>
-              <w:right w:w="100" w:type="dxa"/>
-            </w:tcMar>
-          </w:tcPr>
-          <w:p>
-            <w:pPr>
-              <w:widowControl w:val="0"/>
-              <w:pBdr>
-                <w:top w:val="nil"/>
-                <w:left w:val="nil"/>
-                <w:bottom w:val="nil"/>
-                <w:right w:val="nil"/>
-                <w:between w:val="nil"/>
-              </w:pBdr>
-              <w:spacing w:line="240" w:lineRule="auto"/>
-              <w:rPr>
-                <w:rFonts w:ascii="Times New Roman" w:eastAsia="Times New Roman" w:hAnsi="Times New Roman" w:cs="Times New Roman"/>
-                <w:sz w:val="28"/>
-                <w:szCs w:val="28"/>
-              </w:rPr>
-            </w:pPr>
-            <w:r>
-              <w:rPr>
-                <w:rFonts w:ascii="Times New Roman" w:eastAsia="Times New Roman" w:hAnsi="Times New Roman" w:cs="Times New Roman"/>
-                <w:sz w:val="28"/>
-                <w:szCs w:val="28"/>
-              </w:rPr>
-              <w:t>Выбор данных для загрузки.</w:t>
-            </w:r>
-          </w:p>
-          <w:p>
-            <w:pPr>
-              <w:widowControl w:val="0"/>
-              <w:pBdr>
-                <w:top w:val="nil"/>
-                <w:left w:val="nil"/>
-                <w:bottom w:val="nil"/>
-                <w:right w:val="nil"/>
-                <w:between w:val="nil"/>
-              </w:pBdr>
-              <w:spacing w:line="240" w:lineRule="auto"/>
-              <w:rPr>
-                <w:rFonts w:ascii="Times New Roman" w:eastAsia="Times New Roman" w:hAnsi="Times New Roman" w:cs="Times New Roman"/>
-                <w:sz w:val="28"/>
-                <w:szCs w:val="28"/>
-              </w:rPr>
-            </w:pPr>
-            <w:r>
-              <w:rPr>
-                <w:rFonts w:ascii="Times New Roman" w:eastAsia="Times New Roman" w:hAnsi="Times New Roman" w:cs="Times New Roman"/>
-                <w:sz w:val="28"/>
-                <w:szCs w:val="28"/>
-              </w:rPr>
-              <w:t>0 - SM, 1 - R</w:t>
-            </w:r>
-          </w:p>
-        </w:tc>
-      </w:tr>
-    </w:tbl>
-    <w:p>
-      <w:pPr>
-        <w:keepNext/>
-        <w:keepLines/>
-        <w:tabs>
-          <w:tab w:val="right" w:pos="9345"/>
-        </w:tabs>
-        <w:spacing w:after="100" w:line="257" w:lineRule="auto"/>
-        <w:jc w:val="both"/>
-        <w:rPr>
-          <w:rFonts w:ascii="Times New Roman" w:eastAsia="Times New Roman" w:hAnsi="Times New Roman" w:cs="Times New Roman"/>
-          <w:sz w:val="28"/>
-          <w:szCs w:val="28"/>
-        </w:rPr>
-      </w:pPr>
-    </w:p>
-    <w:p>
-      <w:pPr>
-        <w:pStyle w:val="2"/>
-        <w:tabs>
-          <w:tab w:val="right" w:pos="9345"/>
-        </w:tabs>
-        <w:spacing w:after="100" w:line="257" w:lineRule="auto"/>
-        <w:jc w:val="both"/>
-        <w:rPr>
-          <w:rFonts w:ascii="Times New Roman" w:eastAsia="Times New Roman" w:hAnsi="Times New Roman" w:cs="Times New Roman"/>
-          <w:b w:val="0"/>
-          <w:bCs w:val="0"/>
-          <w:sz w:val="28"/>
-          <w:szCs w:val="28"/>
-        </w:rPr>
-      </w:pPr>
-      <w:bookmarkStart w:id="67" w:name="_s01hj0hinfut" w:colFirst="0" w:colLast="0"/>
-      <w:bookmarkStart w:id="68" w:name="_Toc224132654"/>
-      <w:bookmarkEnd w:id="67"/>
-      <w:r>
-        <w:rPr>
-          <w:rFonts w:ascii="Times New Roman" w:eastAsia="Times New Roman" w:hAnsi="Times New Roman" w:cs="Times New Roman"/>
-          <w:sz w:val="28"/>
-          <w:szCs w:val="28"/>
-        </w:rPr>
-        <w:t>4.5 Логическая схема блока управления командами</w:t>
-      </w:r>
-      <w:bookmarkEnd w:id="68"/>
-    </w:p>
-    <w:p>
-      <w:pPr>
-        <w:keepNext/>
-        <w:keepLines/>
-        <w:tabs>
-          <w:tab w:val="right" w:pos="9345"/>
-        </w:tabs>
-        <w:spacing w:after="100" w:line="257" w:lineRule="auto"/>
-        <w:ind w:firstLine="720"/>
-        <w:jc w:val="both"/>
-        <w:rPr>
-          <w:rFonts w:ascii="Times New Roman" w:eastAsia="Times New Roman" w:hAnsi="Times New Roman" w:cs="Times New Roman"/>
-          <w:sz w:val="28"/>
-          <w:szCs w:val="28"/>
-        </w:rPr>
-      </w:pPr>
-      <w:r>
-        <w:rPr>
-          <w:rFonts w:ascii="Times New Roman" w:eastAsia="Times New Roman" w:hAnsi="Times New Roman" w:cs="Times New Roman"/>
-          <w:sz w:val="28"/>
-          <w:szCs w:val="28"/>
-        </w:rPr>
-        <w:t>Спроектированная на основе функциональной схемы логическая представлена на рисунке 4.8</w:t>
-      </w:r>
-    </w:p>
-    <w:p>
-      <w:pPr>
-        <w:keepNext/>
-        <w:keepLines/>
-        <w:tabs>
-          <w:tab w:val="right" w:pos="9345"/>
-        </w:tabs>
-        <w:spacing w:after="100" w:line="257" w:lineRule="auto"/>
-        <w:jc w:val="both"/>
-        <w:rPr>
-          <w:rFonts w:ascii="Times New Roman" w:eastAsia="Times New Roman" w:hAnsi="Times New Roman" w:cs="Times New Roman"/>
-          <w:sz w:val="28"/>
-          <w:szCs w:val="28"/>
-        </w:rPr>
-      </w:pPr>
-      <w:r>
-        <w:rPr>
-          <w:rFonts w:ascii="Times New Roman" w:hAnsi="Times New Roman" w:cs="Times New Roman"/>
-          <w:noProof/>
-        </w:rPr>
-        <w:drawing>
-          <wp:anchor distT="114300" distB="114300" distL="114300" distR="114300" simplePos="0" relativeHeight="251696128" behindDoc="1" locked="0" layoutInCell="1" hidden="0" allowOverlap="1" wp14:anchorId="2B39FFA9" wp14:editId="6B11B51B">
-            <wp:simplePos x="0" y="0"/>
-            <wp:positionH relativeFrom="column">
-              <wp:posOffset>-466724</wp:posOffset>
-            </wp:positionH>
-            <wp:positionV relativeFrom="paragraph">
-              <wp:posOffset>127281</wp:posOffset>
-            </wp:positionV>
-            <wp:extent cx="6572250" cy="7109773"/>
-            <wp:effectExtent l="0" t="0" r="0" b="0"/>
-            <wp:wrapNone/>
-            <wp:docPr id="30" name="image71.png"/>
-            <wp:cNvGraphicFramePr/>
-            <a:graphic xmlns:a="http://schemas.openxmlformats.org/drawingml/2006/main">
-              <a:graphicData uri="http://schemas.openxmlformats.org/drawingml/2006/picture">
-                <pic:pic xmlns:pic="http://schemas.openxmlformats.org/drawingml/2006/picture">
-                  <pic:nvPicPr>
-                    <pic:cNvPr id="0" name="image71.png"/>
-                    <pic:cNvPicPr preferRelativeResize="0"/>
-                  </pic:nvPicPr>
-                  <pic:blipFill>
-                    <a:blip r:embed="rId53"/>
-                    <a:srcRect/>
-                    <a:stretch>
-                      <a:fillRect/>
-                    </a:stretch>
-                  </pic:blipFill>
-                  <pic:spPr>
-                    <a:xfrm>
-                      <a:off x="0" y="0"/>
-                      <a:ext cx="6572250" cy="7109773"/>
-                    </a:xfrm>
-                    <a:prstGeom prst="rect">
-                      <a:avLst/>
-                    </a:prstGeom>
-                    <a:ln/>
-                  </pic:spPr>
-                </pic:pic>
-              </a:graphicData>
-            </a:graphic>
-          </wp:anchor>
-        </w:drawing>
-      </w:r>
-    </w:p>
-    <w:p>
-      <w:pPr>
-        <w:keepNext/>
-        <w:keepLines/>
-        <w:tabs>
-          <w:tab w:val="right" w:pos="9345"/>
-        </w:tabs>
-        <w:spacing w:after="100" w:line="257" w:lineRule="auto"/>
-        <w:jc w:val="both"/>
-        <w:rPr>
-          <w:rFonts w:ascii="Times New Roman" w:eastAsia="Times New Roman" w:hAnsi="Times New Roman" w:cs="Times New Roman"/>
-          <w:sz w:val="28"/>
-          <w:szCs w:val="28"/>
-        </w:rPr>
-      </w:pPr>
-    </w:p>
-    <w:p>
-      <w:pPr>
-        <w:keepNext/>
-        <w:keepLines/>
-        <w:tabs>
-          <w:tab w:val="right" w:pos="9345"/>
-        </w:tabs>
-        <w:spacing w:after="100" w:line="257" w:lineRule="auto"/>
-        <w:jc w:val="both"/>
-        <w:rPr>
-          <w:rFonts w:ascii="Times New Roman" w:eastAsia="Times New Roman" w:hAnsi="Times New Roman" w:cs="Times New Roman"/>
-          <w:sz w:val="28"/>
-          <w:szCs w:val="28"/>
-        </w:rPr>
-      </w:pPr>
-    </w:p>
-    <w:p>
-      <w:pPr>
-        <w:keepNext/>
-        <w:keepLines/>
-        <w:tabs>
-          <w:tab w:val="right" w:pos="9345"/>
-        </w:tabs>
-        <w:spacing w:after="100" w:line="257" w:lineRule="auto"/>
-        <w:jc w:val="both"/>
-        <w:rPr>
-          <w:rFonts w:ascii="Times New Roman" w:eastAsia="Times New Roman" w:hAnsi="Times New Roman" w:cs="Times New Roman"/>
-          <w:sz w:val="28"/>
-          <w:szCs w:val="28"/>
-        </w:rPr>
-      </w:pPr>
-    </w:p>
-    <w:p>
-      <w:pPr>
-        <w:keepNext/>
-        <w:keepLines/>
-        <w:tabs>
-          <w:tab w:val="right" w:pos="9345"/>
-        </w:tabs>
-        <w:spacing w:after="100" w:line="257" w:lineRule="auto"/>
-        <w:jc w:val="both"/>
-        <w:rPr>
-          <w:rFonts w:ascii="Times New Roman" w:eastAsia="Times New Roman" w:hAnsi="Times New Roman" w:cs="Times New Roman"/>
-          <w:sz w:val="28"/>
-          <w:szCs w:val="28"/>
-        </w:rPr>
-      </w:pPr>
-    </w:p>
-    <w:p>
-      <w:pPr>
-        <w:keepNext/>
-        <w:keepLines/>
-        <w:tabs>
-          <w:tab w:val="right" w:pos="9345"/>
-        </w:tabs>
-        <w:spacing w:after="100" w:line="257" w:lineRule="auto"/>
-        <w:jc w:val="both"/>
-        <w:rPr>
-          <w:rFonts w:ascii="Times New Roman" w:eastAsia="Times New Roman" w:hAnsi="Times New Roman" w:cs="Times New Roman"/>
-          <w:sz w:val="28"/>
-          <w:szCs w:val="28"/>
-        </w:rPr>
-      </w:pPr>
-    </w:p>
-    <w:p>
-      <w:pPr>
-        <w:keepNext/>
-        <w:keepLines/>
-        <w:tabs>
-          <w:tab w:val="right" w:pos="9345"/>
-        </w:tabs>
-        <w:spacing w:after="100" w:line="257" w:lineRule="auto"/>
-        <w:jc w:val="both"/>
-        <w:rPr>
-          <w:rFonts w:ascii="Times New Roman" w:eastAsia="Times New Roman" w:hAnsi="Times New Roman" w:cs="Times New Roman"/>
-          <w:sz w:val="28"/>
-          <w:szCs w:val="28"/>
-        </w:rPr>
-      </w:pPr>
-    </w:p>
-    <w:p>
-      <w:pPr>
-        <w:keepNext/>
-        <w:keepLines/>
-        <w:tabs>
-          <w:tab w:val="right" w:pos="9345"/>
-        </w:tabs>
-        <w:spacing w:after="100" w:line="257" w:lineRule="auto"/>
-        <w:jc w:val="both"/>
-        <w:rPr>
-          <w:rFonts w:ascii="Times New Roman" w:eastAsia="Times New Roman" w:hAnsi="Times New Roman" w:cs="Times New Roman"/>
-          <w:sz w:val="28"/>
-          <w:szCs w:val="28"/>
-        </w:rPr>
-      </w:pPr>
-    </w:p>
-    <w:p>
-      <w:pPr>
-        <w:keepNext/>
-        <w:keepLines/>
-        <w:tabs>
-          <w:tab w:val="right" w:pos="9345"/>
-        </w:tabs>
-        <w:spacing w:after="100" w:line="257" w:lineRule="auto"/>
-        <w:jc w:val="both"/>
-        <w:rPr>
-          <w:rFonts w:ascii="Times New Roman" w:eastAsia="Times New Roman" w:hAnsi="Times New Roman" w:cs="Times New Roman"/>
-          <w:sz w:val="28"/>
-          <w:szCs w:val="28"/>
-        </w:rPr>
-      </w:pPr>
-    </w:p>
-    <w:p>
-      <w:pPr>
-        <w:keepNext/>
-        <w:keepLines/>
-        <w:tabs>
-          <w:tab w:val="right" w:pos="9345"/>
-        </w:tabs>
-        <w:spacing w:after="100" w:line="257" w:lineRule="auto"/>
-        <w:jc w:val="both"/>
-        <w:rPr>
-          <w:rFonts w:ascii="Times New Roman" w:eastAsia="Times New Roman" w:hAnsi="Times New Roman" w:cs="Times New Roman"/>
-          <w:sz w:val="28"/>
-          <w:szCs w:val="28"/>
-        </w:rPr>
-      </w:pPr>
-    </w:p>
-    <w:p>
-      <w:pPr>
-        <w:keepNext/>
-        <w:keepLines/>
-        <w:tabs>
-          <w:tab w:val="right" w:pos="9345"/>
-        </w:tabs>
-        <w:spacing w:after="100" w:line="257" w:lineRule="auto"/>
-        <w:jc w:val="both"/>
-        <w:rPr>
-          <w:rFonts w:ascii="Times New Roman" w:eastAsia="Times New Roman" w:hAnsi="Times New Roman" w:cs="Times New Roman"/>
-          <w:sz w:val="28"/>
-          <w:szCs w:val="28"/>
-        </w:rPr>
-      </w:pPr>
-    </w:p>
-    <w:p>
-      <w:pPr>
-        <w:keepNext/>
-        <w:keepLines/>
-        <w:tabs>
-          <w:tab w:val="right" w:pos="9345"/>
-        </w:tabs>
-        <w:spacing w:after="100" w:line="257" w:lineRule="auto"/>
-        <w:jc w:val="both"/>
-        <w:rPr>
-          <w:rFonts w:ascii="Times New Roman" w:eastAsia="Times New Roman" w:hAnsi="Times New Roman" w:cs="Times New Roman"/>
-          <w:sz w:val="28"/>
-          <w:szCs w:val="28"/>
-        </w:rPr>
-      </w:pPr>
-    </w:p>
-    <w:p>
-      <w:pPr>
-        <w:keepNext/>
-        <w:keepLines/>
-        <w:tabs>
-          <w:tab w:val="right" w:pos="9345"/>
-        </w:tabs>
-        <w:spacing w:after="100" w:line="257" w:lineRule="auto"/>
-        <w:jc w:val="both"/>
-        <w:rPr>
-          <w:rFonts w:ascii="Times New Roman" w:eastAsia="Times New Roman" w:hAnsi="Times New Roman" w:cs="Times New Roman"/>
-          <w:sz w:val="28"/>
-          <w:szCs w:val="28"/>
-        </w:rPr>
-      </w:pPr>
-    </w:p>
-    <w:p>
-      <w:pPr>
-        <w:keepNext/>
-        <w:keepLines/>
-        <w:tabs>
-          <w:tab w:val="right" w:pos="9345"/>
-        </w:tabs>
-        <w:spacing w:after="100" w:line="257" w:lineRule="auto"/>
-        <w:jc w:val="both"/>
-        <w:rPr>
-          <w:rFonts w:ascii="Times New Roman" w:eastAsia="Times New Roman" w:hAnsi="Times New Roman" w:cs="Times New Roman"/>
-          <w:sz w:val="28"/>
-          <w:szCs w:val="28"/>
-        </w:rPr>
-      </w:pPr>
-    </w:p>
-    <w:p>
-      <w:pPr>
-        <w:keepNext/>
-        <w:keepLines/>
-        <w:tabs>
-          <w:tab w:val="right" w:pos="9345"/>
-        </w:tabs>
-        <w:spacing w:after="100" w:line="257" w:lineRule="auto"/>
-        <w:jc w:val="both"/>
-        <w:rPr>
-          <w:rFonts w:ascii="Times New Roman" w:eastAsia="Times New Roman" w:hAnsi="Times New Roman" w:cs="Times New Roman"/>
-          <w:sz w:val="28"/>
-          <w:szCs w:val="28"/>
-        </w:rPr>
-      </w:pPr>
-    </w:p>
-    <w:p>
-      <w:pPr>
-        <w:keepNext/>
-        <w:keepLines/>
-        <w:tabs>
-          <w:tab w:val="right" w:pos="9345"/>
-        </w:tabs>
-        <w:spacing w:after="100" w:line="257" w:lineRule="auto"/>
-        <w:jc w:val="both"/>
-        <w:rPr>
-          <w:rFonts w:ascii="Times New Roman" w:eastAsia="Times New Roman" w:hAnsi="Times New Roman" w:cs="Times New Roman"/>
-          <w:sz w:val="28"/>
-          <w:szCs w:val="28"/>
-        </w:rPr>
-      </w:pPr>
-    </w:p>
-    <w:p>
-      <w:pPr>
-        <w:keepNext/>
-        <w:keepLines/>
-        <w:tabs>
-          <w:tab w:val="right" w:pos="9345"/>
-        </w:tabs>
-        <w:spacing w:after="100" w:line="257" w:lineRule="auto"/>
-        <w:jc w:val="both"/>
-        <w:rPr>
-          <w:rFonts w:ascii="Times New Roman" w:eastAsia="Times New Roman" w:hAnsi="Times New Roman" w:cs="Times New Roman"/>
-          <w:sz w:val="28"/>
-          <w:szCs w:val="28"/>
-        </w:rPr>
-      </w:pPr>
-    </w:p>
-    <w:p>
-      <w:pPr>
-        <w:keepNext/>
-        <w:keepLines/>
-        <w:tabs>
-          <w:tab w:val="right" w:pos="9345"/>
-        </w:tabs>
-        <w:spacing w:after="100" w:line="257" w:lineRule="auto"/>
-        <w:jc w:val="both"/>
-        <w:rPr>
-          <w:rFonts w:ascii="Times New Roman" w:eastAsia="Times New Roman" w:hAnsi="Times New Roman" w:cs="Times New Roman"/>
-          <w:sz w:val="28"/>
-          <w:szCs w:val="28"/>
-        </w:rPr>
-      </w:pPr>
-    </w:p>
-    <w:p>
-      <w:pPr>
-        <w:keepNext/>
-        <w:keepLines/>
-        <w:tabs>
-          <w:tab w:val="right" w:pos="9345"/>
-        </w:tabs>
-        <w:spacing w:after="100" w:line="257" w:lineRule="auto"/>
-        <w:jc w:val="both"/>
-        <w:rPr>
-          <w:rFonts w:ascii="Times New Roman" w:eastAsia="Times New Roman" w:hAnsi="Times New Roman" w:cs="Times New Roman"/>
-          <w:sz w:val="28"/>
-          <w:szCs w:val="28"/>
-        </w:rPr>
-      </w:pPr>
-    </w:p>
-    <w:p>
-      <w:pPr>
-        <w:keepNext/>
-        <w:keepLines/>
-        <w:tabs>
-          <w:tab w:val="right" w:pos="9345"/>
-        </w:tabs>
-        <w:spacing w:after="100" w:line="257" w:lineRule="auto"/>
-        <w:jc w:val="both"/>
-        <w:rPr>
-          <w:rFonts w:ascii="Times New Roman" w:eastAsia="Times New Roman" w:hAnsi="Times New Roman" w:cs="Times New Roman"/>
-          <w:sz w:val="28"/>
-          <w:szCs w:val="28"/>
-        </w:rPr>
-      </w:pPr>
-    </w:p>
-    <w:p>
-      <w:pPr>
-        <w:keepNext/>
-        <w:keepLines/>
-        <w:tabs>
-          <w:tab w:val="right" w:pos="9345"/>
-        </w:tabs>
-        <w:spacing w:after="100" w:line="257" w:lineRule="auto"/>
-        <w:jc w:val="both"/>
-        <w:rPr>
-          <w:rFonts w:ascii="Times New Roman" w:eastAsia="Times New Roman" w:hAnsi="Times New Roman" w:cs="Times New Roman"/>
-          <w:sz w:val="28"/>
-          <w:szCs w:val="28"/>
-        </w:rPr>
-      </w:pPr>
-    </w:p>
-    <w:p>
-      <w:pPr>
-        <w:keepNext/>
-        <w:keepLines/>
-        <w:tabs>
-          <w:tab w:val="right" w:pos="9345"/>
-        </w:tabs>
-        <w:spacing w:after="100" w:line="257" w:lineRule="auto"/>
-        <w:jc w:val="both"/>
-        <w:rPr>
-          <w:rFonts w:ascii="Times New Roman" w:eastAsia="Times New Roman" w:hAnsi="Times New Roman" w:cs="Times New Roman"/>
-          <w:sz w:val="28"/>
-          <w:szCs w:val="28"/>
-        </w:rPr>
-      </w:pPr>
-    </w:p>
-    <w:p>
-      <w:pPr>
-        <w:keepNext/>
-        <w:keepLines/>
-        <w:tabs>
-          <w:tab w:val="right" w:pos="9345"/>
-        </w:tabs>
-        <w:spacing w:after="100" w:line="257" w:lineRule="auto"/>
-        <w:jc w:val="both"/>
-        <w:rPr>
-          <w:rFonts w:ascii="Times New Roman" w:eastAsia="Times New Roman" w:hAnsi="Times New Roman" w:cs="Times New Roman"/>
-          <w:sz w:val="28"/>
-          <w:szCs w:val="28"/>
-        </w:rPr>
-      </w:pPr>
-    </w:p>
-    <w:p>
-      <w:pPr>
-        <w:keepNext/>
-        <w:keepLines/>
-        <w:tabs>
-          <w:tab w:val="right" w:pos="9345"/>
-        </w:tabs>
-        <w:spacing w:after="100" w:line="257" w:lineRule="auto"/>
-        <w:jc w:val="both"/>
-        <w:rPr>
-          <w:rFonts w:ascii="Times New Roman" w:eastAsia="Times New Roman" w:hAnsi="Times New Roman" w:cs="Times New Roman"/>
-          <w:sz w:val="28"/>
-          <w:szCs w:val="28"/>
-        </w:rPr>
-      </w:pPr>
-    </w:p>
-    <w:p>
-      <w:pPr>
-        <w:keepNext/>
-        <w:keepLines/>
-        <w:tabs>
-          <w:tab w:val="right" w:pos="9345"/>
-        </w:tabs>
-        <w:spacing w:after="100" w:line="257" w:lineRule="auto"/>
-        <w:jc w:val="both"/>
-        <w:rPr>
-          <w:rFonts w:ascii="Times New Roman" w:eastAsia="Times New Roman" w:hAnsi="Times New Roman" w:cs="Times New Roman"/>
-          <w:sz w:val="28"/>
-          <w:szCs w:val="28"/>
-        </w:rPr>
-      </w:pPr>
-    </w:p>
-    <w:p>
-      <w:pPr>
-        <w:keepNext/>
-        <w:keepLines/>
-        <w:tabs>
-          <w:tab w:val="right" w:pos="9345"/>
-        </w:tabs>
-        <w:spacing w:after="100" w:line="257" w:lineRule="auto"/>
-        <w:jc w:val="both"/>
-        <w:rPr>
-          <w:rFonts w:ascii="Times New Roman" w:eastAsia="Times New Roman" w:hAnsi="Times New Roman" w:cs="Times New Roman"/>
-          <w:sz w:val="28"/>
-          <w:szCs w:val="28"/>
-        </w:rPr>
-      </w:pPr>
-    </w:p>
-    <w:p>
-      <w:pPr>
-        <w:keepNext/>
-        <w:keepLines/>
-        <w:tabs>
-          <w:tab w:val="right" w:pos="9345"/>
-        </w:tabs>
-        <w:spacing w:after="100" w:line="257" w:lineRule="auto"/>
-        <w:jc w:val="center"/>
-        <w:rPr>
-          <w:rFonts w:ascii="Times New Roman" w:eastAsia="Times New Roman" w:hAnsi="Times New Roman" w:cs="Times New Roman"/>
-          <w:sz w:val="28"/>
-          <w:szCs w:val="28"/>
-        </w:rPr>
-      </w:pPr>
-      <w:r>
-        <w:rPr>
-          <w:rFonts w:ascii="Times New Roman" w:eastAsia="Times New Roman" w:hAnsi="Times New Roman" w:cs="Times New Roman"/>
-          <w:sz w:val="28"/>
-          <w:szCs w:val="28"/>
-        </w:rPr>
-        <w:t>Рисунок 4.8 – логическая схема БУК</w:t>
-      </w:r>
-    </w:p>
-    <w:p>
-      <w:pPr>
-        <w:keepNext/>
-        <w:keepLines/>
-        <w:tabs>
-          <w:tab w:val="right" w:pos="9345"/>
-        </w:tabs>
-        <w:spacing w:after="100" w:line="257" w:lineRule="auto"/>
-        <w:jc w:val="both"/>
-        <w:rPr>
-          <w:rFonts w:ascii="Times New Roman" w:eastAsia="Times New Roman" w:hAnsi="Times New Roman" w:cs="Times New Roman"/>
-          <w:sz w:val="28"/>
-          <w:szCs w:val="28"/>
-        </w:rPr>
-      </w:pPr>
-    </w:p>
-    <w:p>
-      <w:pPr>
-        <w:pStyle w:val="2"/>
-        <w:tabs>
-          <w:tab w:val="right" w:pos="9345"/>
-        </w:tabs>
-        <w:spacing w:after="100" w:line="257" w:lineRule="auto"/>
-        <w:jc w:val="both"/>
-        <w:rPr>
-          <w:rFonts w:ascii="Times New Roman" w:eastAsia="Times New Roman" w:hAnsi="Times New Roman" w:cs="Times New Roman"/>
-          <w:b w:val="0"/>
-          <w:bCs w:val="0"/>
-          <w:sz w:val="28"/>
-          <w:szCs w:val="28"/>
-        </w:rPr>
-      </w:pPr>
-      <w:bookmarkStart w:id="69" w:name="_mhjx291lvsvx" w:colFirst="0" w:colLast="0"/>
-      <w:bookmarkStart w:id="70" w:name="_Toc224132655"/>
-      <w:bookmarkEnd w:id="69"/>
-      <w:r>
-        <w:rPr>
-          <w:rFonts w:ascii="Times New Roman" w:eastAsia="Times New Roman" w:hAnsi="Times New Roman" w:cs="Times New Roman"/>
-          <w:sz w:val="28"/>
-          <w:szCs w:val="28"/>
-        </w:rPr>
-        <w:t>4.6 Схема алгоритма микропрограммы выполнения команд</w:t>
-      </w:r>
-      <w:bookmarkEnd w:id="70"/>
-    </w:p>
-    <w:p>
-      <w:pPr>
-        <w:keepNext/>
-        <w:keepLines/>
-        <w:tabs>
-          <w:tab w:val="right" w:pos="9345"/>
-        </w:tabs>
-        <w:spacing w:after="100" w:line="257" w:lineRule="auto"/>
-        <w:ind w:firstLine="720"/>
-        <w:jc w:val="both"/>
-        <w:rPr>
-          <w:rFonts w:ascii="Times New Roman" w:eastAsia="Times New Roman" w:hAnsi="Times New Roman" w:cs="Times New Roman"/>
-          <w:sz w:val="28"/>
-          <w:szCs w:val="28"/>
-        </w:rPr>
-      </w:pPr>
-      <w:r>
-        <w:rPr>
-          <w:rFonts w:ascii="Times New Roman" w:eastAsia="Times New Roman" w:hAnsi="Times New Roman" w:cs="Times New Roman"/>
-          <w:sz w:val="28"/>
-          <w:szCs w:val="28"/>
-        </w:rPr>
-        <w:t>На рисунке 4.9 приведена схема алгоритма микропрограммы выполнения команд.</w:t>
-      </w:r>
-    </w:p>
-    <w:p>
-      <w:pPr>
-        <w:keepNext/>
-        <w:keepLines/>
-        <w:tabs>
-          <w:tab w:val="right" w:pos="9345"/>
-        </w:tabs>
-        <w:spacing w:after="100" w:line="257" w:lineRule="auto"/>
-        <w:jc w:val="both"/>
-        <w:rPr>
-          <w:rFonts w:ascii="Times New Roman" w:eastAsia="Times New Roman" w:hAnsi="Times New Roman" w:cs="Times New Roman"/>
-          <w:sz w:val="28"/>
-          <w:szCs w:val="28"/>
-        </w:rPr>
-      </w:pPr>
-      <w:r>
-        <w:rPr>
-          <w:rFonts w:ascii="Times New Roman" w:eastAsia="Times New Roman" w:hAnsi="Times New Roman" w:cs="Times New Roman"/>
-          <w:noProof/>
-          <w:sz w:val="28"/>
-          <w:szCs w:val="28"/>
-        </w:rPr>
-        <w:drawing>
-          <wp:inline distT="114300" distB="114300" distL="114300" distR="114300" wp14:anchorId="215DCE49" wp14:editId="26BF9B91">
-            <wp:extent cx="5731200" cy="7353300"/>
-            <wp:effectExtent l="0" t="0" r="0" b="0"/>
-            <wp:docPr id="19" name="image30.png"/>
-            <wp:cNvGraphicFramePr/>
-            <a:graphic xmlns:a="http://schemas.openxmlformats.org/drawingml/2006/main">
-              <a:graphicData uri="http://schemas.openxmlformats.org/drawingml/2006/picture">
-                <pic:pic xmlns:pic="http://schemas.openxmlformats.org/drawingml/2006/picture">
-                  <pic:nvPicPr>
-                    <pic:cNvPr id="0" name="image30.png"/>
-                    <pic:cNvPicPr preferRelativeResize="0"/>
-                  </pic:nvPicPr>
-                  <pic:blipFill>
-                    <a:blip r:embed="rId54"/>
-                    <a:srcRect/>
-                    <a:stretch>
-                      <a:fillRect/>
-                    </a:stretch>
-                  </pic:blipFill>
-                  <pic:spPr>
-                    <a:xfrm>
-                      <a:off x="0" y="0"/>
-                      <a:ext cx="5731200" cy="7353300"/>
-                    </a:xfrm>
-                    <a:prstGeom prst="rect">
-                      <a:avLst/>
-                    </a:prstGeom>
-                    <a:ln/>
-                  </pic:spPr>
-                </pic:pic>
-              </a:graphicData>
-            </a:graphic>
-          </wp:inline>
-        </w:drawing>
-      </w:r>
-    </w:p>
-    <w:p>
-      <w:pPr>
-        <w:keepNext/>
-        <w:keepLines/>
-        <w:tabs>
-          <w:tab w:val="right" w:pos="9345"/>
-        </w:tabs>
-        <w:spacing w:after="100" w:line="257" w:lineRule="auto"/>
-        <w:jc w:val="both"/>
-        <w:rPr>
-          <w:rFonts w:ascii="Times New Roman" w:eastAsia="Times New Roman" w:hAnsi="Times New Roman" w:cs="Times New Roman"/>
-          <w:sz w:val="28"/>
-          <w:szCs w:val="28"/>
-        </w:rPr>
-      </w:pPr>
-    </w:p>
-    <w:p>
-      <w:pPr>
-        <w:keepNext/>
-        <w:keepLines/>
-        <w:tabs>
-          <w:tab w:val="right" w:pos="9345"/>
-        </w:tabs>
-        <w:spacing w:after="100" w:line="257" w:lineRule="auto"/>
-        <w:jc w:val="center"/>
-        <w:rPr>
-          <w:rFonts w:ascii="Times New Roman" w:eastAsia="Times New Roman" w:hAnsi="Times New Roman" w:cs="Times New Roman"/>
-          <w:sz w:val="28"/>
-          <w:szCs w:val="28"/>
-        </w:rPr>
-      </w:pPr>
-      <w:r>
-        <w:rPr>
-          <w:rFonts w:ascii="Times New Roman" w:eastAsia="Times New Roman" w:hAnsi="Times New Roman" w:cs="Times New Roman"/>
-          <w:sz w:val="28"/>
-          <w:szCs w:val="28"/>
-        </w:rPr>
-        <w:lastRenderedPageBreak/>
-        <w:t>Рисунок 4.9 – схема алгоритма микропрограммы выполнения команд</w:t>
-      </w:r>
-    </w:p>
-    <w:p>
-      <w:pPr>
-        <w:pStyle w:val="2"/>
-        <w:tabs>
-          <w:tab w:val="right" w:pos="9345"/>
-        </w:tabs>
-        <w:spacing w:after="100" w:line="257" w:lineRule="auto"/>
-        <w:jc w:val="both"/>
-        <w:rPr>
-          <w:rFonts w:ascii="Times New Roman" w:eastAsia="Times New Roman" w:hAnsi="Times New Roman" w:cs="Times New Roman"/>
-          <w:b w:val="0"/>
-          <w:bCs w:val="0"/>
-          <w:sz w:val="28"/>
-          <w:szCs w:val="28"/>
-        </w:rPr>
-      </w:pPr>
-      <w:bookmarkStart w:id="71" w:name="_zd43tp89jaut" w:colFirst="0" w:colLast="0"/>
-      <w:bookmarkStart w:id="72" w:name="_Toc224132656"/>
-      <w:bookmarkEnd w:id="71"/>
-      <w:r>
-        <w:rPr>
-          <w:rFonts w:ascii="Times New Roman" w:eastAsia="Times New Roman" w:hAnsi="Times New Roman" w:cs="Times New Roman"/>
-          <w:sz w:val="28"/>
-          <w:szCs w:val="28"/>
-        </w:rPr>
-        <w:t>4.7 Тестирование блока управления командами</w:t>
-      </w:r>
-      <w:bookmarkEnd w:id="72"/>
-    </w:p>
-    <w:p>
-      <w:pPr>
-        <w:keepNext/>
-        <w:keepLines/>
-        <w:tabs>
-          <w:tab w:val="right" w:pos="9345"/>
-        </w:tabs>
-        <w:spacing w:after="100" w:line="257" w:lineRule="auto"/>
-        <w:ind w:firstLine="720"/>
-        <w:jc w:val="both"/>
-        <w:rPr>
-          <w:rFonts w:ascii="Times New Roman" w:eastAsia="Times New Roman" w:hAnsi="Times New Roman" w:cs="Times New Roman"/>
-          <w:sz w:val="28"/>
-          <w:szCs w:val="28"/>
-        </w:rPr>
-      </w:pPr>
-      <w:r>
-        <w:rPr>
-          <w:rFonts w:ascii="Times New Roman" w:eastAsia="Times New Roman" w:hAnsi="Times New Roman" w:cs="Times New Roman"/>
-          <w:sz w:val="28"/>
-          <w:szCs w:val="28"/>
-        </w:rPr>
-        <w:t>Алгоритм тестовой программы приведен на рисунке 4.10</w:t>
-      </w:r>
-    </w:p>
-    <w:p>
-      <w:pPr>
-        <w:keepNext/>
-        <w:keepLines/>
-        <w:tabs>
-          <w:tab w:val="right" w:pos="9345"/>
-        </w:tabs>
-        <w:spacing w:after="100" w:line="257" w:lineRule="auto"/>
-        <w:jc w:val="both"/>
-        <w:rPr>
-          <w:rFonts w:ascii="Times New Roman" w:eastAsia="Times New Roman" w:hAnsi="Times New Roman" w:cs="Times New Roman"/>
-          <w:sz w:val="28"/>
-          <w:szCs w:val="28"/>
-        </w:rPr>
-      </w:pPr>
-      <w:r>
-        <w:rPr>
-          <w:rFonts w:ascii="Times New Roman" w:eastAsia="Times New Roman" w:hAnsi="Times New Roman" w:cs="Times New Roman"/>
-          <w:noProof/>
-          <w:sz w:val="28"/>
-          <w:szCs w:val="28"/>
-        </w:rPr>
-        <w:drawing>
-          <wp:inline distT="114300" distB="114300" distL="114300" distR="114300" wp14:anchorId="1FBFC35F" wp14:editId="1AB6E81C">
-            <wp:extent cx="3914775" cy="4391025"/>
-            <wp:effectExtent l="0" t="0" r="0" b="0"/>
-            <wp:docPr id="25" name="image5.png"/>
-            <wp:cNvGraphicFramePr/>
-            <a:graphic xmlns:a="http://schemas.openxmlformats.org/drawingml/2006/main">
-              <a:graphicData uri="http://schemas.openxmlformats.org/drawingml/2006/picture">
-                <pic:pic xmlns:pic="http://schemas.openxmlformats.org/drawingml/2006/picture">
-                  <pic:nvPicPr>
-                    <pic:cNvPr id="0" name="image5.png"/>
-                    <pic:cNvPicPr preferRelativeResize="0"/>
-                  </pic:nvPicPr>
-                  <pic:blipFill>
-                    <a:blip r:embed="rId55"/>
-                    <a:srcRect/>
-                    <a:stretch>
-                      <a:fillRect/>
-                    </a:stretch>
-                  </pic:blipFill>
-                  <pic:spPr>
-                    <a:xfrm>
-                      <a:off x="0" y="0"/>
-                      <a:ext cx="3914775" cy="4391025"/>
-                    </a:xfrm>
-                    <a:prstGeom prst="rect">
-                      <a:avLst/>
-                    </a:prstGeom>
-                    <a:ln/>
-                  </pic:spPr>
-                </pic:pic>
-              </a:graphicData>
-            </a:graphic>
-          </wp:inline>
-        </w:drawing>
-      </w:r>
-    </w:p>
-    <w:p>
-      <w:pPr>
-        <w:keepNext/>
-        <w:keepLines/>
-        <w:tabs>
-          <w:tab w:val="right" w:pos="9345"/>
-        </w:tabs>
-        <w:spacing w:after="100" w:line="257" w:lineRule="auto"/>
-        <w:jc w:val="both"/>
-        <w:rPr>
-          <w:rFonts w:ascii="Times New Roman" w:eastAsia="Times New Roman" w:hAnsi="Times New Roman" w:cs="Times New Roman"/>
-          <w:sz w:val="28"/>
-          <w:szCs w:val="28"/>
-        </w:rPr>
-      </w:pPr>
-    </w:p>
-    <w:p>
-      <w:pPr>
-        <w:keepNext/>
-        <w:keepLines/>
-        <w:tabs>
-          <w:tab w:val="right" w:pos="9345"/>
-        </w:tabs>
-        <w:spacing w:after="100" w:line="257" w:lineRule="auto"/>
-        <w:jc w:val="center"/>
-        <w:rPr>
-          <w:rFonts w:ascii="Times New Roman" w:eastAsia="Times New Roman" w:hAnsi="Times New Roman" w:cs="Times New Roman"/>
-          <w:sz w:val="28"/>
-          <w:szCs w:val="28"/>
-        </w:rPr>
-      </w:pPr>
-      <w:r>
-        <w:rPr>
-          <w:rFonts w:ascii="Times New Roman" w:eastAsia="Times New Roman" w:hAnsi="Times New Roman" w:cs="Times New Roman"/>
-          <w:sz w:val="28"/>
-          <w:szCs w:val="28"/>
-        </w:rPr>
-        <w:t>Рисунок 4.10 – алгоритм тестовой программы БУК</w:t>
-      </w:r>
-    </w:p>
-    <w:p>
-      <w:pPr>
-        <w:keepNext/>
-        <w:keepLines/>
-        <w:tabs>
-          <w:tab w:val="right" w:pos="9345"/>
-        </w:tabs>
-        <w:spacing w:after="100" w:line="257" w:lineRule="auto"/>
-        <w:jc w:val="both"/>
-        <w:rPr>
-          <w:rFonts w:ascii="Times New Roman" w:eastAsia="Times New Roman" w:hAnsi="Times New Roman" w:cs="Times New Roman"/>
-          <w:sz w:val="28"/>
-          <w:szCs w:val="28"/>
-        </w:rPr>
-      </w:pPr>
-    </w:p>
-    <w:p>
-      <w:pPr>
-        <w:keepNext/>
-        <w:keepLines/>
-        <w:tabs>
-          <w:tab w:val="right" w:pos="9345"/>
-        </w:tabs>
-        <w:spacing w:after="100" w:line="257" w:lineRule="auto"/>
-        <w:jc w:val="both"/>
-        <w:rPr>
-          <w:rFonts w:ascii="Times New Roman" w:eastAsia="Times New Roman" w:hAnsi="Times New Roman" w:cs="Times New Roman"/>
-          <w:sz w:val="28"/>
-          <w:szCs w:val="28"/>
-        </w:rPr>
-      </w:pPr>
-    </w:p>
-    <w:p>
-      <w:pPr>
-        <w:keepNext/>
-        <w:keepLines/>
-        <w:tabs>
-          <w:tab w:val="right" w:pos="9345"/>
-        </w:tabs>
-        <w:spacing w:after="100" w:line="257" w:lineRule="auto"/>
-        <w:jc w:val="both"/>
-        <w:rPr>
-          <w:rFonts w:ascii="Times New Roman" w:eastAsia="Times New Roman" w:hAnsi="Times New Roman" w:cs="Times New Roman"/>
-          <w:sz w:val="28"/>
-          <w:szCs w:val="28"/>
-        </w:rPr>
-      </w:pPr>
-    </w:p>
-    <w:p>
-      <w:pPr>
-        <w:keepNext/>
-        <w:keepLines/>
-        <w:tabs>
-          <w:tab w:val="right" w:pos="9345"/>
-        </w:tabs>
-        <w:spacing w:after="100" w:line="257" w:lineRule="auto"/>
-        <w:jc w:val="both"/>
-        <w:rPr>
-          <w:rFonts w:ascii="Times New Roman" w:eastAsia="Times New Roman" w:hAnsi="Times New Roman" w:cs="Times New Roman"/>
-          <w:sz w:val="28"/>
-          <w:szCs w:val="28"/>
-        </w:rPr>
-      </w:pPr>
-    </w:p>
-    <w:p>
-      <w:pPr>
-        <w:keepNext/>
-        <w:keepLines/>
-        <w:tabs>
-          <w:tab w:val="right" w:pos="9345"/>
-        </w:tabs>
-        <w:spacing w:after="100" w:line="257" w:lineRule="auto"/>
-        <w:jc w:val="both"/>
-        <w:rPr>
-          <w:rFonts w:ascii="Times New Roman" w:eastAsia="Times New Roman" w:hAnsi="Times New Roman" w:cs="Times New Roman"/>
-          <w:sz w:val="28"/>
-          <w:szCs w:val="28"/>
-        </w:rPr>
-      </w:pPr>
-    </w:p>
-    <w:p>
-      <w:pPr>
-        <w:keepNext/>
-        <w:keepLines/>
-        <w:tabs>
-          <w:tab w:val="right" w:pos="9345"/>
-        </w:tabs>
-        <w:spacing w:after="100" w:line="257" w:lineRule="auto"/>
-        <w:jc w:val="both"/>
-        <w:rPr>
-          <w:rFonts w:ascii="Times New Roman" w:eastAsia="Times New Roman" w:hAnsi="Times New Roman" w:cs="Times New Roman"/>
-          <w:sz w:val="28"/>
-          <w:szCs w:val="28"/>
-        </w:rPr>
-      </w:pPr>
-    </w:p>
-    <w:p>
-      <w:pPr>
-        <w:keepNext/>
-        <w:keepLines/>
-        <w:tabs>
-          <w:tab w:val="right" w:pos="9345"/>
-        </w:tabs>
-        <w:spacing w:after="100" w:line="257" w:lineRule="auto"/>
-        <w:jc w:val="both"/>
-        <w:rPr>
-          <w:rFonts w:ascii="Times New Roman" w:eastAsia="Times New Roman" w:hAnsi="Times New Roman" w:cs="Times New Roman"/>
-          <w:sz w:val="28"/>
-          <w:szCs w:val="28"/>
-        </w:rPr>
-      </w:pPr>
-    </w:p>
-    <w:p>
-      <w:pPr>
-        <w:keepNext/>
-        <w:keepLines/>
-        <w:tabs>
-          <w:tab w:val="right" w:pos="9345"/>
-        </w:tabs>
-        <w:spacing w:after="100" w:line="257" w:lineRule="auto"/>
-        <w:jc w:val="both"/>
-        <w:rPr>
-          <w:rFonts w:ascii="Times New Roman" w:eastAsia="Times New Roman" w:hAnsi="Times New Roman" w:cs="Times New Roman"/>
-          <w:sz w:val="28"/>
-          <w:szCs w:val="28"/>
-        </w:rPr>
-      </w:pPr>
-    </w:p>
-    <w:p>
-      <w:pPr>
-        <w:keepNext/>
-        <w:keepLines/>
-        <w:tabs>
-          <w:tab w:val="right" w:pos="9345"/>
-        </w:tabs>
-        <w:spacing w:after="100" w:line="257" w:lineRule="auto"/>
-        <w:jc w:val="both"/>
-        <w:rPr>
-          <w:rFonts w:ascii="Times New Roman" w:eastAsia="Times New Roman" w:hAnsi="Times New Roman" w:cs="Times New Roman"/>
-          <w:sz w:val="28"/>
-          <w:szCs w:val="28"/>
-        </w:rPr>
-      </w:pPr>
-    </w:p>
-    <w:p>
-      <w:pPr>
-        <w:keepNext/>
-        <w:keepLines/>
-        <w:tabs>
-          <w:tab w:val="right" w:pos="9345"/>
-        </w:tabs>
-        <w:spacing w:after="100" w:line="257" w:lineRule="auto"/>
-        <w:jc w:val="both"/>
-        <w:rPr>
-          <w:rFonts w:ascii="Times New Roman" w:eastAsia="Times New Roman" w:hAnsi="Times New Roman" w:cs="Times New Roman"/>
-          <w:sz w:val="28"/>
-          <w:szCs w:val="28"/>
-        </w:rPr>
-      </w:pPr>
-    </w:p>
-    <w:p>
-      <w:pPr>
-        <w:keepNext/>
-        <w:keepLines/>
-        <w:tabs>
-          <w:tab w:val="right" w:pos="9345"/>
-        </w:tabs>
-        <w:spacing w:after="100" w:line="257" w:lineRule="auto"/>
-        <w:jc w:val="both"/>
-        <w:rPr>
-          <w:rFonts w:ascii="Times New Roman" w:eastAsia="Times New Roman" w:hAnsi="Times New Roman" w:cs="Times New Roman"/>
-          <w:sz w:val="28"/>
-          <w:szCs w:val="28"/>
-        </w:rPr>
-      </w:pPr>
-    </w:p>
-    <w:p>
-      <w:pPr>
-        <w:keepNext/>
-        <w:keepLines/>
-        <w:tabs>
-          <w:tab w:val="right" w:pos="9345"/>
-        </w:tabs>
-        <w:spacing w:after="100" w:line="257" w:lineRule="auto"/>
-        <w:jc w:val="both"/>
-        <w:rPr>
-          <w:rFonts w:ascii="Times New Roman" w:eastAsia="Times New Roman" w:hAnsi="Times New Roman" w:cs="Times New Roman"/>
-          <w:sz w:val="28"/>
-          <w:szCs w:val="28"/>
-        </w:rPr>
-      </w:pPr>
-      <w:r>
-        <w:rPr>
-          <w:rFonts w:ascii="Times New Roman" w:eastAsia="Times New Roman" w:hAnsi="Times New Roman" w:cs="Times New Roman"/>
-          <w:sz w:val="28"/>
-          <w:szCs w:val="28"/>
-        </w:rPr>
-        <w:t>Данный алгоритм обеспечивает:</w:t>
-      </w:r>
-    </w:p>
-    <w:p>
-      <w:pPr>
-        <w:keepNext/>
-        <w:keepLines/>
-        <w:numPr>
-          <w:ilvl w:val="0"/>
-          <w:numId w:val="17"/>
-        </w:numPr>
-        <w:tabs>
-          <w:tab w:val="right" w:pos="9345"/>
-        </w:tabs>
-        <w:spacing w:after="0" w:line="257" w:lineRule="auto"/>
-        <w:jc w:val="both"/>
-        <w:rPr>
-          <w:rFonts w:ascii="Times New Roman" w:eastAsia="Times New Roman" w:hAnsi="Times New Roman" w:cs="Times New Roman"/>
-          <w:sz w:val="28"/>
-          <w:szCs w:val="28"/>
-        </w:rPr>
-      </w:pPr>
-      <w:r>
-        <w:rPr>
-          <w:rFonts w:ascii="Times New Roman" w:eastAsia="Times New Roman" w:hAnsi="Times New Roman" w:cs="Times New Roman"/>
-          <w:sz w:val="28"/>
-          <w:szCs w:val="28"/>
-        </w:rPr>
-        <w:t>Содержит все типы команд: B1 – умножение, C1 – вычитание, D1 – условный переход, E2 – останов</w:t>
-      </w:r>
-    </w:p>
-    <w:p>
-      <w:pPr>
-        <w:keepNext/>
-        <w:keepLines/>
-        <w:numPr>
-          <w:ilvl w:val="0"/>
-          <w:numId w:val="17"/>
-        </w:numPr>
-        <w:tabs>
-          <w:tab w:val="right" w:pos="9345"/>
-        </w:tabs>
-        <w:spacing w:after="0" w:line="257" w:lineRule="auto"/>
-        <w:jc w:val="both"/>
-        <w:rPr>
-          <w:rFonts w:ascii="Times New Roman" w:eastAsia="Times New Roman" w:hAnsi="Times New Roman" w:cs="Times New Roman"/>
-          <w:sz w:val="28"/>
-          <w:szCs w:val="28"/>
-        </w:rPr>
-      </w:pPr>
-      <w:r>
-        <w:rPr>
-          <w:rFonts w:ascii="Times New Roman" w:eastAsia="Times New Roman" w:hAnsi="Times New Roman" w:cs="Times New Roman"/>
-          <w:sz w:val="28"/>
-          <w:szCs w:val="28"/>
-        </w:rPr>
-        <w:t>Проверяет все ветви алгоритма выполнения команд. Линейные команды – B1, C1, нелинейные с переходом и без – D1, E2.</w:t>
-      </w:r>
-    </w:p>
-    <w:p>
-      <w:pPr>
-        <w:keepNext/>
-        <w:keepLines/>
-        <w:numPr>
-          <w:ilvl w:val="0"/>
-          <w:numId w:val="17"/>
-        </w:numPr>
-        <w:tabs>
-          <w:tab w:val="right" w:pos="9345"/>
-        </w:tabs>
-        <w:spacing w:after="0" w:line="257" w:lineRule="auto"/>
-        <w:jc w:val="both"/>
-        <w:rPr>
-          <w:rFonts w:ascii="Times New Roman" w:eastAsia="Times New Roman" w:hAnsi="Times New Roman" w:cs="Times New Roman"/>
-          <w:sz w:val="28"/>
-          <w:szCs w:val="28"/>
-        </w:rPr>
-      </w:pPr>
-      <w:r>
-        <w:rPr>
-          <w:rFonts w:ascii="Times New Roman" w:eastAsia="Times New Roman" w:hAnsi="Times New Roman" w:cs="Times New Roman"/>
-          <w:sz w:val="28"/>
-          <w:szCs w:val="28"/>
-        </w:rPr>
-        <w:t>Учитывает особенности способов адресации. Первый операнд (C) считывается с помощью прямой регистровой адресации. Второй операнд (D[I] или D[J]) считывается с помощью автоинкрементной адресации вар.1. Автоинкрементная адресация полезна при выборке данных из массива. Введено два счётчика I и J, которые выступают в роли индексов массива. По данным индексам лежат две переменные массива</w:t>
-      </w:r>
-    </w:p>
-    <w:p>
-      <w:pPr>
-        <w:keepNext/>
-        <w:keepLines/>
-        <w:numPr>
-          <w:ilvl w:val="0"/>
-          <w:numId w:val="17"/>
-        </w:numPr>
-        <w:tabs>
-          <w:tab w:val="right" w:pos="9345"/>
-        </w:tabs>
-        <w:spacing w:after="0" w:line="257" w:lineRule="auto"/>
-        <w:jc w:val="both"/>
-        <w:rPr>
-          <w:rFonts w:ascii="Times New Roman" w:eastAsia="Times New Roman" w:hAnsi="Times New Roman" w:cs="Times New Roman"/>
-          <w:sz w:val="28"/>
-          <w:szCs w:val="28"/>
-        </w:rPr>
-      </w:pPr>
-      <w:r>
-        <w:rPr>
-          <w:rFonts w:ascii="Times New Roman" w:eastAsia="Times New Roman" w:hAnsi="Times New Roman" w:cs="Times New Roman"/>
-          <w:sz w:val="28"/>
-          <w:szCs w:val="28"/>
-        </w:rPr>
-        <w:t>Возможное расположение команд разного формата (A0, A2, A4 - чт, A7 - нч)</w:t>
-      </w:r>
-    </w:p>
-    <w:p>
-      <w:pPr>
-        <w:keepNext/>
-        <w:keepLines/>
-        <w:numPr>
-          <w:ilvl w:val="0"/>
-          <w:numId w:val="17"/>
-        </w:numPr>
-        <w:tabs>
-          <w:tab w:val="right" w:pos="9345"/>
-        </w:tabs>
-        <w:spacing w:after="0" w:line="257" w:lineRule="auto"/>
-        <w:jc w:val="both"/>
-        <w:rPr>
-          <w:rFonts w:ascii="Times New Roman" w:eastAsia="Times New Roman" w:hAnsi="Times New Roman" w:cs="Times New Roman"/>
-          <w:sz w:val="28"/>
-          <w:szCs w:val="28"/>
-        </w:rPr>
-      </w:pPr>
-      <w:r>
-        <w:rPr>
-          <w:rFonts w:ascii="Times New Roman" w:eastAsia="Times New Roman" w:hAnsi="Times New Roman" w:cs="Times New Roman"/>
-          <w:sz w:val="28"/>
-          <w:szCs w:val="28"/>
-        </w:rPr>
-        <w:t>Проверяется условие перехода (A4)</w:t>
-      </w:r>
-    </w:p>
-    <w:p>
-      <w:pPr>
-        <w:keepNext/>
-        <w:keepLines/>
-        <w:numPr>
-          <w:ilvl w:val="0"/>
-          <w:numId w:val="17"/>
-        </w:numPr>
-        <w:tabs>
-          <w:tab w:val="right" w:pos="9345"/>
-        </w:tabs>
-        <w:spacing w:after="0" w:line="257" w:lineRule="auto"/>
-        <w:jc w:val="both"/>
-        <w:rPr>
-          <w:rFonts w:ascii="Times New Roman" w:eastAsia="Times New Roman" w:hAnsi="Times New Roman" w:cs="Times New Roman"/>
-          <w:sz w:val="28"/>
-          <w:szCs w:val="28"/>
-        </w:rPr>
-      </w:pPr>
-      <w:r>
-        <w:rPr>
-          <w:rFonts w:ascii="Times New Roman" w:eastAsia="Times New Roman" w:hAnsi="Times New Roman" w:cs="Times New Roman"/>
-          <w:sz w:val="28"/>
-          <w:szCs w:val="28"/>
-        </w:rPr>
-        <w:t>Возможное расположение операндов в OP (D[j(RP)] считывается при первом проходе из A18, при втором – из A19)</w:t>
-      </w:r>
-    </w:p>
-    <w:p>
-      <w:pPr>
-        <w:keepNext/>
-        <w:keepLines/>
-        <w:numPr>
-          <w:ilvl w:val="0"/>
-          <w:numId w:val="17"/>
-        </w:numPr>
-        <w:tabs>
-          <w:tab w:val="right" w:pos="9345"/>
-        </w:tabs>
-        <w:spacing w:after="0" w:line="257" w:lineRule="auto"/>
-        <w:jc w:val="both"/>
-        <w:rPr>
-          <w:rFonts w:ascii="Times New Roman" w:eastAsia="Times New Roman" w:hAnsi="Times New Roman" w:cs="Times New Roman"/>
-          <w:sz w:val="28"/>
-          <w:szCs w:val="28"/>
-        </w:rPr>
-      </w:pPr>
-      <w:r>
-        <w:rPr>
-          <w:rFonts w:ascii="Times New Roman" w:eastAsia="Times New Roman" w:hAnsi="Times New Roman" w:cs="Times New Roman"/>
-          <w:sz w:val="28"/>
-          <w:szCs w:val="28"/>
-        </w:rPr>
-        <w:t>Запись результата в четное и нечетное слова OP (при первом проходе в операции умножения происходит запись по четному адресу A18, при втором – по нечетному A19)</w:t>
-      </w:r>
-    </w:p>
-    <w:p>
-      <w:pPr>
-        <w:keepNext/>
-        <w:keepLines/>
-        <w:numPr>
-          <w:ilvl w:val="0"/>
-          <w:numId w:val="17"/>
-        </w:numPr>
-        <w:tabs>
-          <w:tab w:val="right" w:pos="9345"/>
-        </w:tabs>
-        <w:spacing w:after="100" w:line="257" w:lineRule="auto"/>
-        <w:jc w:val="both"/>
-        <w:rPr>
-          <w:rFonts w:ascii="Times New Roman" w:eastAsia="Times New Roman" w:hAnsi="Times New Roman" w:cs="Times New Roman"/>
-          <w:sz w:val="28"/>
-          <w:szCs w:val="28"/>
-        </w:rPr>
-      </w:pPr>
-      <w:r>
-        <w:rPr>
-          <w:rFonts w:ascii="Times New Roman" w:eastAsia="Times New Roman" w:hAnsi="Times New Roman" w:cs="Times New Roman"/>
-          <w:sz w:val="28"/>
-          <w:szCs w:val="28"/>
-        </w:rPr>
-        <w:t>Проверка записи в OP и RP последующим считыванием (при первом проходе проверяется запись D[j(RP)] считыванием из A18, при втором проходе – проверка записи считыванием из R1)</w:t>
-      </w:r>
-    </w:p>
-    <w:p>
-      <w:pPr>
-        <w:keepNext/>
-        <w:keepLines/>
-        <w:tabs>
-          <w:tab w:val="right" w:pos="9345"/>
-        </w:tabs>
-        <w:spacing w:after="100" w:line="257" w:lineRule="auto"/>
-        <w:jc w:val="both"/>
-        <w:rPr>
-          <w:rFonts w:ascii="Times New Roman" w:eastAsia="Times New Roman" w:hAnsi="Times New Roman" w:cs="Times New Roman"/>
-          <w:sz w:val="28"/>
-          <w:szCs w:val="28"/>
-        </w:rPr>
-      </w:pPr>
-    </w:p>
-    <w:p>
-      <w:pPr>
-        <w:keepNext/>
-        <w:keepLines/>
-        <w:tabs>
-          <w:tab w:val="right" w:pos="9345"/>
-        </w:tabs>
-        <w:spacing w:after="100" w:line="257" w:lineRule="auto"/>
-        <w:ind w:firstLine="720"/>
-        <w:jc w:val="both"/>
-        <w:rPr>
-          <w:rFonts w:ascii="Times New Roman" w:eastAsia="Times New Roman" w:hAnsi="Times New Roman" w:cs="Times New Roman"/>
-          <w:sz w:val="28"/>
-          <w:szCs w:val="28"/>
-        </w:rPr>
-      </w:pPr>
-      <w:r>
-        <w:rPr>
-          <w:rFonts w:ascii="Times New Roman" w:eastAsia="Times New Roman" w:hAnsi="Times New Roman" w:cs="Times New Roman"/>
-          <w:sz w:val="28"/>
-          <w:szCs w:val="28"/>
-        </w:rPr>
-        <w:t>На рисунке 4.11 показаны начальные значения переменных используемых в программе тестирования</w:t>
-      </w:r>
-      <w:r>
-        <w:rPr>
-          <w:rFonts w:ascii="Times New Roman" w:hAnsi="Times New Roman" w:cs="Times New Roman"/>
-          <w:noProof/>
-        </w:rPr>
-        <w:drawing>
-          <wp:anchor distT="114300" distB="114300" distL="114300" distR="114300" simplePos="0" relativeHeight="251697152" behindDoc="1" locked="0" layoutInCell="1" hidden="0" allowOverlap="1" wp14:anchorId="75F3306B" wp14:editId="0D956632">
-            <wp:simplePos x="0" y="0"/>
-            <wp:positionH relativeFrom="column">
-              <wp:posOffset>1651163</wp:posOffset>
-            </wp:positionH>
-            <wp:positionV relativeFrom="paragraph">
-              <wp:posOffset>523875</wp:posOffset>
-            </wp:positionV>
-            <wp:extent cx="2428875" cy="1266825"/>
-            <wp:effectExtent l="0" t="0" r="0" b="0"/>
-            <wp:wrapNone/>
-            <wp:docPr id="65" name="image48.png"/>
-            <wp:cNvGraphicFramePr/>
-            <a:graphic xmlns:a="http://schemas.openxmlformats.org/drawingml/2006/main">
-              <a:graphicData uri="http://schemas.openxmlformats.org/drawingml/2006/picture">
-                <pic:pic xmlns:pic="http://schemas.openxmlformats.org/drawingml/2006/picture">
-                  <pic:nvPicPr>
-                    <pic:cNvPr id="0" name="image48.png"/>
-                    <pic:cNvPicPr preferRelativeResize="0"/>
-                  </pic:nvPicPr>
-                  <pic:blipFill>
-                    <a:blip r:embed="rId56"/>
-                    <a:srcRect/>
-                    <a:stretch>
-                      <a:fillRect/>
-                    </a:stretch>
-                  </pic:blipFill>
-                  <pic:spPr>
-                    <a:xfrm>
-                      <a:off x="0" y="0"/>
-                      <a:ext cx="2428875" cy="1266825"/>
-                    </a:xfrm>
-                    <a:prstGeom prst="rect">
-                      <a:avLst/>
-                    </a:prstGeom>
-                    <a:ln/>
-                  </pic:spPr>
-                </pic:pic>
-              </a:graphicData>
-            </a:graphic>
-          </wp:anchor>
-        </w:drawing>
-      </w:r>
-    </w:p>
-    <w:p>
-      <w:pPr>
-        <w:keepNext/>
-        <w:keepLines/>
-        <w:tabs>
-          <w:tab w:val="right" w:pos="9345"/>
-        </w:tabs>
-        <w:spacing w:after="100" w:line="257" w:lineRule="auto"/>
-        <w:jc w:val="both"/>
-        <w:rPr>
-          <w:rFonts w:ascii="Times New Roman" w:eastAsia="Times New Roman" w:hAnsi="Times New Roman" w:cs="Times New Roman"/>
-          <w:sz w:val="28"/>
-          <w:szCs w:val="28"/>
-        </w:rPr>
-      </w:pPr>
-      <w:r>
-        <w:rPr>
-          <w:rFonts w:ascii="Times New Roman" w:eastAsia="Times New Roman" w:hAnsi="Times New Roman" w:cs="Times New Roman"/>
-          <w:sz w:val="28"/>
-          <w:szCs w:val="28"/>
-        </w:rPr>
-        <w:t xml:space="preserve">                   </w:t>
-      </w:r>
-    </w:p>
-    <w:p>
-      <w:pPr>
-        <w:keepNext/>
-        <w:keepLines/>
-        <w:tabs>
-          <w:tab w:val="right" w:pos="9345"/>
-        </w:tabs>
-        <w:spacing w:after="100" w:line="257" w:lineRule="auto"/>
-        <w:jc w:val="center"/>
-        <w:rPr>
-          <w:rFonts w:ascii="Times New Roman" w:eastAsia="Times New Roman" w:hAnsi="Times New Roman" w:cs="Times New Roman"/>
-          <w:sz w:val="28"/>
-          <w:szCs w:val="28"/>
-        </w:rPr>
-      </w:pPr>
-    </w:p>
-    <w:p>
-      <w:pPr>
-        <w:keepNext/>
-        <w:keepLines/>
-        <w:tabs>
-          <w:tab w:val="right" w:pos="9345"/>
-        </w:tabs>
-        <w:spacing w:after="100" w:line="257" w:lineRule="auto"/>
-        <w:jc w:val="center"/>
-        <w:rPr>
-          <w:rFonts w:ascii="Times New Roman" w:eastAsia="Times New Roman" w:hAnsi="Times New Roman" w:cs="Times New Roman"/>
-          <w:sz w:val="28"/>
-          <w:szCs w:val="28"/>
-        </w:rPr>
-      </w:pPr>
-    </w:p>
-    <w:p>
-      <w:pPr>
-        <w:keepNext/>
-        <w:keepLines/>
-        <w:tabs>
-          <w:tab w:val="right" w:pos="9345"/>
-        </w:tabs>
-        <w:spacing w:after="100" w:line="257" w:lineRule="auto"/>
-        <w:jc w:val="center"/>
-        <w:rPr>
-          <w:rFonts w:ascii="Times New Roman" w:eastAsia="Times New Roman" w:hAnsi="Times New Roman" w:cs="Times New Roman"/>
-          <w:sz w:val="28"/>
-          <w:szCs w:val="28"/>
-        </w:rPr>
-      </w:pPr>
-    </w:p>
-    <w:p>
-      <w:pPr>
-        <w:keepNext/>
-        <w:keepLines/>
-        <w:tabs>
-          <w:tab w:val="right" w:pos="9345"/>
-        </w:tabs>
-        <w:spacing w:after="100" w:line="257" w:lineRule="auto"/>
-        <w:jc w:val="center"/>
-        <w:rPr>
-          <w:rFonts w:ascii="Times New Roman" w:eastAsia="Times New Roman" w:hAnsi="Times New Roman" w:cs="Times New Roman"/>
-          <w:sz w:val="28"/>
-          <w:szCs w:val="28"/>
-        </w:rPr>
-      </w:pPr>
-    </w:p>
-    <w:p>
-      <w:pPr>
-        <w:keepNext/>
-        <w:keepLines/>
-        <w:tabs>
-          <w:tab w:val="right" w:pos="9345"/>
-        </w:tabs>
-        <w:spacing w:after="100" w:line="257" w:lineRule="auto"/>
-        <w:jc w:val="center"/>
-        <w:rPr>
-          <w:rFonts w:ascii="Times New Roman" w:eastAsia="Times New Roman" w:hAnsi="Times New Roman" w:cs="Times New Roman"/>
-          <w:sz w:val="28"/>
-          <w:szCs w:val="28"/>
-        </w:rPr>
-      </w:pPr>
-      <w:r>
-        <w:rPr>
-          <w:rFonts w:ascii="Times New Roman" w:eastAsia="Times New Roman" w:hAnsi="Times New Roman" w:cs="Times New Roman"/>
-          <w:sz w:val="28"/>
-          <w:szCs w:val="28"/>
-        </w:rPr>
-        <w:t>Рисунок 4.11 – начальные значения переменных используемых в программе тестирования</w:t>
-      </w:r>
-    </w:p>
-    <w:p>
-      <w:pPr>
-        <w:keepNext/>
-        <w:keepLines/>
-        <w:tabs>
-          <w:tab w:val="right" w:pos="9345"/>
-        </w:tabs>
-        <w:spacing w:after="100" w:line="257" w:lineRule="auto"/>
-        <w:jc w:val="both"/>
-        <w:rPr>
-          <w:rFonts w:ascii="Times New Roman" w:eastAsia="Times New Roman" w:hAnsi="Times New Roman" w:cs="Times New Roman"/>
-          <w:sz w:val="28"/>
-          <w:szCs w:val="28"/>
-        </w:rPr>
-      </w:pPr>
-    </w:p>
-    <w:p>
-      <w:pPr>
-        <w:keepNext/>
-        <w:keepLines/>
-        <w:tabs>
-          <w:tab w:val="right" w:pos="9345"/>
-        </w:tabs>
-        <w:spacing w:after="100" w:line="257" w:lineRule="auto"/>
-        <w:jc w:val="both"/>
-        <w:rPr>
-          <w:rFonts w:ascii="Times New Roman" w:eastAsia="Times New Roman" w:hAnsi="Times New Roman" w:cs="Times New Roman"/>
-          <w:sz w:val="28"/>
-          <w:szCs w:val="28"/>
-        </w:rPr>
-      </w:pPr>
-    </w:p>
-    <w:p>
-      <w:pPr>
-        <w:keepNext/>
-        <w:keepLines/>
-        <w:tabs>
-          <w:tab w:val="right" w:pos="9345"/>
-        </w:tabs>
-        <w:spacing w:after="100" w:line="257" w:lineRule="auto"/>
-        <w:jc w:val="both"/>
-        <w:rPr>
-          <w:rFonts w:ascii="Times New Roman" w:eastAsia="Times New Roman" w:hAnsi="Times New Roman" w:cs="Times New Roman"/>
-          <w:sz w:val="28"/>
-          <w:szCs w:val="28"/>
-        </w:rPr>
-      </w:pPr>
-    </w:p>
-    <w:p>
-      <w:pPr>
-        <w:keepNext/>
-        <w:keepLines/>
-        <w:tabs>
-          <w:tab w:val="right" w:pos="9345"/>
-        </w:tabs>
-        <w:spacing w:after="100" w:line="257" w:lineRule="auto"/>
-        <w:jc w:val="both"/>
-        <w:rPr>
-          <w:rFonts w:ascii="Times New Roman" w:eastAsia="Times New Roman" w:hAnsi="Times New Roman" w:cs="Times New Roman"/>
-          <w:sz w:val="28"/>
-          <w:szCs w:val="28"/>
-        </w:rPr>
-      </w:pPr>
-    </w:p>
-    <w:p>
-      <w:pPr>
-        <w:keepNext/>
-        <w:keepLines/>
-        <w:tabs>
-          <w:tab w:val="right" w:pos="9345"/>
-        </w:tabs>
-        <w:spacing w:after="100" w:line="257" w:lineRule="auto"/>
-        <w:ind w:firstLine="720"/>
-        <w:jc w:val="both"/>
-        <w:rPr>
-          <w:rFonts w:ascii="Times New Roman" w:eastAsia="Times New Roman" w:hAnsi="Times New Roman" w:cs="Times New Roman"/>
-          <w:sz w:val="28"/>
-          <w:szCs w:val="28"/>
-        </w:rPr>
-      </w:pPr>
-      <w:r>
-        <w:rPr>
-          <w:rFonts w:ascii="Times New Roman" w:eastAsia="Times New Roman" w:hAnsi="Times New Roman" w:cs="Times New Roman"/>
-          <w:sz w:val="28"/>
-          <w:szCs w:val="28"/>
-        </w:rPr>
-        <w:t>В таблицах 4.3 и 4.4 приведены карты загрузки РП и ОП соответственно</w:t>
-      </w:r>
-    </w:p>
-    <w:p>
-      <w:pPr>
-        <w:keepNext/>
-        <w:keepLines/>
-        <w:tabs>
-          <w:tab w:val="right" w:pos="9345"/>
-        </w:tabs>
-        <w:spacing w:after="100" w:line="257" w:lineRule="auto"/>
-        <w:jc w:val="both"/>
-        <w:rPr>
-          <w:rFonts w:ascii="Times New Roman" w:eastAsia="Times New Roman" w:hAnsi="Times New Roman" w:cs="Times New Roman"/>
-          <w:sz w:val="28"/>
-          <w:szCs w:val="28"/>
-        </w:rPr>
-      </w:pPr>
-    </w:p>
-    <w:p>
-      <w:pPr>
-        <w:keepNext/>
-        <w:keepLines/>
-        <w:tabs>
-          <w:tab w:val="right" w:pos="9345"/>
-        </w:tabs>
-        <w:spacing w:after="100" w:line="257" w:lineRule="auto"/>
-        <w:jc w:val="center"/>
-        <w:rPr>
-          <w:rFonts w:ascii="Times New Roman" w:eastAsia="Times New Roman" w:hAnsi="Times New Roman" w:cs="Times New Roman"/>
-          <w:sz w:val="28"/>
-          <w:szCs w:val="28"/>
-        </w:rPr>
-      </w:pPr>
-      <w:r>
-        <w:rPr>
-          <w:rFonts w:ascii="Times New Roman" w:eastAsia="Times New Roman" w:hAnsi="Times New Roman" w:cs="Times New Roman"/>
-          <w:sz w:val="28"/>
-          <w:szCs w:val="28"/>
-        </w:rPr>
-        <w:t>Таблица 4.3 – карта загрузки РП</w:t>
-      </w:r>
-      <w:r>
-        <w:rPr>
-          <w:rFonts w:ascii="Times New Roman" w:hAnsi="Times New Roman" w:cs="Times New Roman"/>
-          <w:noProof/>
-        </w:rPr>
-        <w:drawing>
-          <wp:anchor distT="114300" distB="114300" distL="114300" distR="114300" simplePos="0" relativeHeight="251698176" behindDoc="1" locked="0" layoutInCell="1" hidden="0" allowOverlap="1" wp14:anchorId="377E403D" wp14:editId="01734738">
-            <wp:simplePos x="0" y="0"/>
-            <wp:positionH relativeFrom="column">
-              <wp:posOffset>1662113</wp:posOffset>
-            </wp:positionH>
-            <wp:positionV relativeFrom="paragraph">
-              <wp:posOffset>352425</wp:posOffset>
-            </wp:positionV>
-            <wp:extent cx="2447925" cy="1647825"/>
-            <wp:effectExtent l="0" t="0" r="0" b="0"/>
-            <wp:wrapNone/>
-            <wp:docPr id="115" name="image85.png"/>
-            <wp:cNvGraphicFramePr/>
-            <a:graphic xmlns:a="http://schemas.openxmlformats.org/drawingml/2006/main">
-              <a:graphicData uri="http://schemas.openxmlformats.org/drawingml/2006/picture">
-                <pic:pic xmlns:pic="http://schemas.openxmlformats.org/drawingml/2006/picture">
-                  <pic:nvPicPr>
-                    <pic:cNvPr id="0" name="image85.png"/>
-                    <pic:cNvPicPr preferRelativeResize="0"/>
-                  </pic:nvPicPr>
-                  <pic:blipFill>
-                    <a:blip r:embed="rId57"/>
-                    <a:srcRect/>
-                    <a:stretch>
-                      <a:fillRect/>
-                    </a:stretch>
-                  </pic:blipFill>
-                  <pic:spPr>
-                    <a:xfrm>
-                      <a:off x="0" y="0"/>
-                      <a:ext cx="2447925" cy="1647825"/>
-                    </a:xfrm>
-                    <a:prstGeom prst="rect">
-                      <a:avLst/>
-                    </a:prstGeom>
-                    <a:ln/>
-                  </pic:spPr>
-                </pic:pic>
-              </a:graphicData>
-            </a:graphic>
-          </wp:anchor>
-        </w:drawing>
-      </w:r>
-    </w:p>
-    <w:p>
-      <w:pPr>
-        <w:keepNext/>
-        <w:keepLines/>
-        <w:tabs>
-          <w:tab w:val="right" w:pos="9345"/>
-        </w:tabs>
-        <w:spacing w:after="100" w:line="257" w:lineRule="auto"/>
-        <w:jc w:val="both"/>
-        <w:rPr>
-          <w:rFonts w:ascii="Times New Roman" w:eastAsia="Times New Roman" w:hAnsi="Times New Roman" w:cs="Times New Roman"/>
-          <w:sz w:val="28"/>
-          <w:szCs w:val="28"/>
-        </w:rPr>
-      </w:pPr>
-    </w:p>
-    <w:p>
-      <w:pPr>
-        <w:keepNext/>
-        <w:keepLines/>
-        <w:tabs>
-          <w:tab w:val="right" w:pos="9345"/>
-        </w:tabs>
-        <w:spacing w:after="100" w:line="257" w:lineRule="auto"/>
-        <w:jc w:val="both"/>
-        <w:rPr>
-          <w:rFonts w:ascii="Times New Roman" w:eastAsia="Times New Roman" w:hAnsi="Times New Roman" w:cs="Times New Roman"/>
-          <w:sz w:val="28"/>
-          <w:szCs w:val="28"/>
-        </w:rPr>
-      </w:pPr>
-    </w:p>
-    <w:p>
-      <w:pPr>
-        <w:keepNext/>
-        <w:keepLines/>
-        <w:tabs>
-          <w:tab w:val="right" w:pos="9345"/>
-        </w:tabs>
-        <w:spacing w:after="100" w:line="257" w:lineRule="auto"/>
-        <w:jc w:val="both"/>
-        <w:rPr>
-          <w:rFonts w:ascii="Times New Roman" w:eastAsia="Times New Roman" w:hAnsi="Times New Roman" w:cs="Times New Roman"/>
-          <w:sz w:val="28"/>
-          <w:szCs w:val="28"/>
-        </w:rPr>
-      </w:pPr>
-    </w:p>
-    <w:p>
-      <w:pPr>
-        <w:keepNext/>
-        <w:keepLines/>
-        <w:tabs>
-          <w:tab w:val="right" w:pos="9345"/>
-        </w:tabs>
-        <w:spacing w:after="100" w:line="257" w:lineRule="auto"/>
-        <w:jc w:val="both"/>
-        <w:rPr>
-          <w:rFonts w:ascii="Times New Roman" w:eastAsia="Times New Roman" w:hAnsi="Times New Roman" w:cs="Times New Roman"/>
-          <w:sz w:val="28"/>
-          <w:szCs w:val="28"/>
-        </w:rPr>
-      </w:pPr>
-    </w:p>
-    <w:p>
-      <w:pPr>
-        <w:keepNext/>
-        <w:keepLines/>
-        <w:tabs>
-          <w:tab w:val="right" w:pos="9345"/>
-        </w:tabs>
-        <w:spacing w:after="100" w:line="257" w:lineRule="auto"/>
-        <w:jc w:val="both"/>
-        <w:rPr>
-          <w:rFonts w:ascii="Times New Roman" w:eastAsia="Times New Roman" w:hAnsi="Times New Roman" w:cs="Times New Roman"/>
-          <w:sz w:val="28"/>
-          <w:szCs w:val="28"/>
-        </w:rPr>
-      </w:pPr>
-    </w:p>
-    <w:p>
-      <w:pPr>
-        <w:keepNext/>
-        <w:keepLines/>
-        <w:tabs>
-          <w:tab w:val="right" w:pos="9345"/>
-        </w:tabs>
-        <w:spacing w:after="100" w:line="257" w:lineRule="auto"/>
-        <w:jc w:val="both"/>
-        <w:rPr>
-          <w:rFonts w:ascii="Times New Roman" w:eastAsia="Times New Roman" w:hAnsi="Times New Roman" w:cs="Times New Roman"/>
-          <w:sz w:val="28"/>
-          <w:szCs w:val="28"/>
-        </w:rPr>
-      </w:pPr>
-    </w:p>
-    <w:p>
-      <w:pPr>
-        <w:keepNext/>
-        <w:keepLines/>
-        <w:tabs>
-          <w:tab w:val="right" w:pos="9345"/>
-        </w:tabs>
-        <w:spacing w:after="100" w:line="257" w:lineRule="auto"/>
-        <w:jc w:val="both"/>
-        <w:rPr>
-          <w:rFonts w:ascii="Times New Roman" w:eastAsia="Times New Roman" w:hAnsi="Times New Roman" w:cs="Times New Roman"/>
-          <w:sz w:val="28"/>
-          <w:szCs w:val="28"/>
-        </w:rPr>
-      </w:pPr>
-    </w:p>
-    <w:p>
-      <w:pPr>
-        <w:keepNext/>
-        <w:keepLines/>
-        <w:tabs>
-          <w:tab w:val="right" w:pos="9345"/>
-        </w:tabs>
-        <w:spacing w:after="100" w:line="257" w:lineRule="auto"/>
-        <w:jc w:val="center"/>
-        <w:rPr>
-          <w:rFonts w:ascii="Times New Roman" w:eastAsia="Times New Roman" w:hAnsi="Times New Roman" w:cs="Times New Roman"/>
-          <w:sz w:val="28"/>
-          <w:szCs w:val="28"/>
-        </w:rPr>
-      </w:pPr>
-      <w:r>
-        <w:rPr>
-          <w:rFonts w:ascii="Times New Roman" w:eastAsia="Times New Roman" w:hAnsi="Times New Roman" w:cs="Times New Roman"/>
-          <w:sz w:val="28"/>
-          <w:szCs w:val="28"/>
-        </w:rPr>
-        <w:t>Таблица 4.4 – карта загрузки ОП</w:t>
-      </w:r>
-      <w:r>
-        <w:rPr>
-          <w:rFonts w:ascii="Times New Roman" w:hAnsi="Times New Roman" w:cs="Times New Roman"/>
-          <w:noProof/>
-        </w:rPr>
-        <w:drawing>
-          <wp:anchor distT="114300" distB="114300" distL="114300" distR="114300" simplePos="0" relativeHeight="251699200" behindDoc="1" locked="0" layoutInCell="1" hidden="0" allowOverlap="1" wp14:anchorId="3E7FE7C4" wp14:editId="4BEB1B6D">
-            <wp:simplePos x="0" y="0"/>
-            <wp:positionH relativeFrom="column">
-              <wp:posOffset>919163</wp:posOffset>
-            </wp:positionH>
-            <wp:positionV relativeFrom="paragraph">
-              <wp:posOffset>266700</wp:posOffset>
-            </wp:positionV>
-            <wp:extent cx="3919538" cy="2791186"/>
-            <wp:effectExtent l="0" t="0" r="0" b="0"/>
-            <wp:wrapNone/>
-            <wp:docPr id="124" name="image77.png"/>
-            <wp:cNvGraphicFramePr/>
-            <a:graphic xmlns:a="http://schemas.openxmlformats.org/drawingml/2006/main">
-              <a:graphicData uri="http://schemas.openxmlformats.org/drawingml/2006/picture">
-                <pic:pic xmlns:pic="http://schemas.openxmlformats.org/drawingml/2006/picture">
-                  <pic:nvPicPr>
-                    <pic:cNvPr id="0" name="image77.png"/>
-                    <pic:cNvPicPr preferRelativeResize="0"/>
-                  </pic:nvPicPr>
-                  <pic:blipFill>
-                    <a:blip r:embed="rId58"/>
-                    <a:srcRect/>
-                    <a:stretch>
-                      <a:fillRect/>
-                    </a:stretch>
-                  </pic:blipFill>
-                  <pic:spPr>
-                    <a:xfrm>
-                      <a:off x="0" y="0"/>
-                      <a:ext cx="3919538" cy="2791186"/>
-                    </a:xfrm>
-                    <a:prstGeom prst="rect">
-                      <a:avLst/>
-                    </a:prstGeom>
-                    <a:ln/>
-                  </pic:spPr>
-                </pic:pic>
-              </a:graphicData>
-            </a:graphic>
-          </wp:anchor>
-        </w:drawing>
-      </w:r>
-    </w:p>
-    <w:p>
-      <w:pPr>
-        <w:keepNext/>
-        <w:keepLines/>
-        <w:tabs>
-          <w:tab w:val="right" w:pos="9345"/>
-        </w:tabs>
-        <w:spacing w:after="100" w:line="257" w:lineRule="auto"/>
-        <w:jc w:val="both"/>
-        <w:rPr>
-          <w:rFonts w:ascii="Times New Roman" w:eastAsia="Times New Roman" w:hAnsi="Times New Roman" w:cs="Times New Roman"/>
-          <w:sz w:val="28"/>
-          <w:szCs w:val="28"/>
-        </w:rPr>
-      </w:pPr>
-    </w:p>
-    <w:p>
-      <w:pPr>
-        <w:keepNext/>
-        <w:keepLines/>
-        <w:tabs>
-          <w:tab w:val="right" w:pos="9345"/>
-        </w:tabs>
-        <w:spacing w:after="100" w:line="257" w:lineRule="auto"/>
-        <w:jc w:val="both"/>
-        <w:rPr>
-          <w:rFonts w:ascii="Times New Roman" w:eastAsia="Times New Roman" w:hAnsi="Times New Roman" w:cs="Times New Roman"/>
-          <w:sz w:val="28"/>
-          <w:szCs w:val="28"/>
-        </w:rPr>
-      </w:pPr>
-    </w:p>
-    <w:p>
-      <w:pPr>
-        <w:keepNext/>
-        <w:keepLines/>
-        <w:tabs>
-          <w:tab w:val="right" w:pos="9345"/>
-        </w:tabs>
-        <w:spacing w:after="100" w:line="257" w:lineRule="auto"/>
-        <w:jc w:val="both"/>
-        <w:rPr>
-          <w:rFonts w:ascii="Times New Roman" w:eastAsia="Times New Roman" w:hAnsi="Times New Roman" w:cs="Times New Roman"/>
-          <w:sz w:val="28"/>
-          <w:szCs w:val="28"/>
-        </w:rPr>
-      </w:pPr>
-    </w:p>
-    <w:p>
-      <w:pPr>
-        <w:keepNext/>
-        <w:keepLines/>
-        <w:tabs>
-          <w:tab w:val="right" w:pos="9345"/>
-        </w:tabs>
-        <w:spacing w:after="100" w:line="257" w:lineRule="auto"/>
-        <w:jc w:val="both"/>
-        <w:rPr>
-          <w:rFonts w:ascii="Times New Roman" w:eastAsia="Times New Roman" w:hAnsi="Times New Roman" w:cs="Times New Roman"/>
-          <w:sz w:val="28"/>
-          <w:szCs w:val="28"/>
-        </w:rPr>
-      </w:pPr>
-    </w:p>
-    <w:p>
-      <w:pPr>
-        <w:keepNext/>
-        <w:keepLines/>
-        <w:tabs>
-          <w:tab w:val="right" w:pos="9345"/>
-        </w:tabs>
-        <w:spacing w:after="100" w:line="257" w:lineRule="auto"/>
-        <w:jc w:val="both"/>
-        <w:rPr>
-          <w:rFonts w:ascii="Times New Roman" w:eastAsia="Times New Roman" w:hAnsi="Times New Roman" w:cs="Times New Roman"/>
-          <w:sz w:val="28"/>
-          <w:szCs w:val="28"/>
-        </w:rPr>
-      </w:pPr>
-    </w:p>
-    <w:p>
-      <w:pPr>
-        <w:keepNext/>
-        <w:keepLines/>
-        <w:tabs>
-          <w:tab w:val="right" w:pos="9345"/>
-        </w:tabs>
-        <w:spacing w:after="100" w:line="257" w:lineRule="auto"/>
-        <w:jc w:val="both"/>
-        <w:rPr>
-          <w:rFonts w:ascii="Times New Roman" w:eastAsia="Times New Roman" w:hAnsi="Times New Roman" w:cs="Times New Roman"/>
-          <w:sz w:val="28"/>
-          <w:szCs w:val="28"/>
-        </w:rPr>
-      </w:pPr>
-    </w:p>
-    <w:p>
-      <w:pPr>
-        <w:keepNext/>
-        <w:keepLines/>
-        <w:tabs>
-          <w:tab w:val="right" w:pos="9345"/>
-        </w:tabs>
-        <w:spacing w:after="100" w:line="257" w:lineRule="auto"/>
-        <w:jc w:val="both"/>
-        <w:rPr>
-          <w:rFonts w:ascii="Times New Roman" w:eastAsia="Times New Roman" w:hAnsi="Times New Roman" w:cs="Times New Roman"/>
-          <w:sz w:val="28"/>
-          <w:szCs w:val="28"/>
-        </w:rPr>
-      </w:pPr>
-    </w:p>
-    <w:p>
-      <w:pPr>
-        <w:keepNext/>
-        <w:keepLines/>
-        <w:tabs>
-          <w:tab w:val="right" w:pos="9345"/>
-        </w:tabs>
-        <w:spacing w:after="100" w:line="257" w:lineRule="auto"/>
-        <w:jc w:val="both"/>
-        <w:rPr>
-          <w:rFonts w:ascii="Times New Roman" w:eastAsia="Times New Roman" w:hAnsi="Times New Roman" w:cs="Times New Roman"/>
-          <w:sz w:val="28"/>
-          <w:szCs w:val="28"/>
-        </w:rPr>
-      </w:pPr>
-    </w:p>
-    <w:p>
-      <w:pPr>
-        <w:keepNext/>
-        <w:keepLines/>
-        <w:tabs>
-          <w:tab w:val="right" w:pos="9345"/>
-        </w:tabs>
-        <w:spacing w:after="100" w:line="257" w:lineRule="auto"/>
-        <w:jc w:val="both"/>
-        <w:rPr>
-          <w:rFonts w:ascii="Times New Roman" w:eastAsia="Times New Roman" w:hAnsi="Times New Roman" w:cs="Times New Roman"/>
-          <w:sz w:val="28"/>
-          <w:szCs w:val="28"/>
-        </w:rPr>
-      </w:pPr>
-    </w:p>
-    <w:p>
-      <w:pPr>
-        <w:keepNext/>
-        <w:keepLines/>
-        <w:tabs>
-          <w:tab w:val="right" w:pos="9345"/>
-        </w:tabs>
-        <w:spacing w:after="100" w:line="257" w:lineRule="auto"/>
-        <w:jc w:val="both"/>
-        <w:rPr>
-          <w:rFonts w:ascii="Times New Roman" w:eastAsia="Times New Roman" w:hAnsi="Times New Roman" w:cs="Times New Roman"/>
-          <w:sz w:val="28"/>
-          <w:szCs w:val="28"/>
-        </w:rPr>
-      </w:pPr>
-    </w:p>
-    <w:p>
-      <w:pPr>
-        <w:keepNext/>
-        <w:keepLines/>
-        <w:tabs>
-          <w:tab w:val="right" w:pos="9345"/>
-        </w:tabs>
-        <w:spacing w:after="100" w:line="257" w:lineRule="auto"/>
-        <w:ind w:firstLine="720"/>
-        <w:jc w:val="both"/>
-        <w:rPr>
-          <w:rFonts w:ascii="Times New Roman" w:eastAsia="Times New Roman" w:hAnsi="Times New Roman" w:cs="Times New Roman"/>
-          <w:sz w:val="28"/>
-          <w:szCs w:val="28"/>
-        </w:rPr>
-      </w:pPr>
-      <w:r>
-        <w:rPr>
-          <w:rFonts w:ascii="Times New Roman" w:eastAsia="Times New Roman" w:hAnsi="Times New Roman" w:cs="Times New Roman"/>
-          <w:sz w:val="28"/>
-          <w:szCs w:val="28"/>
-        </w:rPr>
-        <w:t>Жёлтым в карте загрузки ОП обозначена операция умножения, зелёным – вычитания, фиолетовым – безусловного перехода и красным – останов.</w:t>
-      </w:r>
-    </w:p>
-    <w:p>
-      <w:pPr>
-        <w:keepNext/>
-        <w:keepLines/>
-        <w:tabs>
-          <w:tab w:val="right" w:pos="9345"/>
-        </w:tabs>
-        <w:spacing w:after="100" w:line="257" w:lineRule="auto"/>
-        <w:jc w:val="both"/>
-        <w:rPr>
-          <w:rFonts w:ascii="Times New Roman" w:eastAsia="Times New Roman" w:hAnsi="Times New Roman" w:cs="Times New Roman"/>
-          <w:sz w:val="28"/>
-          <w:szCs w:val="28"/>
-        </w:rPr>
-      </w:pPr>
-    </w:p>
-    <w:p>
-      <w:pPr>
-        <w:keepNext/>
-        <w:keepLines/>
-        <w:tabs>
-          <w:tab w:val="right" w:pos="9345"/>
-        </w:tabs>
-        <w:spacing w:after="100" w:line="257" w:lineRule="auto"/>
-        <w:jc w:val="both"/>
-        <w:rPr>
-          <w:rFonts w:ascii="Times New Roman" w:eastAsia="Times New Roman" w:hAnsi="Times New Roman" w:cs="Times New Roman"/>
-          <w:sz w:val="28"/>
-          <w:szCs w:val="28"/>
-        </w:rPr>
-      </w:pPr>
-    </w:p>
-    <w:p>
-      <w:pPr>
-        <w:keepNext/>
-        <w:keepLines/>
-        <w:tabs>
-          <w:tab w:val="right" w:pos="9345"/>
-        </w:tabs>
-        <w:spacing w:after="100" w:line="257" w:lineRule="auto"/>
-        <w:jc w:val="both"/>
-        <w:rPr>
-          <w:rFonts w:ascii="Times New Roman" w:eastAsia="Times New Roman" w:hAnsi="Times New Roman" w:cs="Times New Roman"/>
-          <w:sz w:val="28"/>
-          <w:szCs w:val="28"/>
-        </w:rPr>
-      </w:pPr>
-    </w:p>
-    <w:p>
-      <w:pPr>
-        <w:keepNext/>
-        <w:keepLines/>
-        <w:tabs>
-          <w:tab w:val="right" w:pos="9345"/>
-        </w:tabs>
-        <w:spacing w:after="100" w:line="257" w:lineRule="auto"/>
-        <w:jc w:val="both"/>
-        <w:rPr>
-          <w:rFonts w:ascii="Times New Roman" w:eastAsia="Times New Roman" w:hAnsi="Times New Roman" w:cs="Times New Roman"/>
-          <w:sz w:val="28"/>
-          <w:szCs w:val="28"/>
-        </w:rPr>
-      </w:pPr>
-    </w:p>
-    <w:p>
-      <w:pPr>
-        <w:keepNext/>
-        <w:keepLines/>
-        <w:tabs>
-          <w:tab w:val="right" w:pos="9345"/>
-        </w:tabs>
-        <w:spacing w:after="100" w:line="257" w:lineRule="auto"/>
-        <w:jc w:val="both"/>
-        <w:rPr>
-          <w:rFonts w:ascii="Times New Roman" w:eastAsia="Times New Roman" w:hAnsi="Times New Roman" w:cs="Times New Roman"/>
-          <w:sz w:val="28"/>
-          <w:szCs w:val="28"/>
-        </w:rPr>
-      </w:pPr>
-    </w:p>
-    <w:p>
-      <w:pPr>
-        <w:keepNext/>
-        <w:keepLines/>
-        <w:tabs>
-          <w:tab w:val="right" w:pos="9345"/>
-        </w:tabs>
-        <w:spacing w:after="100" w:line="257" w:lineRule="auto"/>
-        <w:jc w:val="both"/>
-        <w:rPr>
-          <w:rFonts w:ascii="Times New Roman" w:eastAsia="Times New Roman" w:hAnsi="Times New Roman" w:cs="Times New Roman"/>
-          <w:sz w:val="28"/>
-          <w:szCs w:val="28"/>
-        </w:rPr>
-      </w:pPr>
-    </w:p>
-    <w:p>
-      <w:pPr>
-        <w:keepNext/>
-        <w:keepLines/>
-        <w:tabs>
-          <w:tab w:val="right" w:pos="9345"/>
-        </w:tabs>
-        <w:spacing w:after="100" w:line="257" w:lineRule="auto"/>
-        <w:ind w:firstLine="720"/>
-        <w:jc w:val="both"/>
-        <w:rPr>
-          <w:rFonts w:ascii="Times New Roman" w:eastAsia="Times New Roman" w:hAnsi="Times New Roman" w:cs="Times New Roman"/>
-          <w:sz w:val="28"/>
-          <w:szCs w:val="28"/>
-        </w:rPr>
-      </w:pPr>
-      <w:r>
-        <w:rPr>
-          <w:rFonts w:ascii="Times New Roman" w:eastAsia="Times New Roman" w:hAnsi="Times New Roman" w:cs="Times New Roman"/>
-          <w:sz w:val="28"/>
-          <w:szCs w:val="28"/>
-        </w:rPr>
-        <w:t>На рисунке 4.12 приведена последовательность действий, выполняемых при выполнении программы тестирования.</w:t>
-      </w:r>
-    </w:p>
-    <w:p>
-      <w:pPr>
-        <w:keepNext/>
-        <w:keepLines/>
-        <w:tabs>
-          <w:tab w:val="right" w:pos="9345"/>
-        </w:tabs>
-        <w:spacing w:after="100" w:line="257" w:lineRule="auto"/>
-        <w:jc w:val="both"/>
-        <w:rPr>
-          <w:rFonts w:ascii="Times New Roman" w:eastAsia="Times New Roman" w:hAnsi="Times New Roman" w:cs="Times New Roman"/>
-          <w:sz w:val="28"/>
-          <w:szCs w:val="28"/>
-        </w:rPr>
-      </w:pPr>
-      <w:r>
-        <w:rPr>
-          <w:rFonts w:ascii="Times New Roman" w:hAnsi="Times New Roman" w:cs="Times New Roman"/>
-          <w:noProof/>
-        </w:rPr>
-        <w:drawing>
-          <wp:anchor distT="114300" distB="114300" distL="114300" distR="114300" simplePos="0" relativeHeight="251700224" behindDoc="1" locked="0" layoutInCell="1" hidden="0" allowOverlap="1" wp14:anchorId="15880602" wp14:editId="1E5B334D">
-            <wp:simplePos x="0" y="0"/>
-            <wp:positionH relativeFrom="column">
-              <wp:posOffset>485775</wp:posOffset>
-            </wp:positionH>
-            <wp:positionV relativeFrom="paragraph">
-              <wp:posOffset>276225</wp:posOffset>
-            </wp:positionV>
-            <wp:extent cx="4772025" cy="7248525"/>
-            <wp:effectExtent l="0" t="0" r="0" b="0"/>
-            <wp:wrapNone/>
-            <wp:docPr id="135" name="image81.png"/>
-            <wp:cNvGraphicFramePr/>
-            <a:graphic xmlns:a="http://schemas.openxmlformats.org/drawingml/2006/main">
-              <a:graphicData uri="http://schemas.openxmlformats.org/drawingml/2006/picture">
-                <pic:pic xmlns:pic="http://schemas.openxmlformats.org/drawingml/2006/picture">
-                  <pic:nvPicPr>
-                    <pic:cNvPr id="0" name="image81.png"/>
-                    <pic:cNvPicPr preferRelativeResize="0"/>
-                  </pic:nvPicPr>
-                  <pic:blipFill>
-                    <a:blip r:embed="rId59"/>
-                    <a:srcRect t="7758"/>
-                    <a:stretch>
-                      <a:fillRect/>
-                    </a:stretch>
-                  </pic:blipFill>
-                  <pic:spPr>
-                    <a:xfrm>
-                      <a:off x="0" y="0"/>
-                      <a:ext cx="4772025" cy="7248525"/>
-                    </a:xfrm>
-                    <a:prstGeom prst="rect">
-                      <a:avLst/>
-                    </a:prstGeom>
-                    <a:ln/>
-                  </pic:spPr>
-                </pic:pic>
-              </a:graphicData>
-            </a:graphic>
-          </wp:anchor>
-        </w:drawing>
-      </w:r>
-    </w:p>
-    <w:p>
-      <w:pPr>
-        <w:keepNext/>
-        <w:keepLines/>
-        <w:tabs>
-          <w:tab w:val="right" w:pos="9345"/>
-        </w:tabs>
-        <w:spacing w:after="100" w:line="257" w:lineRule="auto"/>
-        <w:jc w:val="both"/>
-        <w:rPr>
-          <w:rFonts w:ascii="Times New Roman" w:eastAsia="Times New Roman" w:hAnsi="Times New Roman" w:cs="Times New Roman"/>
-          <w:sz w:val="28"/>
-          <w:szCs w:val="28"/>
-        </w:rPr>
-      </w:pPr>
-    </w:p>
-    <w:p>
-      <w:pPr>
-        <w:keepNext/>
-        <w:keepLines/>
-        <w:tabs>
-          <w:tab w:val="right" w:pos="9345"/>
-        </w:tabs>
-        <w:spacing w:after="100" w:line="257" w:lineRule="auto"/>
-        <w:jc w:val="both"/>
-        <w:rPr>
-          <w:rFonts w:ascii="Times New Roman" w:eastAsia="Times New Roman" w:hAnsi="Times New Roman" w:cs="Times New Roman"/>
-          <w:sz w:val="28"/>
-          <w:szCs w:val="28"/>
-        </w:rPr>
-      </w:pPr>
-    </w:p>
-    <w:p>
-      <w:pPr>
-        <w:keepNext/>
-        <w:keepLines/>
-        <w:tabs>
-          <w:tab w:val="right" w:pos="9345"/>
-        </w:tabs>
-        <w:spacing w:after="100" w:line="257" w:lineRule="auto"/>
-        <w:jc w:val="both"/>
-        <w:rPr>
-          <w:rFonts w:ascii="Times New Roman" w:eastAsia="Times New Roman" w:hAnsi="Times New Roman" w:cs="Times New Roman"/>
-          <w:sz w:val="28"/>
-          <w:szCs w:val="28"/>
-        </w:rPr>
-      </w:pPr>
-    </w:p>
-    <w:p>
-      <w:pPr>
-        <w:keepNext/>
-        <w:keepLines/>
-        <w:tabs>
-          <w:tab w:val="right" w:pos="9345"/>
-        </w:tabs>
-        <w:spacing w:after="100" w:line="257" w:lineRule="auto"/>
-        <w:jc w:val="both"/>
-        <w:rPr>
-          <w:rFonts w:ascii="Times New Roman" w:eastAsia="Times New Roman" w:hAnsi="Times New Roman" w:cs="Times New Roman"/>
-          <w:sz w:val="28"/>
-          <w:szCs w:val="28"/>
-        </w:rPr>
-      </w:pPr>
-    </w:p>
-    <w:p>
-      <w:pPr>
-        <w:keepNext/>
-        <w:keepLines/>
-        <w:tabs>
-          <w:tab w:val="right" w:pos="9345"/>
-        </w:tabs>
-        <w:spacing w:after="100" w:line="257" w:lineRule="auto"/>
-        <w:jc w:val="both"/>
-        <w:rPr>
-          <w:rFonts w:ascii="Times New Roman" w:eastAsia="Times New Roman" w:hAnsi="Times New Roman" w:cs="Times New Roman"/>
-          <w:sz w:val="28"/>
-          <w:szCs w:val="28"/>
-        </w:rPr>
-      </w:pPr>
-    </w:p>
-    <w:p>
-      <w:pPr>
-        <w:keepNext/>
-        <w:keepLines/>
-        <w:tabs>
-          <w:tab w:val="right" w:pos="9345"/>
-        </w:tabs>
-        <w:spacing w:after="100" w:line="257" w:lineRule="auto"/>
-        <w:jc w:val="both"/>
-        <w:rPr>
-          <w:rFonts w:ascii="Times New Roman" w:eastAsia="Times New Roman" w:hAnsi="Times New Roman" w:cs="Times New Roman"/>
-          <w:sz w:val="28"/>
-          <w:szCs w:val="28"/>
-        </w:rPr>
-      </w:pPr>
-    </w:p>
-    <w:p>
-      <w:pPr>
-        <w:keepNext/>
-        <w:keepLines/>
-        <w:tabs>
-          <w:tab w:val="right" w:pos="9345"/>
-        </w:tabs>
-        <w:spacing w:after="100" w:line="257" w:lineRule="auto"/>
-        <w:jc w:val="both"/>
-        <w:rPr>
-          <w:rFonts w:ascii="Times New Roman" w:eastAsia="Times New Roman" w:hAnsi="Times New Roman" w:cs="Times New Roman"/>
-          <w:sz w:val="28"/>
-          <w:szCs w:val="28"/>
-        </w:rPr>
-      </w:pPr>
-    </w:p>
-    <w:p>
-      <w:pPr>
-        <w:keepNext/>
-        <w:keepLines/>
-        <w:tabs>
-          <w:tab w:val="right" w:pos="9345"/>
-        </w:tabs>
-        <w:spacing w:after="100" w:line="257" w:lineRule="auto"/>
-        <w:jc w:val="both"/>
-        <w:rPr>
-          <w:rFonts w:ascii="Times New Roman" w:eastAsia="Times New Roman" w:hAnsi="Times New Roman" w:cs="Times New Roman"/>
-          <w:sz w:val="28"/>
-          <w:szCs w:val="28"/>
-        </w:rPr>
-      </w:pPr>
-    </w:p>
-    <w:p>
-      <w:pPr>
-        <w:keepNext/>
-        <w:keepLines/>
-        <w:tabs>
-          <w:tab w:val="right" w:pos="9345"/>
-        </w:tabs>
-        <w:spacing w:after="100" w:line="257" w:lineRule="auto"/>
-        <w:jc w:val="both"/>
-        <w:rPr>
-          <w:rFonts w:ascii="Times New Roman" w:eastAsia="Times New Roman" w:hAnsi="Times New Roman" w:cs="Times New Roman"/>
-          <w:sz w:val="28"/>
-          <w:szCs w:val="28"/>
-        </w:rPr>
-      </w:pPr>
-    </w:p>
-    <w:p>
-      <w:pPr>
-        <w:keepNext/>
-        <w:keepLines/>
-        <w:tabs>
-          <w:tab w:val="right" w:pos="9345"/>
-        </w:tabs>
-        <w:spacing w:after="100" w:line="257" w:lineRule="auto"/>
-        <w:jc w:val="both"/>
-        <w:rPr>
-          <w:rFonts w:ascii="Times New Roman" w:eastAsia="Times New Roman" w:hAnsi="Times New Roman" w:cs="Times New Roman"/>
-          <w:sz w:val="28"/>
-          <w:szCs w:val="28"/>
-        </w:rPr>
-      </w:pPr>
-    </w:p>
-    <w:p>
-      <w:pPr>
-        <w:keepNext/>
-        <w:keepLines/>
-        <w:tabs>
-          <w:tab w:val="right" w:pos="9345"/>
-        </w:tabs>
-        <w:spacing w:after="100" w:line="257" w:lineRule="auto"/>
-        <w:jc w:val="both"/>
-        <w:rPr>
-          <w:rFonts w:ascii="Times New Roman" w:eastAsia="Times New Roman" w:hAnsi="Times New Roman" w:cs="Times New Roman"/>
-          <w:sz w:val="28"/>
-          <w:szCs w:val="28"/>
-        </w:rPr>
-      </w:pPr>
-    </w:p>
-    <w:p>
-      <w:pPr>
-        <w:keepNext/>
-        <w:keepLines/>
-        <w:tabs>
-          <w:tab w:val="right" w:pos="9345"/>
-        </w:tabs>
-        <w:spacing w:after="100" w:line="257" w:lineRule="auto"/>
-        <w:jc w:val="both"/>
-        <w:rPr>
-          <w:rFonts w:ascii="Times New Roman" w:eastAsia="Times New Roman" w:hAnsi="Times New Roman" w:cs="Times New Roman"/>
-          <w:sz w:val="28"/>
-          <w:szCs w:val="28"/>
-        </w:rPr>
-      </w:pPr>
-    </w:p>
-    <w:p>
-      <w:pPr>
-        <w:keepNext/>
-        <w:keepLines/>
-        <w:tabs>
-          <w:tab w:val="right" w:pos="9345"/>
-        </w:tabs>
-        <w:spacing w:after="100" w:line="257" w:lineRule="auto"/>
-        <w:jc w:val="both"/>
-        <w:rPr>
-          <w:rFonts w:ascii="Times New Roman" w:eastAsia="Times New Roman" w:hAnsi="Times New Roman" w:cs="Times New Roman"/>
-          <w:sz w:val="28"/>
-          <w:szCs w:val="28"/>
-        </w:rPr>
-      </w:pPr>
-    </w:p>
-    <w:p>
-      <w:pPr>
-        <w:keepNext/>
-        <w:keepLines/>
-        <w:tabs>
-          <w:tab w:val="right" w:pos="9345"/>
-        </w:tabs>
-        <w:spacing w:after="100" w:line="257" w:lineRule="auto"/>
-        <w:jc w:val="both"/>
-        <w:rPr>
-          <w:rFonts w:ascii="Times New Roman" w:eastAsia="Times New Roman" w:hAnsi="Times New Roman" w:cs="Times New Roman"/>
-          <w:sz w:val="28"/>
-          <w:szCs w:val="28"/>
-        </w:rPr>
-      </w:pPr>
-    </w:p>
-    <w:p>
-      <w:pPr>
-        <w:keepNext/>
-        <w:keepLines/>
-        <w:tabs>
-          <w:tab w:val="right" w:pos="9345"/>
-        </w:tabs>
-        <w:spacing w:after="100" w:line="257" w:lineRule="auto"/>
-        <w:jc w:val="both"/>
-        <w:rPr>
-          <w:rFonts w:ascii="Times New Roman" w:eastAsia="Times New Roman" w:hAnsi="Times New Roman" w:cs="Times New Roman"/>
-          <w:sz w:val="28"/>
-          <w:szCs w:val="28"/>
-        </w:rPr>
-      </w:pPr>
-    </w:p>
-    <w:p>
-      <w:pPr>
-        <w:keepNext/>
-        <w:keepLines/>
-        <w:tabs>
-          <w:tab w:val="right" w:pos="9345"/>
-        </w:tabs>
-        <w:spacing w:after="100" w:line="257" w:lineRule="auto"/>
-        <w:jc w:val="both"/>
-        <w:rPr>
-          <w:rFonts w:ascii="Times New Roman" w:eastAsia="Times New Roman" w:hAnsi="Times New Roman" w:cs="Times New Roman"/>
-          <w:sz w:val="28"/>
-          <w:szCs w:val="28"/>
-        </w:rPr>
-      </w:pPr>
-    </w:p>
-    <w:p>
-      <w:pPr>
-        <w:keepNext/>
-        <w:keepLines/>
-        <w:tabs>
-          <w:tab w:val="right" w:pos="9345"/>
-        </w:tabs>
-        <w:spacing w:after="100" w:line="257" w:lineRule="auto"/>
-        <w:jc w:val="both"/>
-        <w:rPr>
-          <w:rFonts w:ascii="Times New Roman" w:eastAsia="Times New Roman" w:hAnsi="Times New Roman" w:cs="Times New Roman"/>
-          <w:sz w:val="28"/>
-          <w:szCs w:val="28"/>
-        </w:rPr>
-      </w:pPr>
-    </w:p>
-    <w:p>
-      <w:pPr>
-        <w:keepNext/>
-        <w:keepLines/>
-        <w:tabs>
-          <w:tab w:val="right" w:pos="9345"/>
-        </w:tabs>
-        <w:spacing w:after="100" w:line="257" w:lineRule="auto"/>
-        <w:jc w:val="both"/>
-        <w:rPr>
-          <w:rFonts w:ascii="Times New Roman" w:eastAsia="Times New Roman" w:hAnsi="Times New Roman" w:cs="Times New Roman"/>
-          <w:sz w:val="28"/>
-          <w:szCs w:val="28"/>
-        </w:rPr>
-      </w:pPr>
-    </w:p>
-    <w:p>
-      <w:pPr>
-        <w:keepNext/>
-        <w:keepLines/>
-        <w:tabs>
-          <w:tab w:val="right" w:pos="9345"/>
-        </w:tabs>
-        <w:spacing w:after="100" w:line="257" w:lineRule="auto"/>
-        <w:jc w:val="both"/>
-        <w:rPr>
-          <w:rFonts w:ascii="Times New Roman" w:eastAsia="Times New Roman" w:hAnsi="Times New Roman" w:cs="Times New Roman"/>
-          <w:sz w:val="28"/>
-          <w:szCs w:val="28"/>
-        </w:rPr>
-      </w:pPr>
-    </w:p>
-    <w:p>
-      <w:pPr>
-        <w:keepNext/>
-        <w:keepLines/>
-        <w:tabs>
-          <w:tab w:val="right" w:pos="9345"/>
-        </w:tabs>
-        <w:spacing w:after="100" w:line="257" w:lineRule="auto"/>
-        <w:jc w:val="both"/>
-        <w:rPr>
-          <w:rFonts w:ascii="Times New Roman" w:eastAsia="Times New Roman" w:hAnsi="Times New Roman" w:cs="Times New Roman"/>
-          <w:sz w:val="28"/>
-          <w:szCs w:val="28"/>
-        </w:rPr>
-      </w:pPr>
-    </w:p>
-    <w:p>
-      <w:pPr>
-        <w:keepNext/>
-        <w:keepLines/>
-        <w:tabs>
-          <w:tab w:val="right" w:pos="9345"/>
-        </w:tabs>
-        <w:spacing w:after="100" w:line="257" w:lineRule="auto"/>
-        <w:jc w:val="both"/>
-        <w:rPr>
-          <w:rFonts w:ascii="Times New Roman" w:eastAsia="Times New Roman" w:hAnsi="Times New Roman" w:cs="Times New Roman"/>
-          <w:sz w:val="28"/>
-          <w:szCs w:val="28"/>
-        </w:rPr>
-      </w:pPr>
-    </w:p>
-    <w:p>
-      <w:pPr>
-        <w:keepNext/>
-        <w:keepLines/>
-        <w:tabs>
-          <w:tab w:val="right" w:pos="9345"/>
-        </w:tabs>
-        <w:spacing w:after="100" w:line="257" w:lineRule="auto"/>
-        <w:jc w:val="both"/>
-        <w:rPr>
-          <w:rFonts w:ascii="Times New Roman" w:eastAsia="Times New Roman" w:hAnsi="Times New Roman" w:cs="Times New Roman"/>
-          <w:sz w:val="28"/>
-          <w:szCs w:val="28"/>
-        </w:rPr>
-      </w:pPr>
-    </w:p>
-    <w:p>
-      <w:pPr>
-        <w:keepNext/>
-        <w:keepLines/>
-        <w:tabs>
-          <w:tab w:val="right" w:pos="9345"/>
-        </w:tabs>
-        <w:spacing w:after="100" w:line="257" w:lineRule="auto"/>
-        <w:jc w:val="both"/>
-        <w:rPr>
-          <w:rFonts w:ascii="Times New Roman" w:eastAsia="Times New Roman" w:hAnsi="Times New Roman" w:cs="Times New Roman"/>
-          <w:sz w:val="28"/>
-          <w:szCs w:val="28"/>
-        </w:rPr>
-      </w:pPr>
-    </w:p>
-    <w:p>
-      <w:pPr>
-        <w:keepNext/>
-        <w:keepLines/>
-        <w:tabs>
-          <w:tab w:val="right" w:pos="9345"/>
-        </w:tabs>
-        <w:spacing w:after="100" w:line="257" w:lineRule="auto"/>
-        <w:jc w:val="both"/>
-        <w:rPr>
-          <w:rFonts w:ascii="Times New Roman" w:eastAsia="Times New Roman" w:hAnsi="Times New Roman" w:cs="Times New Roman"/>
-          <w:sz w:val="28"/>
-          <w:szCs w:val="28"/>
-        </w:rPr>
-      </w:pPr>
-    </w:p>
-    <w:p>
-      <w:pPr>
-        <w:keepNext/>
-        <w:keepLines/>
-        <w:tabs>
-          <w:tab w:val="right" w:pos="9345"/>
-        </w:tabs>
-        <w:spacing w:after="100" w:line="257" w:lineRule="auto"/>
-        <w:jc w:val="both"/>
-        <w:rPr>
-          <w:rFonts w:ascii="Times New Roman" w:eastAsia="Times New Roman" w:hAnsi="Times New Roman" w:cs="Times New Roman"/>
-          <w:sz w:val="28"/>
-          <w:szCs w:val="28"/>
-        </w:rPr>
-      </w:pPr>
-    </w:p>
-    <w:p>
-      <w:pPr>
-        <w:keepNext/>
-        <w:keepLines/>
-        <w:tabs>
-          <w:tab w:val="right" w:pos="9345"/>
-        </w:tabs>
-        <w:spacing w:after="100" w:line="257" w:lineRule="auto"/>
-        <w:jc w:val="both"/>
-        <w:rPr>
-          <w:rFonts w:ascii="Times New Roman" w:eastAsia="Times New Roman" w:hAnsi="Times New Roman" w:cs="Times New Roman"/>
-          <w:sz w:val="28"/>
-          <w:szCs w:val="28"/>
-        </w:rPr>
-      </w:pPr>
-    </w:p>
-    <w:p>
-      <w:pPr>
-        <w:keepNext/>
-        <w:keepLines/>
-        <w:tabs>
-          <w:tab w:val="right" w:pos="9345"/>
-        </w:tabs>
-        <w:spacing w:after="100" w:line="257" w:lineRule="auto"/>
-        <w:jc w:val="center"/>
-        <w:rPr>
-          <w:rFonts w:ascii="Times New Roman" w:eastAsia="Times New Roman" w:hAnsi="Times New Roman" w:cs="Times New Roman"/>
-          <w:sz w:val="28"/>
-          <w:szCs w:val="28"/>
-        </w:rPr>
-        <w:sectPr>
-          <w:pgSz w:w="11909" w:h="16834"/>
-          <w:pgMar w:top="1440" w:right="1440" w:bottom="1440" w:left="1440" w:header="720" w:footer="720" w:gutter="0"/>
-          <w:cols w:space="720"/>
-        </w:sectPr>
-      </w:pPr>
-      <w:r>
-        <w:rPr>
-          <w:rFonts w:ascii="Times New Roman" w:eastAsia="Times New Roman" w:hAnsi="Times New Roman" w:cs="Times New Roman"/>
-          <w:sz w:val="28"/>
-          <w:szCs w:val="28"/>
-        </w:rPr>
-        <w:t>Рисунок 4.12 – последовательность действий выполнения программы тестировани</w:t>
-      </w:r>
-    </w:p>
-    <w:p>
-      <w:pPr>
-        <w:keepNext/>
-        <w:keepLines/>
-        <w:tabs>
-          <w:tab w:val="right" w:pos="9345"/>
-        </w:tabs>
-        <w:spacing w:after="100" w:line="257" w:lineRule="auto"/>
-        <w:jc w:val="center"/>
-        <w:rPr>
-          <w:rFonts w:ascii="Times New Roman" w:eastAsia="Times New Roman" w:hAnsi="Times New Roman" w:cs="Times New Roman"/>
-          <w:sz w:val="28"/>
-          <w:szCs w:val="28"/>
-        </w:rPr>
-      </w:pPr>
+        <w:t>4.4 Функциональная схема блока управления командами</w:t>
+      </w:r>
     </w:p>
     <w:sectPr>
       <w:pgSz w:w="11906" w:h="16838"/>
